--- a/docs/Edward_Wonder_Mordey_Portfolio_Owners_Handbook.docx
+++ b/docs/Edward_Wonder_Mordey_Portfolio_Owners_Handbook.docx
@@ -4,17 +4,42 @@
   <w:body>
     <w:p>
       <w:pPr>
-        <w:spacing w:before="1600"/>
+        <w:spacing w:after="200"/>
         <w:jc w:val="center"/>
       </w:pPr>
       <w:r>
-        <w:rPr>
-          <w:rFonts w:ascii="Aptos" w:hAnsi="Aptos"/>
-          <w:b/>
-          <w:color w:val="335A46"/>
-          <w:sz w:val="28"/>
-        </w:rPr>
-        <w:t>EDWARD WONDER MORDEY</w:t>
+        <w:drawing>
+          <wp:inline xmlns:a="http://schemas.openxmlformats.org/drawingml/2006/main" xmlns:pic="http://schemas.openxmlformats.org/drawingml/2006/picture">
+            <wp:extent cx="1143000" cy="1143000"/>
+            <wp:docPr id="1" name="Picture 1"/>
+            <wp:cNvGraphicFramePr>
+              <a:graphicFrameLocks noChangeAspect="1"/>
+            </wp:cNvGraphicFramePr>
+            <a:graphic>
+              <a:graphicData uri="http://schemas.openxmlformats.org/drawingml/2006/picture">
+                <pic:pic>
+                  <pic:nvPicPr>
+                    <pic:cNvPr id="0" name="20251020_190145.png"/>
+                    <pic:cNvPicPr/>
+                  </pic:nvPicPr>
+                  <pic:blipFill>
+                    <a:blip r:embed="rId9"/>
+                    <a:stretch>
+                      <a:fillRect/>
+                    </a:stretch>
+                  </pic:blipFill>
+                  <pic:spPr>
+                    <a:xfrm>
+                      <a:off x="0" y="0"/>
+                      <a:ext cx="1143000" cy="1143000"/>
+                    </a:xfrm>
+                    <a:prstGeom prst="rect"/>
+                  </pic:spPr>
+                </pic:pic>
+              </a:graphicData>
+            </a:graphic>
+          </wp:inline>
+        </w:drawing>
       </w:r>
     </w:p>
     <w:p>
@@ -23,13 +48,7 @@
         <w:jc w:val="center"/>
       </w:pPr>
       <w:r>
-        <w:rPr>
-          <w:rFonts w:ascii="Aptos" w:hAnsi="Aptos"/>
-          <w:b/>
-          <w:color w:val="000000"/>
-          <w:sz w:val="58"/>
-        </w:rPr>
-        <w:t>Portfolio Website Owner’s Handbook</w:t>
+        <w:t>EDWARD WONDER MORDEY</w:t>
       </w:r>
     </w:p>
     <w:p>
@@ -38,41 +57,184 @@
       </w:pPr>
       <w:r>
         <w:rPr>
-          <w:rFonts w:ascii="Aptos" w:hAnsi="Aptos"/>
-          <w:color w:val="335A46"/>
-          <w:sz w:val="28"/>
+          <w:b/>
+          <w:color w:val="142335"/>
+          <w:sz w:val="32"/>
         </w:rPr>
-        <w:t>IT · Engineering · Service</w:t>
-        <w:br/>
-        <w:t>Building systems with purpose.</w:t>
+        <w:t>PORTFOLIO WEBSITE OWNER’S HANDBOOK</w:t>
       </w:r>
     </w:p>
     <w:p>
       <w:pPr>
-        <w:spacing w:before="600"/>
         <w:jc w:val="center"/>
       </w:pPr>
       <w:r>
         <w:rPr>
-          <w:rFonts w:ascii="Aptos" w:hAnsi="Aptos"/>
-          <w:color w:val="637168"/>
-          <w:sz w:val="22"/>
+          <w:i/>
+          <w:color w:val="5E6874"/>
         </w:rPr>
-        <w:t>A practical guide to updating and maintaining the professional portfolio.</w:t>
+        <w:t>A practical guide to maintaining the portfolio, work samples, academic profile and website</w:t>
       </w:r>
     </w:p>
     <w:p>
       <w:pPr>
-        <w:spacing w:before="1400"/>
         <w:jc w:val="center"/>
       </w:pPr>
       <w:r>
         <w:rPr>
-          <w:rFonts w:ascii="Aptos" w:hAnsi="Aptos"/>
-          <w:color w:val="335A46"/>
-          <w:sz w:val="20"/>
+          <w:color w:val="D89934"/>
         </w:rPr>
-        <w:t>https://edward-wonder-mordey.github.io/portfolio/</w:t>
+        <w:t>IT · Engineering · Service  |  Building systems with purpose</w:t>
+      </w:r>
+    </w:p>
+    <w:p/>
+    <w:tbl>
+      <w:tblPr>
+        <w:tblStyle w:val="LightShading-Accent1"/>
+        <w:tblW w:type="auto" w:w="0"/>
+        <w:jc w:val="center"/>
+        <w:tblLook w:firstColumn="1" w:firstRow="1" w:lastColumn="0" w:lastRow="0" w:noHBand="0" w:noVBand="1" w:val="04A0"/>
+      </w:tblPr>
+      <w:tblGrid>
+        <w:gridCol w:w="4939"/>
+        <w:gridCol w:w="4939"/>
+      </w:tblGrid>
+      <w:tr>
+        <w:tc>
+          <w:tcPr>
+            <w:tcW w:type="dxa" w:w="4939"/>
+            <w:vAlign w:val="center"/>
+            <w:shd w:fill="F7F5EF"/>
+          </w:tcPr>
+          <w:p>
+            <w:r>
+              <w:rPr>
+                <w:rFonts w:ascii="Aptos" w:hAnsi="Aptos"/>
+                <w:sz w:val="18"/>
+              </w:rPr>
+              <w:t>Live website</w:t>
+            </w:r>
+          </w:p>
+        </w:tc>
+        <w:tc>
+          <w:tcPr>
+            <w:tcW w:type="dxa" w:w="4939"/>
+            <w:vAlign w:val="center"/>
+          </w:tcPr>
+          <w:p>
+            <w:r>
+              <w:rPr>
+                <w:rFonts w:ascii="Aptos" w:hAnsi="Aptos"/>
+                <w:sz w:val="18"/>
+              </w:rPr>
+              <w:t>https://edward-wonder-mordey.github.io/portfolio/</w:t>
+            </w:r>
+          </w:p>
+        </w:tc>
+      </w:tr>
+      <w:tr>
+        <w:tc>
+          <w:tcPr>
+            <w:tcW w:type="dxa" w:w="4939"/>
+            <w:vAlign w:val="center"/>
+            <w:shd w:fill="F7F5EF"/>
+          </w:tcPr>
+          <w:p>
+            <w:r>
+              <w:rPr>
+                <w:rFonts w:ascii="Aptos" w:hAnsi="Aptos"/>
+                <w:sz w:val="18"/>
+              </w:rPr>
+              <w:t>GitHub repository</w:t>
+            </w:r>
+          </w:p>
+        </w:tc>
+        <w:tc>
+          <w:tcPr>
+            <w:tcW w:type="dxa" w:w="4939"/>
+            <w:vAlign w:val="center"/>
+          </w:tcPr>
+          <w:p>
+            <w:r>
+              <w:rPr>
+                <w:rFonts w:ascii="Aptos" w:hAnsi="Aptos"/>
+                <w:sz w:val="18"/>
+              </w:rPr>
+              <w:t>Edward-Wonder-Mordey/portfolio</w:t>
+            </w:r>
+          </w:p>
+        </w:tc>
+      </w:tr>
+      <w:tr>
+        <w:tc>
+          <w:tcPr>
+            <w:tcW w:type="dxa" w:w="4939"/>
+            <w:vAlign w:val="center"/>
+            <w:shd w:fill="F7F5EF"/>
+          </w:tcPr>
+          <w:p>
+            <w:r>
+              <w:rPr>
+                <w:rFonts w:ascii="Aptos" w:hAnsi="Aptos"/>
+                <w:sz w:val="18"/>
+              </w:rPr>
+              <w:t>Contact</w:t>
+            </w:r>
+          </w:p>
+        </w:tc>
+        <w:tc>
+          <w:tcPr>
+            <w:tcW w:type="dxa" w:w="4939"/>
+            <w:vAlign w:val="center"/>
+          </w:tcPr>
+          <w:p>
+            <w:r>
+              <w:rPr>
+                <w:rFonts w:ascii="Aptos" w:hAnsi="Aptos"/>
+                <w:sz w:val="18"/>
+              </w:rPr>
+              <w:t>edwardwondermordey@gmail.com</w:t>
+            </w:r>
+          </w:p>
+        </w:tc>
+      </w:tr>
+      <w:tr>
+        <w:tc>
+          <w:tcPr>
+            <w:tcW w:type="dxa" w:w="4939"/>
+            <w:vAlign w:val="center"/>
+            <w:shd w:fill="F7F5EF"/>
+          </w:tcPr>
+          <w:p>
+            <w:r>
+              <w:rPr>
+                <w:rFonts w:ascii="Aptos" w:hAnsi="Aptos"/>
+                <w:sz w:val="18"/>
+              </w:rPr>
+              <w:t>Handbook version</w:t>
+            </w:r>
+          </w:p>
+        </w:tc>
+        <w:tc>
+          <w:tcPr>
+            <w:tcW w:type="dxa" w:w="4939"/>
+            <w:vAlign w:val="center"/>
+          </w:tcPr>
+          <w:p>
+            <w:r>
+              <w:rPr>
+                <w:rFonts w:ascii="Aptos" w:hAnsi="Aptos"/>
+                <w:sz w:val="18"/>
+              </w:rPr>
+              <w:t>Version 1.1 — 21 October 2026</w:t>
+            </w:r>
+          </w:p>
+        </w:tc>
+      </w:tr>
+    </w:tbl>
+    <w:p>
+      <w:r>
+        <w:t>Keep this handbook with the website source. Update it when the page structure, projects, academic record, analytics or contact details change.</w:t>
       </w:r>
     </w:p>
     <w:p>
@@ -83,99 +245,86 @@
     <w:p>
       <w:pPr>
         <w:pStyle w:val="Heading1"/>
-        <w:keepNext/>
       </w:pPr>
       <w:r>
-        <w:t>1. Purpose and safe editing</w:t>
+        <w:t>1. How to Use This Handbook</w:t>
       </w:r>
     </w:p>
     <w:p>
-      <w:pPr>
-        <w:spacing w:after="120" w:line="269" w:lineRule="auto"/>
-      </w:pPr>
       <w:r>
-        <w:rPr>
-          <w:rFonts w:ascii="Aptos" w:hAnsi="Aptos"/>
-          <w:color w:val="1D2924"/>
-          <w:sz w:val="18"/>
-        </w:rPr>
-        <w:t>This handbook explains how the portfolio is organized, where to change common content, and how to publish updates. The website is a public record of technical work, education, communication and service. Keep every public statement accurate and remove confidential details from examples.</w:t>
+        <w:t>This handbook is for both technical and non-technical readers. It explains where the public portfolio content lives, how to make common changes safely, how deployment works, and what to test after publishing.</w:t>
       </w:r>
     </w:p>
     <w:p>
       <w:pPr>
         <w:pStyle w:val="Heading2"/>
-        <w:keepNext/>
       </w:pPr>
       <w:r>
-        <w:t>Before each update</w:t>
+        <w:t>Safe editing rules</w:t>
       </w:r>
     </w:p>
     <w:p>
       <w:pPr>
-        <w:spacing w:after="80"/>
-        <w:ind w:left="312" w:hanging="312"/>
+        <w:pStyle w:val="ListBullet"/>
       </w:pPr>
       <w:r>
-        <w:t>1. Open the live site and identify the exact section, card, image or link to change.</w:t>
+        <w:t>Make one logical update at a time and keep a copy of the last working version.</w:t>
       </w:r>
     </w:p>
     <w:p>
       <w:pPr>
-        <w:spacing w:after="80"/>
-        <w:ind w:left="312" w:hanging="312"/>
+        <w:pStyle w:val="ListBullet"/>
       </w:pPr>
       <w:r>
-        <w:t>2. Edit the main branch in the portfolio repository. Preserve the current structure and accessibility text.</w:t>
+        <w:t>Change text, project descriptions, links or images only in the documented source files.</w:t>
       </w:r>
     </w:p>
     <w:p>
       <w:pPr>
-        <w:spacing w:after="80"/>
-        <w:ind w:left="312" w:hanging="312"/>
+        <w:pStyle w:val="ListBullet"/>
       </w:pPr>
       <w:r>
-        <w:t>3. Review the change, all links and images, then run a production build when working locally.</w:t>
+        <w:t>Do not commit passwords, private keys, confidential client records or unpublished personal documents to the public repository.</w:t>
       </w:r>
     </w:p>
     <w:p>
       <w:pPr>
-        <w:spacing w:after="80"/>
-        <w:ind w:left="312" w:hanging="312"/>
+        <w:pStyle w:val="ListBullet"/>
       </w:pPr>
       <w:r>
-        <w:t>4. Wait for GitHub Actions to complete successfully. Check the live page on desktop and mobile.</w:t>
+        <w:t>Wait for the latest GitHub Actions deployment to succeed, then test the live page on desktop and mobile.</w:t>
+      </w:r>
+    </w:p>
+    <w:p>
+      <w:pPr>
+        <w:pStyle w:val="Heading1"/>
+      </w:pPr>
+      <w:r>
+        <w:t>2. Website Overview</w:t>
+      </w:r>
+    </w:p>
+    <w:p>
+      <w:r>
+        <w:t>The portfolio is a public React website built with Vite and hosted through GitHub Pages. The main site is a single-page experience with section links. The source branch is main; GitHub Actions builds and publishes the site after approved commits.</w:t>
       </w:r>
     </w:p>
     <w:tbl>
       <w:tblPr>
+        <w:tblStyle w:val="LightShading-Accent1"/>
         <w:tblW w:type="auto" w:w="0"/>
         <w:jc w:val="center"/>
         <w:tblLook w:firstColumn="1" w:firstRow="1" w:lastColumn="0" w:lastRow="0" w:noHBand="0" w:noVBand="1" w:val="04A0"/>
       </w:tblPr>
       <w:tblGrid>
-        <w:gridCol w:w="3400"/>
-        <w:gridCol w:w="3400"/>
-        <w:gridCol w:w="3400"/>
+        <w:gridCol w:w="4939"/>
+        <w:gridCol w:w="4939"/>
       </w:tblGrid>
       <w:tr>
-        <w:trPr>
-          <w:cantSplit/>
-          <w:tblHeader w:val="true"/>
-        </w:trPr>
         <w:tc>
           <w:tcPr>
-            <w:tcW w:type="dxa" w:w="3400"/>
-            <w:shd w:fill="263C32"/>
-            <w:tcBorders>
-              <w:top w:val="single" w:sz="4" w:color="D6DED8"/>
-              <w:left w:val="single" w:sz="4" w:color="D6DED8"/>
-              <w:bottom w:val="single" w:sz="4" w:color="D6DED8"/>
-              <w:right w:val="single" w:sz="4" w:color="D6DED8"/>
-              <w:insideH w:val="single" w:sz="4" w:color="D6DED8"/>
-              <w:insideV w:val="single" w:sz="4" w:color="D6DED8"/>
-            </w:tcBorders>
+            <w:tcW w:type="dxa" w:w="4939"/>
             <w:vAlign w:val="center"/>
+            <w:shd w:fill="142335"/>
           </w:tcPr>
           <w:p>
             <w:r>
@@ -183,25 +332,17 @@
                 <w:rFonts w:ascii="Aptos" w:hAnsi="Aptos"/>
                 <w:b/>
                 <w:color w:val="FFFFFF"/>
-                <w:sz w:val="16"/>
+                <w:sz w:val="18"/>
               </w:rPr>
-              <w:t>Change level</w:t>
+              <w:t>Item</w:t>
             </w:r>
           </w:p>
         </w:tc>
         <w:tc>
           <w:tcPr>
-            <w:tcW w:type="dxa" w:w="3400"/>
-            <w:shd w:fill="263C32"/>
-            <w:tcBorders>
-              <w:top w:val="single" w:sz="4" w:color="D6DED8"/>
-              <w:left w:val="single" w:sz="4" w:color="D6DED8"/>
-              <w:bottom w:val="single" w:sz="4" w:color="D6DED8"/>
-              <w:right w:val="single" w:sz="4" w:color="D6DED8"/>
-              <w:insideH w:val="single" w:sz="4" w:color="D6DED8"/>
-              <w:insideV w:val="single" w:sz="4" w:color="D6DED8"/>
-            </w:tcBorders>
+            <w:tcW w:type="dxa" w:w="4939"/>
             <w:vAlign w:val="center"/>
+            <w:shd w:fill="142335"/>
           </w:tcPr>
           <w:p>
             <w:r>
@@ -209,25 +350,205 @@
                 <w:rFonts w:ascii="Aptos" w:hAnsi="Aptos"/>
                 <w:b/>
                 <w:color w:val="FFFFFF"/>
-                <w:sz w:val="16"/>
+                <w:sz w:val="18"/>
               </w:rPr>
-              <w:t>Examples</w:t>
+              <w:t>Current value</w:t>
+            </w:r>
+          </w:p>
+        </w:tc>
+      </w:tr>
+      <w:tr>
+        <w:tc>
+          <w:tcPr>
+            <w:tcW w:type="dxa" w:w="4939"/>
+            <w:vAlign w:val="center"/>
+          </w:tcPr>
+          <w:p>
+            <w:r>
+              <w:rPr>
+                <w:rFonts w:ascii="Aptos" w:hAnsi="Aptos"/>
+                <w:sz w:val="18"/>
+              </w:rPr>
+              <w:t>Primary URL</w:t>
             </w:r>
           </w:p>
         </w:tc>
         <w:tc>
           <w:tcPr>
-            <w:tcW w:type="dxa" w:w="3400"/>
-            <w:shd w:fill="263C32"/>
-            <w:tcBorders>
-              <w:top w:val="single" w:sz="4" w:color="D6DED8"/>
-              <w:left w:val="single" w:sz="4" w:color="D6DED8"/>
-              <w:bottom w:val="single" w:sz="4" w:color="D6DED8"/>
-              <w:right w:val="single" w:sz="4" w:color="D6DED8"/>
-              <w:insideH w:val="single" w:sz="4" w:color="D6DED8"/>
-              <w:insideV w:val="single" w:sz="4" w:color="D6DED8"/>
-            </w:tcBorders>
+            <w:tcW w:type="dxa" w:w="4939"/>
             <w:vAlign w:val="center"/>
+          </w:tcPr>
+          <w:p>
+            <w:r>
+              <w:rPr>
+                <w:rFonts w:ascii="Aptos" w:hAnsi="Aptos"/>
+                <w:sz w:val="18"/>
+              </w:rPr>
+              <w:t>https://edward-wonder-mordey.github.io/portfolio/</w:t>
+            </w:r>
+          </w:p>
+        </w:tc>
+      </w:tr>
+      <w:tr>
+        <w:tc>
+          <w:tcPr>
+            <w:tcW w:type="dxa" w:w="4939"/>
+            <w:vAlign w:val="center"/>
+          </w:tcPr>
+          <w:p>
+            <w:r>
+              <w:rPr>
+                <w:rFonts w:ascii="Aptos" w:hAnsi="Aptos"/>
+                <w:sz w:val="18"/>
+              </w:rPr>
+              <w:t>Repository</w:t>
+            </w:r>
+          </w:p>
+        </w:tc>
+        <w:tc>
+          <w:tcPr>
+            <w:tcW w:type="dxa" w:w="4939"/>
+            <w:vAlign w:val="center"/>
+          </w:tcPr>
+          <w:p>
+            <w:r>
+              <w:rPr>
+                <w:rFonts w:ascii="Aptos" w:hAnsi="Aptos"/>
+                <w:sz w:val="18"/>
+              </w:rPr>
+              <w:t>Edward-Wonder-Mordey/portfolio</w:t>
+            </w:r>
+          </w:p>
+        </w:tc>
+      </w:tr>
+      <w:tr>
+        <w:tc>
+          <w:tcPr>
+            <w:tcW w:type="dxa" w:w="4939"/>
+            <w:vAlign w:val="center"/>
+          </w:tcPr>
+          <w:p>
+            <w:r>
+              <w:rPr>
+                <w:rFonts w:ascii="Aptos" w:hAnsi="Aptos"/>
+                <w:sz w:val="18"/>
+              </w:rPr>
+              <w:t>Source branch</w:t>
+            </w:r>
+          </w:p>
+        </w:tc>
+        <w:tc>
+          <w:tcPr>
+            <w:tcW w:type="dxa" w:w="4939"/>
+            <w:vAlign w:val="center"/>
+          </w:tcPr>
+          <w:p>
+            <w:r>
+              <w:rPr>
+                <w:rFonts w:ascii="Aptos" w:hAnsi="Aptos"/>
+                <w:sz w:val="18"/>
+              </w:rPr>
+              <w:t>main</w:t>
+            </w:r>
+          </w:p>
+        </w:tc>
+      </w:tr>
+      <w:tr>
+        <w:tc>
+          <w:tcPr>
+            <w:tcW w:type="dxa" w:w="4939"/>
+            <w:vAlign w:val="center"/>
+          </w:tcPr>
+          <w:p>
+            <w:r>
+              <w:rPr>
+                <w:rFonts w:ascii="Aptos" w:hAnsi="Aptos"/>
+                <w:sz w:val="18"/>
+              </w:rPr>
+              <w:t>Deployment</w:t>
+            </w:r>
+          </w:p>
+        </w:tc>
+        <w:tc>
+          <w:tcPr>
+            <w:tcW w:type="dxa" w:w="4939"/>
+            <w:vAlign w:val="center"/>
+          </w:tcPr>
+          <w:p>
+            <w:r>
+              <w:rPr>
+                <w:rFonts w:ascii="Aptos" w:hAnsi="Aptos"/>
+                <w:sz w:val="18"/>
+              </w:rPr>
+              <w:t>GitHub Actions → GitHub Pages</w:t>
+            </w:r>
+          </w:p>
+        </w:tc>
+      </w:tr>
+      <w:tr>
+        <w:tc>
+          <w:tcPr>
+            <w:tcW w:type="dxa" w:w="4939"/>
+            <w:vAlign w:val="center"/>
+          </w:tcPr>
+          <w:p>
+            <w:r>
+              <w:rPr>
+                <w:rFonts w:ascii="Aptos" w:hAnsi="Aptos"/>
+                <w:sz w:val="18"/>
+              </w:rPr>
+              <w:t>Analytics</w:t>
+            </w:r>
+          </w:p>
+        </w:tc>
+        <w:tc>
+          <w:tcPr>
+            <w:tcW w:type="dxa" w:w="4939"/>
+            <w:vAlign w:val="center"/>
+          </w:tcPr>
+          <w:p>
+            <w:r>
+              <w:rPr>
+                <w:rFonts w:ascii="Aptos" w:hAnsi="Aptos"/>
+                <w:sz w:val="18"/>
+              </w:rPr>
+              <w:t>Google Analytics 4 tag in index.html; G-KC48HE35N7</w:t>
+            </w:r>
+          </w:p>
+        </w:tc>
+      </w:tr>
+    </w:tbl>
+    <w:p>
+      <w:pPr>
+        <w:pStyle w:val="Heading1"/>
+      </w:pPr>
+      <w:r>
+        <w:t>3. Current Page Structure</w:t>
+      </w:r>
+    </w:p>
+    <w:p>
+      <w:r>
+        <w:t>The home page currently presents the following sections in order:</w:t>
+      </w:r>
+    </w:p>
+    <w:tbl>
+      <w:tblPr>
+        <w:tblStyle w:val="LightShading-Accent1"/>
+        <w:tblW w:type="auto" w:w="0"/>
+        <w:jc w:val="center"/>
+        <w:tblLook w:firstColumn="1" w:firstRow="1" w:lastColumn="0" w:lastRow="0" w:noHBand="0" w:noVBand="1" w:val="04A0"/>
+      </w:tblPr>
+      <w:tblGrid>
+        <w:gridCol w:w="3293"/>
+        <w:gridCol w:w="3293"/>
+        <w:gridCol w:w="3293"/>
+      </w:tblGrid>
+      <w:tr>
+        <w:tc>
+          <w:tcPr>
+            <w:tcW w:type="dxa" w:w="3293"/>
+            <w:vAlign w:val="center"/>
+            <w:shd w:fill="142335"/>
           </w:tcPr>
           <w:p>
             <w:r>
@@ -235,293 +556,17 @@
                 <w:rFonts w:ascii="Aptos" w:hAnsi="Aptos"/>
                 <w:b/>
                 <w:color w:val="FFFFFF"/>
-                <w:sz w:val="16"/>
+                <w:sz w:val="18"/>
               </w:rPr>
-              <w:t>Review needed</w:t>
-            </w:r>
-          </w:p>
-        </w:tc>
-      </w:tr>
-      <w:tr>
-        <w:trPr>
-          <w:cantSplit/>
-        </w:trPr>
-        <w:tc>
-          <w:tcPr>
-            <w:tcW w:type="dxa" w:w="3400"/>
-            <w:shd w:fill="FFFFFF"/>
-            <w:tcBorders>
-              <w:top w:val="single" w:sz="4" w:color="D6DED8"/>
-              <w:left w:val="single" w:sz="4" w:color="D6DED8"/>
-              <w:bottom w:val="single" w:sz="4" w:color="D6DED8"/>
-              <w:right w:val="single" w:sz="4" w:color="D6DED8"/>
-              <w:insideH w:val="single" w:sz="4" w:color="D6DED8"/>
-              <w:insideV w:val="single" w:sz="4" w:color="D6DED8"/>
-            </w:tcBorders>
-            <w:vAlign w:val="center"/>
-          </w:tcPr>
-          <w:p>
-            <w:r>
-              <w:rPr>
-                <w:rFonts w:ascii="Aptos" w:hAnsi="Aptos"/>
-                <w:color w:val="1D2924"/>
-                <w:sz w:val="16"/>
-              </w:rPr>
-              <w:t>Content</w:t>
+              <w:t>Order</w:t>
             </w:r>
           </w:p>
         </w:tc>
         <w:tc>
           <w:tcPr>
-            <w:tcW w:type="dxa" w:w="3400"/>
-            <w:shd w:fill="FFFFFF"/>
-            <w:tcBorders>
-              <w:top w:val="single" w:sz="4" w:color="D6DED8"/>
-              <w:left w:val="single" w:sz="4" w:color="D6DED8"/>
-              <w:bottom w:val="single" w:sz="4" w:color="D6DED8"/>
-              <w:right w:val="single" w:sz="4" w:color="D6DED8"/>
-              <w:insideH w:val="single" w:sz="4" w:color="D6DED8"/>
-              <w:insideV w:val="single" w:sz="4" w:color="D6DED8"/>
-            </w:tcBorders>
+            <w:tcW w:type="dxa" w:w="3293"/>
             <w:vAlign w:val="center"/>
-          </w:tcPr>
-          <w:p>
-            <w:r>
-              <w:rPr>
-                <w:rFonts w:ascii="Aptos" w:hAnsi="Aptos"/>
-                <w:color w:val="1D2924"/>
-                <w:sz w:val="16"/>
-              </w:rPr>
-              <w:t>Text, contact details, project description or image</w:t>
-            </w:r>
-          </w:p>
-        </w:tc>
-        <w:tc>
-          <w:tcPr>
-            <w:tcW w:type="dxa" w:w="3400"/>
-            <w:shd w:fill="FFFFFF"/>
-            <w:tcBorders>
-              <w:top w:val="single" w:sz="4" w:color="D6DED8"/>
-              <w:left w:val="single" w:sz="4" w:color="D6DED8"/>
-              <w:bottom w:val="single" w:sz="4" w:color="D6DED8"/>
-              <w:right w:val="single" w:sz="4" w:color="D6DED8"/>
-              <w:insideH w:val="single" w:sz="4" w:color="D6DED8"/>
-              <w:insideV w:val="single" w:sz="4" w:color="D6DED8"/>
-            </w:tcBorders>
-            <w:vAlign w:val="center"/>
-          </w:tcPr>
-          <w:p>
-            <w:r>
-              <w:rPr>
-                <w:rFonts w:ascii="Aptos" w:hAnsi="Aptos"/>
-                <w:color w:val="1D2924"/>
-                <w:sz w:val="16"/>
-              </w:rPr>
-              <w:t>Verify every fact, date and link.</w:t>
-            </w:r>
-          </w:p>
-        </w:tc>
-      </w:tr>
-      <w:tr>
-        <w:trPr>
-          <w:cantSplit/>
-        </w:trPr>
-        <w:tc>
-          <w:tcPr>
-            <w:tcW w:type="dxa" w:w="3400"/>
-            <w:shd w:fill="F2F5F2"/>
-            <w:tcBorders>
-              <w:top w:val="single" w:sz="4" w:color="D6DED8"/>
-              <w:left w:val="single" w:sz="4" w:color="D6DED8"/>
-              <w:bottom w:val="single" w:sz="4" w:color="D6DED8"/>
-              <w:right w:val="single" w:sz="4" w:color="D6DED8"/>
-              <w:insideH w:val="single" w:sz="4" w:color="D6DED8"/>
-              <w:insideV w:val="single" w:sz="4" w:color="D6DED8"/>
-            </w:tcBorders>
-            <w:vAlign w:val="center"/>
-          </w:tcPr>
-          <w:p>
-            <w:r>
-              <w:rPr>
-                <w:rFonts w:ascii="Aptos" w:hAnsi="Aptos"/>
-                <w:color w:val="1D2924"/>
-                <w:sz w:val="16"/>
-              </w:rPr>
-              <w:t>Design</w:t>
-            </w:r>
-          </w:p>
-        </w:tc>
-        <w:tc>
-          <w:tcPr>
-            <w:tcW w:type="dxa" w:w="3400"/>
-            <w:shd w:fill="F2F5F2"/>
-            <w:tcBorders>
-              <w:top w:val="single" w:sz="4" w:color="D6DED8"/>
-              <w:left w:val="single" w:sz="4" w:color="D6DED8"/>
-              <w:bottom w:val="single" w:sz="4" w:color="D6DED8"/>
-              <w:right w:val="single" w:sz="4" w:color="D6DED8"/>
-              <w:insideH w:val="single" w:sz="4" w:color="D6DED8"/>
-              <w:insideV w:val="single" w:sz="4" w:color="D6DED8"/>
-            </w:tcBorders>
-            <w:vAlign w:val="center"/>
-          </w:tcPr>
-          <w:p>
-            <w:r>
-              <w:rPr>
-                <w:rFonts w:ascii="Aptos" w:hAnsi="Aptos"/>
-                <w:color w:val="1D2924"/>
-                <w:sz w:val="16"/>
-              </w:rPr>
-              <w:t>Section order, spacing, colors or mobile behavior</w:t>
-            </w:r>
-          </w:p>
-        </w:tc>
-        <w:tc>
-          <w:tcPr>
-            <w:tcW w:type="dxa" w:w="3400"/>
-            <w:shd w:fill="F2F5F2"/>
-            <w:tcBorders>
-              <w:top w:val="single" w:sz="4" w:color="D6DED8"/>
-              <w:left w:val="single" w:sz="4" w:color="D6DED8"/>
-              <w:bottom w:val="single" w:sz="4" w:color="D6DED8"/>
-              <w:right w:val="single" w:sz="4" w:color="D6DED8"/>
-              <w:insideH w:val="single" w:sz="4" w:color="D6DED8"/>
-              <w:insideV w:val="single" w:sz="4" w:color="D6DED8"/>
-            </w:tcBorders>
-            <w:vAlign w:val="center"/>
-          </w:tcPr>
-          <w:p>
-            <w:r>
-              <w:rPr>
-                <w:rFonts w:ascii="Aptos" w:hAnsi="Aptos"/>
-                <w:color w:val="1D2924"/>
-                <w:sz w:val="16"/>
-              </w:rPr>
-              <w:t>Test keyboard use, reduced motion and phone layout.</w:t>
-            </w:r>
-          </w:p>
-        </w:tc>
-      </w:tr>
-      <w:tr>
-        <w:trPr>
-          <w:cantSplit/>
-        </w:trPr>
-        <w:tc>
-          <w:tcPr>
-            <w:tcW w:type="dxa" w:w="3400"/>
-            <w:shd w:fill="FFFFFF"/>
-            <w:tcBorders>
-              <w:top w:val="single" w:sz="4" w:color="D6DED8"/>
-              <w:left w:val="single" w:sz="4" w:color="D6DED8"/>
-              <w:bottom w:val="single" w:sz="4" w:color="D6DED8"/>
-              <w:right w:val="single" w:sz="4" w:color="D6DED8"/>
-              <w:insideH w:val="single" w:sz="4" w:color="D6DED8"/>
-              <w:insideV w:val="single" w:sz="4" w:color="D6DED8"/>
-            </w:tcBorders>
-            <w:vAlign w:val="center"/>
-          </w:tcPr>
-          <w:p>
-            <w:r>
-              <w:rPr>
-                <w:rFonts w:ascii="Aptos" w:hAnsi="Aptos"/>
-                <w:color w:val="1D2924"/>
-                <w:sz w:val="16"/>
-              </w:rPr>
-              <w:t>Technical</w:t>
-            </w:r>
-          </w:p>
-        </w:tc>
-        <w:tc>
-          <w:tcPr>
-            <w:tcW w:type="dxa" w:w="3400"/>
-            <w:shd w:fill="FFFFFF"/>
-            <w:tcBorders>
-              <w:top w:val="single" w:sz="4" w:color="D6DED8"/>
-              <w:left w:val="single" w:sz="4" w:color="D6DED8"/>
-              <w:bottom w:val="single" w:sz="4" w:color="D6DED8"/>
-              <w:right w:val="single" w:sz="4" w:color="D6DED8"/>
-              <w:insideH w:val="single" w:sz="4" w:color="D6DED8"/>
-              <w:insideV w:val="single" w:sz="4" w:color="D6DED8"/>
-            </w:tcBorders>
-            <w:vAlign w:val="center"/>
-          </w:tcPr>
-          <w:p>
-            <w:r>
-              <w:rPr>
-                <w:rFonts w:ascii="Aptos" w:hAnsi="Aptos"/>
-                <w:color w:val="1D2924"/>
-                <w:sz w:val="16"/>
-              </w:rPr>
-              <w:t>Dependencies, workflow, build settings or security</w:t>
-            </w:r>
-          </w:p>
-        </w:tc>
-        <w:tc>
-          <w:tcPr>
-            <w:tcW w:type="dxa" w:w="3400"/>
-            <w:shd w:fill="FFFFFF"/>
-            <w:tcBorders>
-              <w:top w:val="single" w:sz="4" w:color="D6DED8"/>
-              <w:left w:val="single" w:sz="4" w:color="D6DED8"/>
-              <w:bottom w:val="single" w:sz="4" w:color="D6DED8"/>
-              <w:right w:val="single" w:sz="4" w:color="D6DED8"/>
-              <w:insideH w:val="single" w:sz="4" w:color="D6DED8"/>
-              <w:insideV w:val="single" w:sz="4" w:color="D6DED8"/>
-            </w:tcBorders>
-            <w:vAlign w:val="center"/>
-          </w:tcPr>
-          <w:p>
-            <w:r>
-              <w:rPr>
-                <w:rFonts w:ascii="Aptos" w:hAnsi="Aptos"/>
-                <w:color w:val="1D2924"/>
-                <w:sz w:val="16"/>
-              </w:rPr>
-              <w:t>Back up and review the full change; run build and deployment checks.</w:t>
-            </w:r>
-          </w:p>
-        </w:tc>
-      </w:tr>
-    </w:tbl>
-    <w:p/>
-    <w:p>
-      <w:pPr>
-        <w:pStyle w:val="Heading1"/>
-        <w:keepNext/>
-      </w:pPr>
-      <w:r>
-        <w:t>2. Quick file finder</w:t>
-      </w:r>
-    </w:p>
-    <w:tbl>
-      <w:tblPr>
-        <w:tblW w:type="auto" w:w="0"/>
-        <w:jc w:val="center"/>
-        <w:tblLook w:firstColumn="1" w:firstRow="1" w:lastColumn="0" w:lastRow="0" w:noHBand="0" w:noVBand="1" w:val="04A0"/>
-      </w:tblPr>
-      <w:tblGrid>
-        <w:gridCol w:w="3400"/>
-        <w:gridCol w:w="3400"/>
-        <w:gridCol w:w="3400"/>
-      </w:tblGrid>
-      <w:tr>
-        <w:trPr>
-          <w:cantSplit/>
-          <w:tblHeader w:val="true"/>
-        </w:trPr>
-        <w:tc>
-          <w:tcPr>
-            <w:tcW w:type="dxa" w:w="3400"/>
-            <w:shd w:fill="263C32"/>
-            <w:tcBorders>
-              <w:top w:val="single" w:sz="4" w:color="D6DED8"/>
-              <w:left w:val="single" w:sz="4" w:color="D6DED8"/>
-              <w:bottom w:val="single" w:sz="4" w:color="D6DED8"/>
-              <w:right w:val="single" w:sz="4" w:color="D6DED8"/>
-              <w:insideH w:val="single" w:sz="4" w:color="D6DED8"/>
-              <w:insideV w:val="single" w:sz="4" w:color="D6DED8"/>
-            </w:tcBorders>
-            <w:vAlign w:val="center"/>
+            <w:shd w:fill="142335"/>
           </w:tcPr>
           <w:p>
             <w:r>
@@ -529,7 +574,919 @@
                 <w:rFonts w:ascii="Aptos" w:hAnsi="Aptos"/>
                 <w:b/>
                 <w:color w:val="FFFFFF"/>
-                <w:sz w:val="16"/>
+                <w:sz w:val="18"/>
+              </w:rPr>
+              <w:t>Section</w:t>
+            </w:r>
+          </w:p>
+        </w:tc>
+        <w:tc>
+          <w:tcPr>
+            <w:tcW w:type="dxa" w:w="3293"/>
+            <w:vAlign w:val="center"/>
+            <w:shd w:fill="142335"/>
+          </w:tcPr>
+          <w:p>
+            <w:r>
+              <w:rPr>
+                <w:rFonts w:ascii="Aptos" w:hAnsi="Aptos"/>
+                <w:b/>
+                <w:color w:val="FFFFFF"/>
+                <w:sz w:val="18"/>
+              </w:rPr>
+              <w:t>Purpose</w:t>
+            </w:r>
+          </w:p>
+        </w:tc>
+      </w:tr>
+      <w:tr>
+        <w:tc>
+          <w:tcPr>
+            <w:tcW w:type="dxa" w:w="3293"/>
+            <w:vAlign w:val="center"/>
+          </w:tcPr>
+          <w:p>
+            <w:r>
+              <w:rPr>
+                <w:rFonts w:ascii="Aptos" w:hAnsi="Aptos"/>
+                <w:sz w:val="18"/>
+              </w:rPr>
+              <w:t>1</w:t>
+            </w:r>
+          </w:p>
+        </w:tc>
+        <w:tc>
+          <w:tcPr>
+            <w:tcW w:type="dxa" w:w="3293"/>
+            <w:vAlign w:val="center"/>
+          </w:tcPr>
+          <w:p>
+            <w:r>
+              <w:rPr>
+                <w:rFonts w:ascii="Aptos" w:hAnsi="Aptos"/>
+                <w:sz w:val="18"/>
+              </w:rPr>
+              <w:t>Hero</w:t>
+            </w:r>
+          </w:p>
+        </w:tc>
+        <w:tc>
+          <w:tcPr>
+            <w:tcW w:type="dxa" w:w="3293"/>
+            <w:vAlign w:val="center"/>
+          </w:tcPr>
+          <w:p>
+            <w:r>
+              <w:rPr>
+                <w:rFonts w:ascii="Aptos" w:hAnsi="Aptos"/>
+                <w:sz w:val="18"/>
+              </w:rPr>
+              <w:t>Introduces Edward, role direction, location, CV and conversation links.</w:t>
+            </w:r>
+          </w:p>
+        </w:tc>
+      </w:tr>
+      <w:tr>
+        <w:tc>
+          <w:tcPr>
+            <w:tcW w:type="dxa" w:w="3293"/>
+            <w:vAlign w:val="center"/>
+          </w:tcPr>
+          <w:p>
+            <w:r>
+              <w:rPr>
+                <w:rFonts w:ascii="Aptos" w:hAnsi="Aptos"/>
+                <w:sz w:val="18"/>
+              </w:rPr>
+              <w:t>2</w:t>
+            </w:r>
+          </w:p>
+        </w:tc>
+        <w:tc>
+          <w:tcPr>
+            <w:tcW w:type="dxa" w:w="3293"/>
+            <w:vAlign w:val="center"/>
+          </w:tcPr>
+          <w:p>
+            <w:r>
+              <w:rPr>
+                <w:rFonts w:ascii="Aptos" w:hAnsi="Aptos"/>
+                <w:sz w:val="18"/>
+              </w:rPr>
+              <w:t>Areas of practice band</w:t>
+            </w:r>
+          </w:p>
+        </w:tc>
+        <w:tc>
+          <w:tcPr>
+            <w:tcW w:type="dxa" w:w="3293"/>
+            <w:vAlign w:val="center"/>
+          </w:tcPr>
+          <w:p>
+            <w:r>
+              <w:rPr>
+                <w:rFonts w:ascii="Aptos" w:hAnsi="Aptos"/>
+                <w:sz w:val="18"/>
+              </w:rPr>
+              <w:t>Highlights systems, engineering, service and continuous learning.</w:t>
+            </w:r>
+          </w:p>
+        </w:tc>
+      </w:tr>
+      <w:tr>
+        <w:tc>
+          <w:tcPr>
+            <w:tcW w:type="dxa" w:w="3293"/>
+            <w:vAlign w:val="center"/>
+          </w:tcPr>
+          <w:p>
+            <w:r>
+              <w:rPr>
+                <w:rFonts w:ascii="Aptos" w:hAnsi="Aptos"/>
+                <w:sz w:val="18"/>
+              </w:rPr>
+              <w:t>3</w:t>
+            </w:r>
+          </w:p>
+        </w:tc>
+        <w:tc>
+          <w:tcPr>
+            <w:tcW w:type="dxa" w:w="3293"/>
+            <w:vAlign w:val="center"/>
+          </w:tcPr>
+          <w:p>
+            <w:r>
+              <w:rPr>
+                <w:rFonts w:ascii="Aptos" w:hAnsi="Aptos"/>
+                <w:sz w:val="18"/>
+              </w:rPr>
+              <w:t>Current Focus</w:t>
+            </w:r>
+          </w:p>
+        </w:tc>
+        <w:tc>
+          <w:tcPr>
+            <w:tcW w:type="dxa" w:w="3293"/>
+            <w:vAlign w:val="center"/>
+          </w:tcPr>
+          <w:p>
+            <w:r>
+              <w:rPr>
+                <w:rFonts w:ascii="Aptos" w:hAnsi="Aptos"/>
+                <w:sz w:val="18"/>
+              </w:rPr>
+              <w:t>Shows the five active professional development areas near the top.</w:t>
+            </w:r>
+          </w:p>
+        </w:tc>
+      </w:tr>
+      <w:tr>
+        <w:tc>
+          <w:tcPr>
+            <w:tcW w:type="dxa" w:w="3293"/>
+            <w:vAlign w:val="center"/>
+          </w:tcPr>
+          <w:p>
+            <w:r>
+              <w:rPr>
+                <w:rFonts w:ascii="Aptos" w:hAnsi="Aptos"/>
+                <w:sz w:val="18"/>
+              </w:rPr>
+              <w:t>4</w:t>
+            </w:r>
+          </w:p>
+        </w:tc>
+        <w:tc>
+          <w:tcPr>
+            <w:tcW w:type="dxa" w:w="3293"/>
+            <w:vAlign w:val="center"/>
+          </w:tcPr>
+          <w:p>
+            <w:r>
+              <w:rPr>
+                <w:rFonts w:ascii="Aptos" w:hAnsi="Aptos"/>
+                <w:sz w:val="18"/>
+              </w:rPr>
+              <w:t>About</w:t>
+            </w:r>
+          </w:p>
+        </w:tc>
+        <w:tc>
+          <w:tcPr>
+            <w:tcW w:type="dxa" w:w="3293"/>
+            <w:vAlign w:val="center"/>
+          </w:tcPr>
+          <w:p>
+            <w:r>
+              <w:rPr>
+                <w:rFonts w:ascii="Aptos" w:hAnsi="Aptos"/>
+                <w:sz w:val="18"/>
+              </w:rPr>
+              <w:t>Explains technical background and work approach.</w:t>
+            </w:r>
+          </w:p>
+        </w:tc>
+      </w:tr>
+      <w:tr>
+        <w:tc>
+          <w:tcPr>
+            <w:tcW w:type="dxa" w:w="3293"/>
+            <w:vAlign w:val="center"/>
+          </w:tcPr>
+          <w:p>
+            <w:r>
+              <w:rPr>
+                <w:rFonts w:ascii="Aptos" w:hAnsi="Aptos"/>
+                <w:sz w:val="18"/>
+              </w:rPr>
+              <w:t>5</w:t>
+            </w:r>
+          </w:p>
+        </w:tc>
+        <w:tc>
+          <w:tcPr>
+            <w:tcW w:type="dxa" w:w="3293"/>
+            <w:vAlign w:val="center"/>
+          </w:tcPr>
+          <w:p>
+            <w:r>
+              <w:rPr>
+                <w:rFonts w:ascii="Aptos" w:hAnsi="Aptos"/>
+                <w:sz w:val="18"/>
+              </w:rPr>
+              <w:t>Selected Work</w:t>
+            </w:r>
+          </w:p>
+        </w:tc>
+        <w:tc>
+          <w:tcPr>
+            <w:tcW w:type="dxa" w:w="3293"/>
+            <w:vAlign w:val="center"/>
+          </w:tcPr>
+          <w:p>
+            <w:r>
+              <w:rPr>
+                <w:rFonts w:ascii="Aptos" w:hAnsi="Aptos"/>
+                <w:sz w:val="18"/>
+              </w:rPr>
+              <w:t>Project cards, filters and case-study links.</w:t>
+            </w:r>
+          </w:p>
+        </w:tc>
+      </w:tr>
+      <w:tr>
+        <w:tc>
+          <w:tcPr>
+            <w:tcW w:type="dxa" w:w="3293"/>
+            <w:vAlign w:val="center"/>
+          </w:tcPr>
+          <w:p>
+            <w:r>
+              <w:rPr>
+                <w:rFonts w:ascii="Aptos" w:hAnsi="Aptos"/>
+                <w:sz w:val="18"/>
+              </w:rPr>
+              <w:t>6</w:t>
+            </w:r>
+          </w:p>
+        </w:tc>
+        <w:tc>
+          <w:tcPr>
+            <w:tcW w:type="dxa" w:w="3293"/>
+            <w:vAlign w:val="center"/>
+          </w:tcPr>
+          <w:p>
+            <w:r>
+              <w:rPr>
+                <w:rFonts w:ascii="Aptos" w:hAnsi="Aptos"/>
+                <w:sz w:val="18"/>
+              </w:rPr>
+              <w:t>Journey</w:t>
+            </w:r>
+          </w:p>
+        </w:tc>
+        <w:tc>
+          <w:tcPr>
+            <w:tcW w:type="dxa" w:w="3293"/>
+            <w:vAlign w:val="center"/>
+          </w:tcPr>
+          <w:p>
+            <w:r>
+              <w:rPr>
+                <w:rFonts w:ascii="Aptos" w:hAnsi="Aptos"/>
+                <w:sz w:val="18"/>
+              </w:rPr>
+              <w:t>Experience timeline.</w:t>
+            </w:r>
+          </w:p>
+        </w:tc>
+      </w:tr>
+      <w:tr>
+        <w:tc>
+          <w:tcPr>
+            <w:tcW w:type="dxa" w:w="3293"/>
+            <w:vAlign w:val="center"/>
+          </w:tcPr>
+          <w:p>
+            <w:r>
+              <w:rPr>
+                <w:rFonts w:ascii="Aptos" w:hAnsi="Aptos"/>
+                <w:sz w:val="18"/>
+              </w:rPr>
+              <w:t>7</w:t>
+            </w:r>
+          </w:p>
+        </w:tc>
+        <w:tc>
+          <w:tcPr>
+            <w:tcW w:type="dxa" w:w="3293"/>
+            <w:vAlign w:val="center"/>
+          </w:tcPr>
+          <w:p>
+            <w:r>
+              <w:rPr>
+                <w:rFonts w:ascii="Aptos" w:hAnsi="Aptos"/>
+                <w:sz w:val="18"/>
+              </w:rPr>
+              <w:t>Academic Profile</w:t>
+            </w:r>
+          </w:p>
+        </w:tc>
+        <w:tc>
+          <w:tcPr>
+            <w:tcW w:type="dxa" w:w="3293"/>
+            <w:vAlign w:val="center"/>
+          </w:tcPr>
+          <w:p>
+            <w:r>
+              <w:rPr>
+                <w:rFonts w:ascii="Aptos" w:hAnsi="Aptos"/>
+                <w:sz w:val="18"/>
+              </w:rPr>
+              <w:t>Summary, credentials, professional certifications/development, transcripts and grade records.</w:t>
+            </w:r>
+          </w:p>
+        </w:tc>
+      </w:tr>
+      <w:tr>
+        <w:tc>
+          <w:tcPr>
+            <w:tcW w:type="dxa" w:w="3293"/>
+            <w:vAlign w:val="center"/>
+          </w:tcPr>
+          <w:p>
+            <w:r>
+              <w:rPr>
+                <w:rFonts w:ascii="Aptos" w:hAnsi="Aptos"/>
+                <w:sz w:val="18"/>
+              </w:rPr>
+              <w:t>8</w:t>
+            </w:r>
+          </w:p>
+        </w:tc>
+        <w:tc>
+          <w:tcPr>
+            <w:tcW w:type="dxa" w:w="3293"/>
+            <w:vAlign w:val="center"/>
+          </w:tcPr>
+          <w:p>
+            <w:r>
+              <w:rPr>
+                <w:rFonts w:ascii="Aptos" w:hAnsi="Aptos"/>
+                <w:sz w:val="18"/>
+              </w:rPr>
+              <w:t>Faith &amp; Growth</w:t>
+            </w:r>
+          </w:p>
+        </w:tc>
+        <w:tc>
+          <w:tcPr>
+            <w:tcW w:type="dxa" w:w="3293"/>
+            <w:vAlign w:val="center"/>
+          </w:tcPr>
+          <w:p>
+            <w:r>
+              <w:rPr>
+                <w:rFonts w:ascii="Aptos" w:hAnsi="Aptos"/>
+                <w:sz w:val="18"/>
+              </w:rPr>
+              <w:t>Personal values, service and growth.</w:t>
+            </w:r>
+          </w:p>
+        </w:tc>
+      </w:tr>
+      <w:tr>
+        <w:tc>
+          <w:tcPr>
+            <w:tcW w:type="dxa" w:w="3293"/>
+            <w:vAlign w:val="center"/>
+          </w:tcPr>
+          <w:p>
+            <w:r>
+              <w:rPr>
+                <w:rFonts w:ascii="Aptos" w:hAnsi="Aptos"/>
+                <w:sz w:val="18"/>
+              </w:rPr>
+              <w:t>9</w:t>
+            </w:r>
+          </w:p>
+        </w:tc>
+        <w:tc>
+          <w:tcPr>
+            <w:tcW w:type="dxa" w:w="3293"/>
+            <w:vAlign w:val="center"/>
+          </w:tcPr>
+          <w:p>
+            <w:r>
+              <w:rPr>
+                <w:rFonts w:ascii="Aptos" w:hAnsi="Aptos"/>
+                <w:sz w:val="18"/>
+              </w:rPr>
+              <w:t>Contact</w:t>
+            </w:r>
+          </w:p>
+        </w:tc>
+        <w:tc>
+          <w:tcPr>
+            <w:tcW w:type="dxa" w:w="3293"/>
+            <w:vAlign w:val="center"/>
+          </w:tcPr>
+          <w:p>
+            <w:r>
+              <w:rPr>
+                <w:rFonts w:ascii="Aptos" w:hAnsi="Aptos"/>
+                <w:sz w:val="18"/>
+              </w:rPr>
+              <w:t>Email and conversation links.</w:t>
+            </w:r>
+          </w:p>
+        </w:tc>
+      </w:tr>
+    </w:tbl>
+    <w:p>
+      <w:pPr>
+        <w:pStyle w:val="Heading2"/>
+      </w:pPr>
+      <w:r>
+        <w:t>Current Focus content</w:t>
+      </w:r>
+    </w:p>
+    <w:p>
+      <w:r>
+        <w:t>The Current Focus section should remain concise and use these approved themes:</w:t>
+      </w:r>
+    </w:p>
+    <w:p>
+      <w:pPr>
+        <w:pStyle w:val="ListBullet"/>
+      </w:pPr>
+      <w:r>
+        <w:t>Systems Administration</w:t>
+      </w:r>
+    </w:p>
+    <w:p>
+      <w:pPr>
+        <w:pStyle w:val="ListBullet"/>
+      </w:pPr>
+      <w:r>
+        <w:t>Cloud Infrastructure (Azure &amp; AWS)</w:t>
+      </w:r>
+    </w:p>
+    <w:p>
+      <w:pPr>
+        <w:pStyle w:val="ListBullet"/>
+      </w:pPr>
+      <w:r>
+        <w:t>Linux &amp; Networking</w:t>
+      </w:r>
+    </w:p>
+    <w:p>
+      <w:pPr>
+        <w:pStyle w:val="ListBullet"/>
+      </w:pPr>
+      <w:r>
+        <w:t>Cybersecurity Fundamentals</w:t>
+      </w:r>
+    </w:p>
+    <w:p>
+      <w:pPr>
+        <w:pStyle w:val="ListBullet"/>
+      </w:pPr>
+      <w:r>
+        <w:t>Data Analytics &amp; Business Intelligence</w:t>
+      </w:r>
+    </w:p>
+    <w:p>
+      <w:pPr>
+        <w:pStyle w:val="Heading1"/>
+      </w:pPr>
+      <w:r>
+        <w:t>4. Academic Profile</w:t>
+      </w:r>
+    </w:p>
+    <w:p>
+      <w:r>
+        <w:t>The Academic Profile uses a recruiter-friendly sequence: the summary and credentials first, then certifications and ongoing professional development, followed by detailed academic records.</w:t>
+      </w:r>
+    </w:p>
+    <w:tbl>
+      <w:tblPr>
+        <w:tblStyle w:val="LightShading-Accent1"/>
+        <w:tblW w:type="auto" w:w="0"/>
+        <w:jc w:val="center"/>
+        <w:tblLook w:firstColumn="1" w:firstRow="1" w:lastColumn="0" w:lastRow="0" w:noHBand="0" w:noVBand="1" w:val="04A0"/>
+      </w:tblPr>
+      <w:tblGrid>
+        <w:gridCol w:w="4939"/>
+        <w:gridCol w:w="4939"/>
+      </w:tblGrid>
+      <w:tr>
+        <w:tc>
+          <w:tcPr>
+            <w:tcW w:type="dxa" w:w="4939"/>
+            <w:vAlign w:val="center"/>
+            <w:shd w:fill="142335"/>
+          </w:tcPr>
+          <w:p>
+            <w:r>
+              <w:rPr>
+                <w:rFonts w:ascii="Aptos" w:hAnsi="Aptos"/>
+                <w:b/>
+                <w:color w:val="FFFFFF"/>
+                <w:sz w:val="18"/>
+              </w:rPr>
+              <w:t>Sequence</w:t>
+            </w:r>
+          </w:p>
+        </w:tc>
+        <w:tc>
+          <w:tcPr>
+            <w:tcW w:type="dxa" w:w="4939"/>
+            <w:vAlign w:val="center"/>
+            <w:shd w:fill="142335"/>
+          </w:tcPr>
+          <w:p>
+            <w:r>
+              <w:rPr>
+                <w:rFonts w:ascii="Aptos" w:hAnsi="Aptos"/>
+                <w:b/>
+                <w:color w:val="FFFFFF"/>
+                <w:sz w:val="18"/>
+              </w:rPr>
+              <w:t>Current subsection</w:t>
+            </w:r>
+          </w:p>
+        </w:tc>
+      </w:tr>
+      <w:tr>
+        <w:tc>
+          <w:tcPr>
+            <w:tcW w:type="dxa" w:w="4939"/>
+            <w:vAlign w:val="center"/>
+          </w:tcPr>
+          <w:p>
+            <w:r>
+              <w:rPr>
+                <w:rFonts w:ascii="Aptos" w:hAnsi="Aptos"/>
+                <w:sz w:val="18"/>
+              </w:rPr>
+              <w:t>1</w:t>
+            </w:r>
+          </w:p>
+        </w:tc>
+        <w:tc>
+          <w:tcPr>
+            <w:tcW w:type="dxa" w:w="4939"/>
+            <w:vAlign w:val="center"/>
+          </w:tcPr>
+          <w:p>
+            <w:r>
+              <w:rPr>
+                <w:rFonts w:ascii="Aptos" w:hAnsi="Aptos"/>
+                <w:sz w:val="18"/>
+              </w:rPr>
+              <w:t>Academic Summary and key record statistics</w:t>
+            </w:r>
+          </w:p>
+        </w:tc>
+      </w:tr>
+      <w:tr>
+        <w:tc>
+          <w:tcPr>
+            <w:tcW w:type="dxa" w:w="4939"/>
+            <w:vAlign w:val="center"/>
+          </w:tcPr>
+          <w:p>
+            <w:r>
+              <w:rPr>
+                <w:rFonts w:ascii="Aptos" w:hAnsi="Aptos"/>
+                <w:sz w:val="18"/>
+              </w:rPr>
+              <w:t>2</w:t>
+            </w:r>
+          </w:p>
+        </w:tc>
+        <w:tc>
+          <w:tcPr>
+            <w:tcW w:type="dxa" w:w="4939"/>
+            <w:vAlign w:val="center"/>
+          </w:tcPr>
+          <w:p>
+            <w:r>
+              <w:rPr>
+                <w:rFonts w:ascii="Aptos" w:hAnsi="Aptos"/>
+                <w:sz w:val="18"/>
+              </w:rPr>
+              <w:t>Credentials at a Glance</w:t>
+            </w:r>
+          </w:p>
+        </w:tc>
+      </w:tr>
+      <w:tr>
+        <w:tc>
+          <w:tcPr>
+            <w:tcW w:type="dxa" w:w="4939"/>
+            <w:vAlign w:val="center"/>
+          </w:tcPr>
+          <w:p>
+            <w:r>
+              <w:rPr>
+                <w:rFonts w:ascii="Aptos" w:hAnsi="Aptos"/>
+                <w:sz w:val="18"/>
+              </w:rPr>
+              <w:t>3</w:t>
+            </w:r>
+          </w:p>
+        </w:tc>
+        <w:tc>
+          <w:tcPr>
+            <w:tcW w:type="dxa" w:w="4939"/>
+            <w:vAlign w:val="center"/>
+          </w:tcPr>
+          <w:p>
+            <w:r>
+              <w:rPr>
+                <w:rFonts w:ascii="Aptos" w:hAnsi="Aptos"/>
+                <w:sz w:val="18"/>
+              </w:rPr>
+              <w:t>Professional Certifications</w:t>
+            </w:r>
+          </w:p>
+        </w:tc>
+      </w:tr>
+      <w:tr>
+        <w:tc>
+          <w:tcPr>
+            <w:tcW w:type="dxa" w:w="4939"/>
+            <w:vAlign w:val="center"/>
+          </w:tcPr>
+          <w:p>
+            <w:r>
+              <w:rPr>
+                <w:rFonts w:ascii="Aptos" w:hAnsi="Aptos"/>
+                <w:sz w:val="18"/>
+              </w:rPr>
+              <w:t>4</w:t>
+            </w:r>
+          </w:p>
+        </w:tc>
+        <w:tc>
+          <w:tcPr>
+            <w:tcW w:type="dxa" w:w="4939"/>
+            <w:vAlign w:val="center"/>
+          </w:tcPr>
+          <w:p>
+            <w:r>
+              <w:rPr>
+                <w:rFonts w:ascii="Aptos" w:hAnsi="Aptos"/>
+                <w:sz w:val="18"/>
+              </w:rPr>
+              <w:t>Professional Development</w:t>
+            </w:r>
+          </w:p>
+        </w:tc>
+      </w:tr>
+      <w:tr>
+        <w:tc>
+          <w:tcPr>
+            <w:tcW w:type="dxa" w:w="4939"/>
+            <w:vAlign w:val="center"/>
+          </w:tcPr>
+          <w:p>
+            <w:r>
+              <w:rPr>
+                <w:rFonts w:ascii="Aptos" w:hAnsi="Aptos"/>
+                <w:sz w:val="18"/>
+              </w:rPr>
+              <w:t>5</w:t>
+            </w:r>
+          </w:p>
+        </w:tc>
+        <w:tc>
+          <w:tcPr>
+            <w:tcW w:type="dxa" w:w="4939"/>
+            <w:vAlign w:val="center"/>
+          </w:tcPr>
+          <w:p>
+            <w:r>
+              <w:rPr>
+                <w:rFonts w:ascii="Aptos" w:hAnsi="Aptos"/>
+                <w:sz w:val="18"/>
+              </w:rPr>
+              <w:t>Ensign College Transcript History</w:t>
+            </w:r>
+          </w:p>
+        </w:tc>
+      </w:tr>
+      <w:tr>
+        <w:tc>
+          <w:tcPr>
+            <w:tcW w:type="dxa" w:w="4939"/>
+            <w:vAlign w:val="center"/>
+          </w:tcPr>
+          <w:p>
+            <w:r>
+              <w:rPr>
+                <w:rFonts w:ascii="Aptos" w:hAnsi="Aptos"/>
+                <w:sz w:val="18"/>
+              </w:rPr>
+              <w:t>6</w:t>
+            </w:r>
+          </w:p>
+        </w:tc>
+        <w:tc>
+          <w:tcPr>
+            <w:tcW w:type="dxa" w:w="4939"/>
+            <w:vAlign w:val="center"/>
+          </w:tcPr>
+          <w:p>
+            <w:r>
+              <w:rPr>
+                <w:rFonts w:ascii="Aptos" w:hAnsi="Aptos"/>
+                <w:sz w:val="18"/>
+              </w:rPr>
+              <w:t>Diploma Semester-by-Semester Record</w:t>
+            </w:r>
+          </w:p>
+        </w:tc>
+      </w:tr>
+      <w:tr>
+        <w:tc>
+          <w:tcPr>
+            <w:tcW w:type="dxa" w:w="4939"/>
+            <w:vAlign w:val="center"/>
+          </w:tcPr>
+          <w:p>
+            <w:r>
+              <w:rPr>
+                <w:rFonts w:ascii="Aptos" w:hAnsi="Aptos"/>
+                <w:sz w:val="18"/>
+              </w:rPr>
+              <w:t>7</w:t>
+            </w:r>
+          </w:p>
+        </w:tc>
+        <w:tc>
+          <w:tcPr>
+            <w:tcW w:type="dxa" w:w="4939"/>
+            <w:vAlign w:val="center"/>
+          </w:tcPr>
+          <w:p>
+            <w:r>
+              <w:rPr>
+                <w:rFonts w:ascii="Aptos" w:hAnsi="Aptos"/>
+                <w:sz w:val="18"/>
+              </w:rPr>
+              <w:t>Current B.Eng. Record</w:t>
+            </w:r>
+          </w:p>
+        </w:tc>
+      </w:tr>
+    </w:tbl>
+    <w:p>
+      <w:pPr>
+        <w:pStyle w:val="Heading2"/>
+      </w:pPr>
+      <w:r>
+        <w:t>Current academic information shown</w:t>
+      </w:r>
+    </w:p>
+    <w:p>
+      <w:pPr>
+        <w:pStyle w:val="ListBullet"/>
+      </w:pPr>
+      <w:r>
+        <w:t>Bachelor of Applied Science in System Administration at Ensign College; final year; displayed GPA 4.0 / 4.0.</w:t>
+      </w:r>
+    </w:p>
+    <w:p>
+      <w:pPr>
+        <w:pStyle w:val="ListBullet"/>
+      </w:pPr>
+      <w:r>
+        <w:t>Completed Diploma in Electrical &amp; Electronic Engineering at Kumasi Technical University; CGPA 3.84; Second Class Upper Division.</w:t>
+      </w:r>
+    </w:p>
+    <w:p>
+      <w:pPr>
+        <w:pStyle w:val="ListBullet"/>
+      </w:pPr>
+      <w:r>
+        <w:t>B.Eng. Electrical &amp; Electronics Engineering top-up at Kumasi Technical University; currently shown at Level 300 on resumption, with recorded Level 2 semester history and CGPA 3.3048.</w:t>
+      </w:r>
+    </w:p>
+    <w:p>
+      <w:pPr>
+        <w:pStyle w:val="ListBullet"/>
+      </w:pPr>
+      <w:r>
+        <w:t>Professional development section currently reports 25 completed learning-history items and 6 courses in progress.</w:t>
+      </w:r>
+    </w:p>
+    <w:p>
+      <w:r>
+        <w:t>When new results or certificates arrive, confirm the source record and update both the summary values and the detailed evidence. Clearly distinguish completed credentials from courses in progress. Keep transcript tables in chronological order.</w:t>
+      </w:r>
+    </w:p>
+    <w:p>
+      <w:pPr>
+        <w:pStyle w:val="Heading1"/>
+      </w:pPr>
+      <w:r>
+        <w:t>5. Work Samples and Case Studies</w:t>
+      </w:r>
+    </w:p>
+    <w:p>
+      <w:r>
+        <w:t>Selected Work is driven by project data in src/App.tsx. The cards include project title, category, description, tags, visuals and a case-study link. Detailed case studies are rendered from case-studies.html and related static project assets.</w:t>
+      </w:r>
+    </w:p>
+    <w:p>
+      <w:pPr>
+        <w:pStyle w:val="ListBullet"/>
+      </w:pPr>
+      <w:r>
+        <w:t>Label academic, personal, founder, community and client work accurately.</w:t>
+      </w:r>
+    </w:p>
+    <w:p>
+      <w:pPr>
+        <w:pStyle w:val="ListBullet"/>
+      </w:pPr>
+      <w:r>
+        <w:t>Use only work samples and outcomes that can be shared publicly. Obtain permission before publishing client names, screenshots or confidential deliverables.</w:t>
+      </w:r>
+    </w:p>
+    <w:p>
+      <w:pPr>
+        <w:pStyle w:val="ListBullet"/>
+      </w:pPr>
+      <w:r>
+        <w:t>Describe the problem, approach, tools and outcome; do not imply a result that is not evidenced.</w:t>
+      </w:r>
+    </w:p>
+    <w:p>
+      <w:pPr>
+        <w:pStyle w:val="ListBullet"/>
+      </w:pPr>
+      <w:r>
+        <w:t>After changing a case-study path, test the card and the direct case-study link.</w:t>
+      </w:r>
+    </w:p>
+    <w:p>
+      <w:pPr>
+        <w:pStyle w:val="Heading1"/>
+      </w:pPr>
+      <w:r>
+        <w:t>6. Where to Make Common Changes</w:t>
+      </w:r>
+    </w:p>
+    <w:tbl>
+      <w:tblPr>
+        <w:tblStyle w:val="LightShading-Accent1"/>
+        <w:tblW w:type="auto" w:w="0"/>
+        <w:jc w:val="center"/>
+        <w:tblLook w:firstColumn="1" w:firstRow="1" w:lastColumn="0" w:lastRow="0" w:noHBand="0" w:noVBand="1" w:val="04A0"/>
+      </w:tblPr>
+      <w:tblGrid>
+        <w:gridCol w:w="3293"/>
+        <w:gridCol w:w="3293"/>
+        <w:gridCol w:w="3293"/>
+      </w:tblGrid>
+      <w:tr>
+        <w:tc>
+          <w:tcPr>
+            <w:tcW w:type="dxa" w:w="3293"/>
+            <w:vAlign w:val="center"/>
+            <w:shd w:fill="142335"/>
+          </w:tcPr>
+          <w:p>
+            <w:r>
+              <w:rPr>
+                <w:rFonts w:ascii="Aptos" w:hAnsi="Aptos"/>
+                <w:b/>
+                <w:color w:val="FFFFFF"/>
+                <w:sz w:val="18"/>
               </w:rPr>
               <w:t>Change</w:t>
             </w:r>
@@ -537,17 +1494,9 @@
         </w:tc>
         <w:tc>
           <w:tcPr>
-            <w:tcW w:type="dxa" w:w="3400"/>
-            <w:shd w:fill="263C32"/>
-            <w:tcBorders>
-              <w:top w:val="single" w:sz="4" w:color="D6DED8"/>
-              <w:left w:val="single" w:sz="4" w:color="D6DED8"/>
-              <w:bottom w:val="single" w:sz="4" w:color="D6DED8"/>
-              <w:right w:val="single" w:sz="4" w:color="D6DED8"/>
-              <w:insideH w:val="single" w:sz="4" w:color="D6DED8"/>
-              <w:insideV w:val="single" w:sz="4" w:color="D6DED8"/>
-            </w:tcBorders>
+            <w:tcW w:type="dxa" w:w="3293"/>
             <w:vAlign w:val="center"/>
+            <w:shd w:fill="142335"/>
           </w:tcPr>
           <w:p>
             <w:r>
@@ -555,25 +1504,17 @@
                 <w:rFonts w:ascii="Aptos" w:hAnsi="Aptos"/>
                 <w:b/>
                 <w:color w:val="FFFFFF"/>
-                <w:sz w:val="16"/>
+                <w:sz w:val="18"/>
               </w:rPr>
-              <w:t>File or folder</w:t>
+              <w:t>Main location</w:t>
             </w:r>
           </w:p>
         </w:tc>
         <w:tc>
           <w:tcPr>
-            <w:tcW w:type="dxa" w:w="3400"/>
-            <w:shd w:fill="263C32"/>
-            <w:tcBorders>
-              <w:top w:val="single" w:sz="4" w:color="D6DED8"/>
-              <w:left w:val="single" w:sz="4" w:color="D6DED8"/>
-              <w:bottom w:val="single" w:sz="4" w:color="D6DED8"/>
-              <w:right w:val="single" w:sz="4" w:color="D6DED8"/>
-              <w:insideH w:val="single" w:sz="4" w:color="D6DED8"/>
-              <w:insideV w:val="single" w:sz="4" w:color="D6DED8"/>
-            </w:tcBorders>
+            <w:tcW w:type="dxa" w:w="3293"/>
             <w:vAlign w:val="center"/>
+            <w:shd w:fill="142335"/>
           </w:tcPr>
           <w:p>
             <w:r>
@@ -581,62 +1522,39 @@
                 <w:rFonts w:ascii="Aptos" w:hAnsi="Aptos"/>
                 <w:b/>
                 <w:color w:val="FFFFFF"/>
-                <w:sz w:val="16"/>
+                <w:sz w:val="18"/>
               </w:rPr>
-              <w:t>How it is used</w:t>
+              <w:t>Notes</w:t>
             </w:r>
           </w:p>
         </w:tc>
       </w:tr>
       <w:tr>
-        <w:trPr>
-          <w:cantSplit/>
-        </w:trPr>
         <w:tc>
           <w:tcPr>
-            <w:tcW w:type="dxa" w:w="3400"/>
-            <w:shd w:fill="FFFFFF"/>
-            <w:tcBorders>
-              <w:top w:val="single" w:sz="4" w:color="D6DED8"/>
-              <w:left w:val="single" w:sz="4" w:color="D6DED8"/>
-              <w:bottom w:val="single" w:sz="4" w:color="D6DED8"/>
-              <w:right w:val="single" w:sz="4" w:color="D6DED8"/>
-              <w:insideH w:val="single" w:sz="4" w:color="D6DED8"/>
-              <w:insideV w:val="single" w:sz="4" w:color="D6DED8"/>
-            </w:tcBorders>
+            <w:tcW w:type="dxa" w:w="3293"/>
             <w:vAlign w:val="center"/>
           </w:tcPr>
           <w:p>
             <w:r>
               <w:rPr>
                 <w:rFonts w:ascii="Aptos" w:hAnsi="Aptos"/>
-                <w:color w:val="1D2924"/>
-                <w:sz w:val="16"/>
+                <w:sz w:val="18"/>
               </w:rPr>
-              <w:t>Main content and page sections</w:t>
+              <w:t>Home page text and section order</w:t>
             </w:r>
           </w:p>
         </w:tc>
         <w:tc>
           <w:tcPr>
-            <w:tcW w:type="dxa" w:w="3400"/>
-            <w:shd w:fill="FFFFFF"/>
-            <w:tcBorders>
-              <w:top w:val="single" w:sz="4" w:color="D6DED8"/>
-              <w:left w:val="single" w:sz="4" w:color="D6DED8"/>
-              <w:bottom w:val="single" w:sz="4" w:color="D6DED8"/>
-              <w:right w:val="single" w:sz="4" w:color="D6DED8"/>
-              <w:insideH w:val="single" w:sz="4" w:color="D6DED8"/>
-              <w:insideV w:val="single" w:sz="4" w:color="D6DED8"/>
-            </w:tcBorders>
+            <w:tcW w:type="dxa" w:w="3293"/>
             <w:vAlign w:val="center"/>
           </w:tcPr>
           <w:p>
             <w:r>
               <w:rPr>
                 <w:rFonts w:ascii="Aptos" w:hAnsi="Aptos"/>
-                <w:color w:val="1D2924"/>
-                <w:sz w:val="16"/>
+                <w:sz w:val="18"/>
               </w:rPr>
               <w:t>src/App.tsx</w:t>
             </w:r>
@@ -644,79 +1562,93 @@
         </w:tc>
         <w:tc>
           <w:tcPr>
-            <w:tcW w:type="dxa" w:w="3400"/>
-            <w:shd w:fill="FFFFFF"/>
-            <w:tcBorders>
-              <w:top w:val="single" w:sz="4" w:color="D6DED8"/>
-              <w:left w:val="single" w:sz="4" w:color="D6DED8"/>
-              <w:bottom w:val="single" w:sz="4" w:color="D6DED8"/>
-              <w:right w:val="single" w:sz="4" w:color="D6DED8"/>
-              <w:insideH w:val="single" w:sz="4" w:color="D6DED8"/>
-              <w:insideV w:val="single" w:sz="4" w:color="D6DED8"/>
-            </w:tcBorders>
+            <w:tcW w:type="dxa" w:w="3293"/>
             <w:vAlign w:val="center"/>
           </w:tcPr>
           <w:p>
             <w:r>
               <w:rPr>
                 <w:rFonts w:ascii="Aptos" w:hAnsi="Aptos"/>
-                <w:color w:val="1D2924"/>
-                <w:sz w:val="16"/>
+                <w:sz w:val="18"/>
               </w:rPr>
-              <w:t>Main React and TypeScript page: hero, About, Work, Journey, Academics, Faith &amp; Growth, Contact.</w:t>
+              <w:t>Contains the React page sections and many displayed details.</w:t>
             </w:r>
           </w:p>
         </w:tc>
       </w:tr>
       <w:tr>
-        <w:trPr>
-          <w:cantSplit/>
-        </w:trPr>
         <w:tc>
           <w:tcPr>
-            <w:tcW w:type="dxa" w:w="3400"/>
-            <w:shd w:fill="F2F5F2"/>
-            <w:tcBorders>
-              <w:top w:val="single" w:sz="4" w:color="D6DED8"/>
-              <w:left w:val="single" w:sz="4" w:color="D6DED8"/>
-              <w:bottom w:val="single" w:sz="4" w:color="D6DED8"/>
-              <w:right w:val="single" w:sz="4" w:color="D6DED8"/>
-              <w:insideH w:val="single" w:sz="4" w:color="D6DED8"/>
-              <w:insideV w:val="single" w:sz="4" w:color="D6DED8"/>
-            </w:tcBorders>
+            <w:tcW w:type="dxa" w:w="3293"/>
             <w:vAlign w:val="center"/>
           </w:tcPr>
           <w:p>
             <w:r>
               <w:rPr>
                 <w:rFonts w:ascii="Aptos" w:hAnsi="Aptos"/>
-                <w:color w:val="1D2924"/>
-                <w:sz w:val="16"/>
+                <w:sz w:val="18"/>
               </w:rPr>
-              <w:t>Main visual system</w:t>
+              <w:t>Current Focus and Academic Profile</w:t>
             </w:r>
           </w:p>
         </w:tc>
         <w:tc>
           <w:tcPr>
-            <w:tcW w:type="dxa" w:w="3400"/>
-            <w:shd w:fill="F2F5F2"/>
-            <w:tcBorders>
-              <w:top w:val="single" w:sz="4" w:color="D6DED8"/>
-              <w:left w:val="single" w:sz="4" w:color="D6DED8"/>
-              <w:bottom w:val="single" w:sz="4" w:color="D6DED8"/>
-              <w:right w:val="single" w:sz="4" w:color="D6DED8"/>
-              <w:insideH w:val="single" w:sz="4" w:color="D6DED8"/>
-              <w:insideV w:val="single" w:sz="4" w:color="D6DED8"/>
-            </w:tcBorders>
+            <w:tcW w:type="dxa" w:w="3293"/>
             <w:vAlign w:val="center"/>
           </w:tcPr>
           <w:p>
             <w:r>
               <w:rPr>
                 <w:rFonts w:ascii="Aptos" w:hAnsi="Aptos"/>
-                <w:color w:val="1D2924"/>
-                <w:sz w:val="16"/>
+                <w:sz w:val="18"/>
+              </w:rPr>
+              <w:t>src/App.tsx</w:t>
+            </w:r>
+          </w:p>
+        </w:tc>
+        <w:tc>
+          <w:tcPr>
+            <w:tcW w:type="dxa" w:w="3293"/>
+            <w:vAlign w:val="center"/>
+          </w:tcPr>
+          <w:p>
+            <w:r>
+              <w:rPr>
+                <w:rFonts w:ascii="Aptos" w:hAnsi="Aptos"/>
+                <w:sz w:val="18"/>
+              </w:rPr>
+              <w:t>Keep its list values and subsection order consistent.</w:t>
+            </w:r>
+          </w:p>
+        </w:tc>
+      </w:tr>
+      <w:tr>
+        <w:tc>
+          <w:tcPr>
+            <w:tcW w:type="dxa" w:w="3293"/>
+            <w:vAlign w:val="center"/>
+          </w:tcPr>
+          <w:p>
+            <w:r>
+              <w:rPr>
+                <w:rFonts w:ascii="Aptos" w:hAnsi="Aptos"/>
+                <w:sz w:val="18"/>
+              </w:rPr>
+              <w:t>Layout, typography, colors and responsive rules</w:t>
+            </w:r>
+          </w:p>
+        </w:tc>
+        <w:tc>
+          <w:tcPr>
+            <w:tcW w:type="dxa" w:w="3293"/>
+            <w:vAlign w:val="center"/>
+          </w:tcPr>
+          <w:p>
+            <w:r>
+              <w:rPr>
+                <w:rFonts w:ascii="Aptos" w:hAnsi="Aptos"/>
+                <w:sz w:val="18"/>
               </w:rPr>
               <w:t>src/index.css</w:t>
             </w:r>
@@ -724,559 +1656,46 @@
         </w:tc>
         <w:tc>
           <w:tcPr>
-            <w:tcW w:type="dxa" w:w="3400"/>
-            <w:shd w:fill="F2F5F2"/>
-            <w:tcBorders>
-              <w:top w:val="single" w:sz="4" w:color="D6DED8"/>
-              <w:left w:val="single" w:sz="4" w:color="D6DED8"/>
-              <w:bottom w:val="single" w:sz="4" w:color="D6DED8"/>
-              <w:right w:val="single" w:sz="4" w:color="D6DED8"/>
-              <w:insideH w:val="single" w:sz="4" w:color="D6DED8"/>
-              <w:insideV w:val="single" w:sz="4" w:color="D6DED8"/>
-            </w:tcBorders>
+            <w:tcW w:type="dxa" w:w="3293"/>
             <w:vAlign w:val="center"/>
           </w:tcPr>
           <w:p>
             <w:r>
               <w:rPr>
                 <w:rFonts w:ascii="Aptos" w:hAnsi="Aptos"/>
-                <w:color w:val="1D2924"/>
-                <w:sz w:val="16"/>
+                <w:sz w:val="18"/>
               </w:rPr>
-              <w:t>Shared layout, colors, typography, navigation and responsive styles.</w:t>
+              <w:t>Test desktop, tablet and phone widths.</w:t>
             </w:r>
           </w:p>
         </w:tc>
       </w:tr>
       <w:tr>
-        <w:trPr>
-          <w:cantSplit/>
-        </w:trPr>
         <w:tc>
           <w:tcPr>
-            <w:tcW w:type="dxa" w:w="3400"/>
-            <w:shd w:fill="FFFFFF"/>
-            <w:tcBorders>
-              <w:top w:val="single" w:sz="4" w:color="D6DED8"/>
-              <w:left w:val="single" w:sz="4" w:color="D6DED8"/>
-              <w:bottom w:val="single" w:sz="4" w:color="D6DED8"/>
-              <w:right w:val="single" w:sz="4" w:color="D6DED8"/>
-              <w:insideH w:val="single" w:sz="4" w:color="D6DED8"/>
-              <w:insideV w:val="single" w:sz="4" w:color="D6DED8"/>
-            </w:tcBorders>
+            <w:tcW w:type="dxa" w:w="3293"/>
             <w:vAlign w:val="center"/>
           </w:tcPr>
           <w:p>
             <w:r>
               <w:rPr>
                 <w:rFonts w:ascii="Aptos" w:hAnsi="Aptos"/>
-                <w:color w:val="1D2924"/>
-                <w:sz w:val="16"/>
+                <w:sz w:val="18"/>
               </w:rPr>
-              <w:t>Academic styling</w:t>
+              <w:t>Page title, metadata, GA tag</w:t>
             </w:r>
           </w:p>
         </w:tc>
         <w:tc>
           <w:tcPr>
-            <w:tcW w:type="dxa" w:w="3400"/>
-            <w:shd w:fill="FFFFFF"/>
-            <w:tcBorders>
-              <w:top w:val="single" w:sz="4" w:color="D6DED8"/>
-              <w:left w:val="single" w:sz="4" w:color="D6DED8"/>
-              <w:bottom w:val="single" w:sz="4" w:color="D6DED8"/>
-              <w:right w:val="single" w:sz="4" w:color="D6DED8"/>
-              <w:insideH w:val="single" w:sz="4" w:color="D6DED8"/>
-              <w:insideV w:val="single" w:sz="4" w:color="D6DED8"/>
-            </w:tcBorders>
+            <w:tcW w:type="dxa" w:w="3293"/>
             <w:vAlign w:val="center"/>
           </w:tcPr>
           <w:p>
             <w:r>
               <w:rPr>
                 <w:rFonts w:ascii="Aptos" w:hAnsi="Aptos"/>
-                <w:color w:val="1D2924"/>
-                <w:sz w:val="16"/>
-              </w:rPr>
-              <w:t>src/academic.css</w:t>
-            </w:r>
-          </w:p>
-        </w:tc>
-        <w:tc>
-          <w:tcPr>
-            <w:tcW w:type="dxa" w:w="3400"/>
-            <w:shd w:fill="FFFFFF"/>
-            <w:tcBorders>
-              <w:top w:val="single" w:sz="4" w:color="D6DED8"/>
-              <w:left w:val="single" w:sz="4" w:color="D6DED8"/>
-              <w:bottom w:val="single" w:sz="4" w:color="D6DED8"/>
-              <w:right w:val="single" w:sz="4" w:color="D6DED8"/>
-              <w:insideH w:val="single" w:sz="4" w:color="D6DED8"/>
-              <w:insideV w:val="single" w:sz="4" w:color="D6DED8"/>
-            </w:tcBorders>
-            <w:vAlign w:val="center"/>
-          </w:tcPr>
-          <w:p>
-            <w:r>
-              <w:rPr>
-                <w:rFonts w:ascii="Aptos" w:hAnsi="Aptos"/>
-                <w:color w:val="1D2924"/>
-                <w:sz w:val="16"/>
-              </w:rPr>
-              <w:t>Academic profile and credential presentation.</w:t>
-            </w:r>
-          </w:p>
-        </w:tc>
-      </w:tr>
-      <w:tr>
-        <w:trPr>
-          <w:cantSplit/>
-        </w:trPr>
-        <w:tc>
-          <w:tcPr>
-            <w:tcW w:type="dxa" w:w="3400"/>
-            <w:shd w:fill="F2F5F2"/>
-            <w:tcBorders>
-              <w:top w:val="single" w:sz="4" w:color="D6DED8"/>
-              <w:left w:val="single" w:sz="4" w:color="D6DED8"/>
-              <w:bottom w:val="single" w:sz="4" w:color="D6DED8"/>
-              <w:right w:val="single" w:sz="4" w:color="D6DED8"/>
-              <w:insideH w:val="single" w:sz="4" w:color="D6DED8"/>
-              <w:insideV w:val="single" w:sz="4" w:color="D6DED8"/>
-            </w:tcBorders>
-            <w:vAlign w:val="center"/>
-          </w:tcPr>
-          <w:p>
-            <w:r>
-              <w:rPr>
-                <w:rFonts w:ascii="Aptos" w:hAnsi="Aptos"/>
-                <w:color w:val="1D2924"/>
-                <w:sz w:val="16"/>
-              </w:rPr>
-              <w:t>Faith and Growth styling</w:t>
-            </w:r>
-          </w:p>
-        </w:tc>
-        <w:tc>
-          <w:tcPr>
-            <w:tcW w:type="dxa" w:w="3400"/>
-            <w:shd w:fill="F2F5F2"/>
-            <w:tcBorders>
-              <w:top w:val="single" w:sz="4" w:color="D6DED8"/>
-              <w:left w:val="single" w:sz="4" w:color="D6DED8"/>
-              <w:bottom w:val="single" w:sz="4" w:color="D6DED8"/>
-              <w:right w:val="single" w:sz="4" w:color="D6DED8"/>
-              <w:insideH w:val="single" w:sz="4" w:color="D6DED8"/>
-              <w:insideV w:val="single" w:sz="4" w:color="D6DED8"/>
-            </w:tcBorders>
-            <w:vAlign w:val="center"/>
-          </w:tcPr>
-          <w:p>
-            <w:r>
-              <w:rPr>
-                <w:rFonts w:ascii="Aptos" w:hAnsi="Aptos"/>
-                <w:color w:val="1D2924"/>
-                <w:sz w:val="16"/>
-              </w:rPr>
-              <w:t>src/editorial-growth.css</w:t>
-            </w:r>
-          </w:p>
-        </w:tc>
-        <w:tc>
-          <w:tcPr>
-            <w:tcW w:type="dxa" w:w="3400"/>
-            <w:shd w:fill="F2F5F2"/>
-            <w:tcBorders>
-              <w:top w:val="single" w:sz="4" w:color="D6DED8"/>
-              <w:left w:val="single" w:sz="4" w:color="D6DED8"/>
-              <w:bottom w:val="single" w:sz="4" w:color="D6DED8"/>
-              <w:right w:val="single" w:sz="4" w:color="D6DED8"/>
-              <w:insideH w:val="single" w:sz="4" w:color="D6DED8"/>
-              <w:insideV w:val="single" w:sz="4" w:color="D6DED8"/>
-            </w:tcBorders>
-            <w:vAlign w:val="center"/>
-          </w:tcPr>
-          <w:p>
-            <w:r>
-              <w:rPr>
-                <w:rFonts w:ascii="Aptos" w:hAnsi="Aptos"/>
-                <w:color w:val="1D2924"/>
-                <w:sz w:val="16"/>
-              </w:rPr>
-              <w:t>Reflective and professional growth section.</w:t>
-            </w:r>
-          </w:p>
-        </w:tc>
-      </w:tr>
-      <w:tr>
-        <w:trPr>
-          <w:cantSplit/>
-        </w:trPr>
-        <w:tc>
-          <w:tcPr>
-            <w:tcW w:type="dxa" w:w="3400"/>
-            <w:shd w:fill="FFFFFF"/>
-            <w:tcBorders>
-              <w:top w:val="single" w:sz="4" w:color="D6DED8"/>
-              <w:left w:val="single" w:sz="4" w:color="D6DED8"/>
-              <w:bottom w:val="single" w:sz="4" w:color="D6DED8"/>
-              <w:right w:val="single" w:sz="4" w:color="D6DED8"/>
-              <w:insideH w:val="single" w:sz="4" w:color="D6DED8"/>
-              <w:insideV w:val="single" w:sz="4" w:color="D6DED8"/>
-            </w:tcBorders>
-            <w:vAlign w:val="center"/>
-          </w:tcPr>
-          <w:p>
-            <w:r>
-              <w:rPr>
-                <w:rFonts w:ascii="Aptos" w:hAnsi="Aptos"/>
-                <w:color w:val="1D2924"/>
-                <w:sz w:val="16"/>
-              </w:rPr>
-              <w:t>Detailed case studies</w:t>
-            </w:r>
-          </w:p>
-        </w:tc>
-        <w:tc>
-          <w:tcPr>
-            <w:tcW w:type="dxa" w:w="3400"/>
-            <w:shd w:fill="FFFFFF"/>
-            <w:tcBorders>
-              <w:top w:val="single" w:sz="4" w:color="D6DED8"/>
-              <w:left w:val="single" w:sz="4" w:color="D6DED8"/>
-              <w:bottom w:val="single" w:sz="4" w:color="D6DED8"/>
-              <w:right w:val="single" w:sz="4" w:color="D6DED8"/>
-              <w:insideH w:val="single" w:sz="4" w:color="D6DED8"/>
-              <w:insideV w:val="single" w:sz="4" w:color="D6DED8"/>
-            </w:tcBorders>
-            <w:vAlign w:val="center"/>
-          </w:tcPr>
-          <w:p>
-            <w:r>
-              <w:rPr>
-                <w:rFonts w:ascii="Aptos" w:hAnsi="Aptos"/>
-                <w:color w:val="1D2924"/>
-                <w:sz w:val="16"/>
-              </w:rPr>
-              <w:t>public/case-studies.html</w:t>
-            </w:r>
-          </w:p>
-        </w:tc>
-        <w:tc>
-          <w:tcPr>
-            <w:tcW w:type="dxa" w:w="3400"/>
-            <w:shd w:fill="FFFFFF"/>
-            <w:tcBorders>
-              <w:top w:val="single" w:sz="4" w:color="D6DED8"/>
-              <w:left w:val="single" w:sz="4" w:color="D6DED8"/>
-              <w:bottom w:val="single" w:sz="4" w:color="D6DED8"/>
-              <w:right w:val="single" w:sz="4" w:color="D6DED8"/>
-              <w:insideH w:val="single" w:sz="4" w:color="D6DED8"/>
-              <w:insideV w:val="single" w:sz="4" w:color="D6DED8"/>
-            </w:tcBorders>
-            <w:vAlign w:val="center"/>
-          </w:tcPr>
-          <w:p>
-            <w:r>
-              <w:rPr>
-                <w:rFonts w:ascii="Aptos" w:hAnsi="Aptos"/>
-                <w:color w:val="1D2924"/>
-                <w:sz w:val="16"/>
-              </w:rPr>
-              <w:t>Long-form descriptions linked from project cards.</w:t>
-            </w:r>
-          </w:p>
-        </w:tc>
-      </w:tr>
-      <w:tr>
-        <w:trPr>
-          <w:cantSplit/>
-        </w:trPr>
-        <w:tc>
-          <w:tcPr>
-            <w:tcW w:type="dxa" w:w="3400"/>
-            <w:shd w:fill="F2F5F2"/>
-            <w:tcBorders>
-              <w:top w:val="single" w:sz="4" w:color="D6DED8"/>
-              <w:left w:val="single" w:sz="4" w:color="D6DED8"/>
-              <w:bottom w:val="single" w:sz="4" w:color="D6DED8"/>
-              <w:right w:val="single" w:sz="4" w:color="D6DED8"/>
-              <w:insideH w:val="single" w:sz="4" w:color="D6DED8"/>
-              <w:insideV w:val="single" w:sz="4" w:color="D6DED8"/>
-            </w:tcBorders>
-            <w:vAlign w:val="center"/>
-          </w:tcPr>
-          <w:p>
-            <w:r>
-              <w:rPr>
-                <w:rFonts w:ascii="Aptos" w:hAnsi="Aptos"/>
-                <w:color w:val="1D2924"/>
-                <w:sz w:val="16"/>
-              </w:rPr>
-              <w:t>Project imagery</w:t>
-            </w:r>
-          </w:p>
-        </w:tc>
-        <w:tc>
-          <w:tcPr>
-            <w:tcW w:type="dxa" w:w="3400"/>
-            <w:shd w:fill="F2F5F2"/>
-            <w:tcBorders>
-              <w:top w:val="single" w:sz="4" w:color="D6DED8"/>
-              <w:left w:val="single" w:sz="4" w:color="D6DED8"/>
-              <w:bottom w:val="single" w:sz="4" w:color="D6DED8"/>
-              <w:right w:val="single" w:sz="4" w:color="D6DED8"/>
-              <w:insideH w:val="single" w:sz="4" w:color="D6DED8"/>
-              <w:insideV w:val="single" w:sz="4" w:color="D6DED8"/>
-            </w:tcBorders>
-            <w:vAlign w:val="center"/>
-          </w:tcPr>
-          <w:p>
-            <w:r>
-              <w:rPr>
-                <w:rFonts w:ascii="Aptos" w:hAnsi="Aptos"/>
-                <w:color w:val="1D2924"/>
-                <w:sz w:val="16"/>
-              </w:rPr>
-              <w:t>public/images/</w:t>
-            </w:r>
-          </w:p>
-        </w:tc>
-        <w:tc>
-          <w:tcPr>
-            <w:tcW w:type="dxa" w:w="3400"/>
-            <w:shd w:fill="F2F5F2"/>
-            <w:tcBorders>
-              <w:top w:val="single" w:sz="4" w:color="D6DED8"/>
-              <w:left w:val="single" w:sz="4" w:color="D6DED8"/>
-              <w:bottom w:val="single" w:sz="4" w:color="D6DED8"/>
-              <w:right w:val="single" w:sz="4" w:color="D6DED8"/>
-              <w:insideH w:val="single" w:sz="4" w:color="D6DED8"/>
-              <w:insideV w:val="single" w:sz="4" w:color="D6DED8"/>
-            </w:tcBorders>
-            <w:vAlign w:val="center"/>
-          </w:tcPr>
-          <w:p>
-            <w:r>
-              <w:rPr>
-                <w:rFonts w:ascii="Aptos" w:hAnsi="Aptos"/>
-                <w:color w:val="1D2924"/>
-                <w:sz w:val="16"/>
-              </w:rPr>
-              <w:t>Image assets; update the matching path in src/App.tsx.</w:t>
-            </w:r>
-          </w:p>
-        </w:tc>
-      </w:tr>
-      <w:tr>
-        <w:trPr>
-          <w:cantSplit/>
-        </w:trPr>
-        <w:tc>
-          <w:tcPr>
-            <w:tcW w:type="dxa" w:w="3400"/>
-            <w:shd w:fill="FFFFFF"/>
-            <w:tcBorders>
-              <w:top w:val="single" w:sz="4" w:color="D6DED8"/>
-              <w:left w:val="single" w:sz="4" w:color="D6DED8"/>
-              <w:bottom w:val="single" w:sz="4" w:color="D6DED8"/>
-              <w:right w:val="single" w:sz="4" w:color="D6DED8"/>
-              <w:insideH w:val="single" w:sz="4" w:color="D6DED8"/>
-              <w:insideV w:val="single" w:sz="4" w:color="D6DED8"/>
-            </w:tcBorders>
-            <w:vAlign w:val="center"/>
-          </w:tcPr>
-          <w:p>
-            <w:r>
-              <w:rPr>
-                <w:rFonts w:ascii="Aptos" w:hAnsi="Aptos"/>
-                <w:color w:val="1D2924"/>
-                <w:sz w:val="16"/>
-              </w:rPr>
-              <w:t>Certificates</w:t>
-            </w:r>
-          </w:p>
-        </w:tc>
-        <w:tc>
-          <w:tcPr>
-            <w:tcW w:type="dxa" w:w="3400"/>
-            <w:shd w:fill="FFFFFF"/>
-            <w:tcBorders>
-              <w:top w:val="single" w:sz="4" w:color="D6DED8"/>
-              <w:left w:val="single" w:sz="4" w:color="D6DED8"/>
-              <w:bottom w:val="single" w:sz="4" w:color="D6DED8"/>
-              <w:right w:val="single" w:sz="4" w:color="D6DED8"/>
-              <w:insideH w:val="single" w:sz="4" w:color="D6DED8"/>
-              <w:insideV w:val="single" w:sz="4" w:color="D6DED8"/>
-            </w:tcBorders>
-            <w:vAlign w:val="center"/>
-          </w:tcPr>
-          <w:p>
-            <w:r>
-              <w:rPr>
-                <w:rFonts w:ascii="Aptos" w:hAnsi="Aptos"/>
-                <w:color w:val="1D2924"/>
-                <w:sz w:val="16"/>
-              </w:rPr>
-              <w:t>public/certificates/ and public/</w:t>
-            </w:r>
-          </w:p>
-        </w:tc>
-        <w:tc>
-          <w:tcPr>
-            <w:tcW w:type="dxa" w:w="3400"/>
-            <w:shd w:fill="FFFFFF"/>
-            <w:tcBorders>
-              <w:top w:val="single" w:sz="4" w:color="D6DED8"/>
-              <w:left w:val="single" w:sz="4" w:color="D6DED8"/>
-              <w:bottom w:val="single" w:sz="4" w:color="D6DED8"/>
-              <w:right w:val="single" w:sz="4" w:color="D6DED8"/>
-              <w:insideH w:val="single" w:sz="4" w:color="D6DED8"/>
-              <w:insideV w:val="single" w:sz="4" w:color="D6DED8"/>
-            </w:tcBorders>
-            <w:vAlign w:val="center"/>
-          </w:tcPr>
-          <w:p>
-            <w:r>
-              <w:rPr>
-                <w:rFonts w:ascii="Aptos" w:hAnsi="Aptos"/>
-                <w:color w:val="1D2924"/>
-                <w:sz w:val="16"/>
-              </w:rPr>
-              <w:t>Public downloadable evidence. Publish only documents approved for public viewing.</w:t>
-            </w:r>
-          </w:p>
-        </w:tc>
-      </w:tr>
-      <w:tr>
-        <w:trPr>
-          <w:cantSplit/>
-        </w:trPr>
-        <w:tc>
-          <w:tcPr>
-            <w:tcW w:type="dxa" w:w="3400"/>
-            <w:shd w:fill="F2F5F2"/>
-            <w:tcBorders>
-              <w:top w:val="single" w:sz="4" w:color="D6DED8"/>
-              <w:left w:val="single" w:sz="4" w:color="D6DED8"/>
-              <w:bottom w:val="single" w:sz="4" w:color="D6DED8"/>
-              <w:right w:val="single" w:sz="4" w:color="D6DED8"/>
-              <w:insideH w:val="single" w:sz="4" w:color="D6DED8"/>
-              <w:insideV w:val="single" w:sz="4" w:color="D6DED8"/>
-            </w:tcBorders>
-            <w:vAlign w:val="center"/>
-          </w:tcPr>
-          <w:p>
-            <w:r>
-              <w:rPr>
-                <w:rFonts w:ascii="Aptos" w:hAnsi="Aptos"/>
-                <w:color w:val="1D2924"/>
-                <w:sz w:val="16"/>
-              </w:rPr>
-              <w:t>SQL, presentations, documents, reflections</w:t>
-            </w:r>
-          </w:p>
-        </w:tc>
-        <w:tc>
-          <w:tcPr>
-            <w:tcW w:type="dxa" w:w="3400"/>
-            <w:shd w:fill="F2F5F2"/>
-            <w:tcBorders>
-              <w:top w:val="single" w:sz="4" w:color="D6DED8"/>
-              <w:left w:val="single" w:sz="4" w:color="D6DED8"/>
-              <w:bottom w:val="single" w:sz="4" w:color="D6DED8"/>
-              <w:right w:val="single" w:sz="4" w:color="D6DED8"/>
-              <w:insideH w:val="single" w:sz="4" w:color="D6DED8"/>
-              <w:insideV w:val="single" w:sz="4" w:color="D6DED8"/>
-            </w:tcBorders>
-            <w:vAlign w:val="center"/>
-          </w:tcPr>
-          <w:p>
-            <w:r>
-              <w:rPr>
-                <w:rFonts w:ascii="Aptos" w:hAnsi="Aptos"/>
-                <w:color w:val="1D2924"/>
-                <w:sz w:val="16"/>
-              </w:rPr>
-              <w:t>public/sql/, public/presentations/, public/documents/, public/reflections/</w:t>
-            </w:r>
-          </w:p>
-        </w:tc>
-        <w:tc>
-          <w:tcPr>
-            <w:tcW w:type="dxa" w:w="3400"/>
-            <w:shd w:fill="F2F5F2"/>
-            <w:tcBorders>
-              <w:top w:val="single" w:sz="4" w:color="D6DED8"/>
-              <w:left w:val="single" w:sz="4" w:color="D6DED8"/>
-              <w:bottom w:val="single" w:sz="4" w:color="D6DED8"/>
-              <w:right w:val="single" w:sz="4" w:color="D6DED8"/>
-              <w:insideH w:val="single" w:sz="4" w:color="D6DED8"/>
-              <w:insideV w:val="single" w:sz="4" w:color="D6DED8"/>
-            </w:tcBorders>
-            <w:vAlign w:val="center"/>
-          </w:tcPr>
-          <w:p>
-            <w:r>
-              <w:rPr>
-                <w:rFonts w:ascii="Aptos" w:hAnsi="Aptos"/>
-                <w:color w:val="1D2924"/>
-                <w:sz w:val="16"/>
-              </w:rPr>
-              <w:t>Downloadable samples linked from sections or case studies.</w:t>
-            </w:r>
-          </w:p>
-        </w:tc>
-      </w:tr>
-      <w:tr>
-        <w:trPr>
-          <w:cantSplit/>
-        </w:trPr>
-        <w:tc>
-          <w:tcPr>
-            <w:tcW w:type="dxa" w:w="3400"/>
-            <w:shd w:fill="FFFFFF"/>
-            <w:tcBorders>
-              <w:top w:val="single" w:sz="4" w:color="D6DED8"/>
-              <w:left w:val="single" w:sz="4" w:color="D6DED8"/>
-              <w:bottom w:val="single" w:sz="4" w:color="D6DED8"/>
-              <w:right w:val="single" w:sz="4" w:color="D6DED8"/>
-              <w:insideH w:val="single" w:sz="4" w:color="D6DED8"/>
-              <w:insideV w:val="single" w:sz="4" w:color="D6DED8"/>
-            </w:tcBorders>
-            <w:vAlign w:val="center"/>
-          </w:tcPr>
-          <w:p>
-            <w:r>
-              <w:rPr>
-                <w:rFonts w:ascii="Aptos" w:hAnsi="Aptos"/>
-                <w:color w:val="1D2924"/>
-                <w:sz w:val="16"/>
-              </w:rPr>
-              <w:t>Browser metadata</w:t>
-            </w:r>
-          </w:p>
-        </w:tc>
-        <w:tc>
-          <w:tcPr>
-            <w:tcW w:type="dxa" w:w="3400"/>
-            <w:shd w:fill="FFFFFF"/>
-            <w:tcBorders>
-              <w:top w:val="single" w:sz="4" w:color="D6DED8"/>
-              <w:left w:val="single" w:sz="4" w:color="D6DED8"/>
-              <w:bottom w:val="single" w:sz="4" w:color="D6DED8"/>
-              <w:right w:val="single" w:sz="4" w:color="D6DED8"/>
-              <w:insideH w:val="single" w:sz="4" w:color="D6DED8"/>
-              <w:insideV w:val="single" w:sz="4" w:color="D6DED8"/>
-            </w:tcBorders>
-            <w:vAlign w:val="center"/>
-          </w:tcPr>
-          <w:p>
-            <w:r>
-              <w:rPr>
-                <w:rFonts w:ascii="Aptos" w:hAnsi="Aptos"/>
-                <w:color w:val="1D2924"/>
-                <w:sz w:val="16"/>
+                <w:sz w:val="18"/>
               </w:rPr>
               <w:t>index.html</w:t>
             </w:r>
@@ -1284,207 +1703,397 @@
         </w:tc>
         <w:tc>
           <w:tcPr>
-            <w:tcW w:type="dxa" w:w="3400"/>
-            <w:shd w:fill="FFFFFF"/>
-            <w:tcBorders>
-              <w:top w:val="single" w:sz="4" w:color="D6DED8"/>
-              <w:left w:val="single" w:sz="4" w:color="D6DED8"/>
-              <w:bottom w:val="single" w:sz="4" w:color="D6DED8"/>
-              <w:right w:val="single" w:sz="4" w:color="D6DED8"/>
-              <w:insideH w:val="single" w:sz="4" w:color="D6DED8"/>
-              <w:insideV w:val="single" w:sz="4" w:color="D6DED8"/>
-            </w:tcBorders>
+            <w:tcW w:type="dxa" w:w="3293"/>
             <w:vAlign w:val="center"/>
           </w:tcPr>
           <w:p>
             <w:r>
               <w:rPr>
                 <w:rFonts w:ascii="Aptos" w:hAnsi="Aptos"/>
-                <w:color w:val="1D2924"/>
-                <w:sz w:val="16"/>
+                <w:sz w:val="18"/>
               </w:rPr>
-              <w:t>Base page title, description and social preview metadata.</w:t>
+              <w:t>The current measurement ID is G-KC48HE35N7.</w:t>
             </w:r>
           </w:p>
         </w:tc>
       </w:tr>
       <w:tr>
-        <w:trPr>
-          <w:cantSplit/>
-        </w:trPr>
         <w:tc>
           <w:tcPr>
-            <w:tcW w:type="dxa" w:w="3400"/>
-            <w:shd w:fill="F2F5F2"/>
-            <w:tcBorders>
-              <w:top w:val="single" w:sz="4" w:color="D6DED8"/>
-              <w:left w:val="single" w:sz="4" w:color="D6DED8"/>
-              <w:bottom w:val="single" w:sz="4" w:color="D6DED8"/>
-              <w:right w:val="single" w:sz="4" w:color="D6DED8"/>
-              <w:insideH w:val="single" w:sz="4" w:color="D6DED8"/>
-              <w:insideV w:val="single" w:sz="4" w:color="D6DED8"/>
-            </w:tcBorders>
+            <w:tcW w:type="dxa" w:w="3293"/>
             <w:vAlign w:val="center"/>
           </w:tcPr>
           <w:p>
             <w:r>
               <w:rPr>
                 <w:rFonts w:ascii="Aptos" w:hAnsi="Aptos"/>
-                <w:color w:val="1D2924"/>
-                <w:sz w:val="16"/>
+                <w:sz w:val="18"/>
               </w:rPr>
-              <w:t>Build and hosting</w:t>
+              <w:t>Site bootstrap</w:t>
             </w:r>
           </w:p>
         </w:tc>
         <w:tc>
           <w:tcPr>
-            <w:tcW w:type="dxa" w:w="3400"/>
-            <w:shd w:fill="F2F5F2"/>
-            <w:tcBorders>
-              <w:top w:val="single" w:sz="4" w:color="D6DED8"/>
-              <w:left w:val="single" w:sz="4" w:color="D6DED8"/>
-              <w:bottom w:val="single" w:sz="4" w:color="D6DED8"/>
-              <w:right w:val="single" w:sz="4" w:color="D6DED8"/>
-              <w:insideH w:val="single" w:sz="4" w:color="D6DED8"/>
-              <w:insideV w:val="single" w:sz="4" w:color="D6DED8"/>
-            </w:tcBorders>
+            <w:tcW w:type="dxa" w:w="3293"/>
             <w:vAlign w:val="center"/>
           </w:tcPr>
           <w:p>
             <w:r>
               <w:rPr>
                 <w:rFonts w:ascii="Aptos" w:hAnsi="Aptos"/>
-                <w:color w:val="1D2924"/>
-                <w:sz w:val="16"/>
+                <w:sz w:val="18"/>
               </w:rPr>
-              <w:t>package.json, vite.config.ts, .github/workflows/deploy.yml</w:t>
+              <w:t>src/main.tsx</w:t>
             </w:r>
           </w:p>
         </w:tc>
         <w:tc>
           <w:tcPr>
-            <w:tcW w:type="dxa" w:w="3400"/>
-            <w:shd w:fill="F2F5F2"/>
-            <w:tcBorders>
-              <w:top w:val="single" w:sz="4" w:color="D6DED8"/>
-              <w:left w:val="single" w:sz="4" w:color="D6DED8"/>
-              <w:bottom w:val="single" w:sz="4" w:color="D6DED8"/>
-              <w:right w:val="single" w:sz="4" w:color="D6DED8"/>
-              <w:insideH w:val="single" w:sz="4" w:color="D6DED8"/>
-              <w:insideV w:val="single" w:sz="4" w:color="D6DED8"/>
-            </w:tcBorders>
+            <w:tcW w:type="dxa" w:w="3293"/>
             <w:vAlign w:val="center"/>
           </w:tcPr>
           <w:p>
             <w:r>
               <w:rPr>
                 <w:rFonts w:ascii="Aptos" w:hAnsi="Aptos"/>
-                <w:color w:val="1D2924"/>
-                <w:sz w:val="16"/>
+                <w:sz w:val="18"/>
               </w:rPr>
-              <w:t>Technical setup; routine text edits usually do not need changes here.</w:t>
+              <w:t>Starts the React application; edit only for technical changes.</w:t>
+            </w:r>
+          </w:p>
+        </w:tc>
+      </w:tr>
+      <w:tr>
+        <w:tc>
+          <w:tcPr>
+            <w:tcW w:type="dxa" w:w="3293"/>
+            <w:vAlign w:val="center"/>
+          </w:tcPr>
+          <w:p>
+            <w:r>
+              <w:rPr>
+                <w:rFonts w:ascii="Aptos" w:hAnsi="Aptos"/>
+                <w:sz w:val="18"/>
+              </w:rPr>
+              <w:t>Dependencies and build commands</w:t>
+            </w:r>
+          </w:p>
+        </w:tc>
+        <w:tc>
+          <w:tcPr>
+            <w:tcW w:type="dxa" w:w="3293"/>
+            <w:vAlign w:val="center"/>
+          </w:tcPr>
+          <w:p>
+            <w:r>
+              <w:rPr>
+                <w:rFonts w:ascii="Aptos" w:hAnsi="Aptos"/>
+                <w:sz w:val="18"/>
+              </w:rPr>
+              <w:t>package.json</w:t>
+            </w:r>
+          </w:p>
+        </w:tc>
+        <w:tc>
+          <w:tcPr>
+            <w:tcW w:type="dxa" w:w="3293"/>
+            <w:vAlign w:val="center"/>
+          </w:tcPr>
+          <w:p>
+            <w:r>
+              <w:rPr>
+                <w:rFonts w:ascii="Aptos" w:hAnsi="Aptos"/>
+                <w:sz w:val="18"/>
+              </w:rPr>
+              <w:t>Do not change without understanding the deployment impact.</w:t>
+            </w:r>
+          </w:p>
+        </w:tc>
+      </w:tr>
+      <w:tr>
+        <w:tc>
+          <w:tcPr>
+            <w:tcW w:type="dxa" w:w="3293"/>
+            <w:vAlign w:val="center"/>
+          </w:tcPr>
+          <w:p>
+            <w:r>
+              <w:rPr>
+                <w:rFonts w:ascii="Aptos" w:hAnsi="Aptos"/>
+                <w:sz w:val="18"/>
+              </w:rPr>
+              <w:t>Deployment workflow</w:t>
+            </w:r>
+          </w:p>
+        </w:tc>
+        <w:tc>
+          <w:tcPr>
+            <w:tcW w:type="dxa" w:w="3293"/>
+            <w:vAlign w:val="center"/>
+          </w:tcPr>
+          <w:p>
+            <w:r>
+              <w:rPr>
+                <w:rFonts w:ascii="Aptos" w:hAnsi="Aptos"/>
+                <w:sz w:val="18"/>
+              </w:rPr>
+              <w:t>.github/workflows/deploy.yml</w:t>
+            </w:r>
+          </w:p>
+        </w:tc>
+        <w:tc>
+          <w:tcPr>
+            <w:tcW w:type="dxa" w:w="3293"/>
+            <w:vAlign w:val="center"/>
+          </w:tcPr>
+          <w:p>
+            <w:r>
+              <w:rPr>
+                <w:rFonts w:ascii="Aptos" w:hAnsi="Aptos"/>
+                <w:sz w:val="18"/>
+              </w:rPr>
+              <w:t>Runs the build and publishes GitHub Pages.</w:t>
+            </w:r>
+          </w:p>
+        </w:tc>
+      </w:tr>
+      <w:tr>
+        <w:tc>
+          <w:tcPr>
+            <w:tcW w:type="dxa" w:w="3293"/>
+            <w:vAlign w:val="center"/>
+          </w:tcPr>
+          <w:p>
+            <w:r>
+              <w:rPr>
+                <w:rFonts w:ascii="Aptos" w:hAnsi="Aptos"/>
+                <w:sz w:val="18"/>
+              </w:rPr>
+              <w:t>Handbook generator</w:t>
+            </w:r>
+          </w:p>
+        </w:tc>
+        <w:tc>
+          <w:tcPr>
+            <w:tcW w:type="dxa" w:w="3293"/>
+            <w:vAlign w:val="center"/>
+          </w:tcPr>
+          <w:p>
+            <w:r>
+              <w:rPr>
+                <w:rFonts w:ascii="Aptos" w:hAnsi="Aptos"/>
+                <w:sz w:val="18"/>
+              </w:rPr>
+              <w:t>docs/generate_handbook.py</w:t>
+            </w:r>
+          </w:p>
+        </w:tc>
+        <w:tc>
+          <w:tcPr>
+            <w:tcW w:type="dxa" w:w="3293"/>
+            <w:vAlign w:val="center"/>
+          </w:tcPr>
+          <w:p>
+            <w:r>
+              <w:rPr>
+                <w:rFonts w:ascii="Aptos" w:hAnsi="Aptos"/>
+                <w:sz w:val="18"/>
+              </w:rPr>
+              <w:t>Update its content if it is used to regenerate this handbook.</w:t>
+            </w:r>
+          </w:p>
+        </w:tc>
+      </w:tr>
+      <w:tr>
+        <w:tc>
+          <w:tcPr>
+            <w:tcW w:type="dxa" w:w="3293"/>
+            <w:vAlign w:val="center"/>
+          </w:tcPr>
+          <w:p>
+            <w:r>
+              <w:rPr>
+                <w:rFonts w:ascii="Aptos" w:hAnsi="Aptos"/>
+                <w:sz w:val="18"/>
+              </w:rPr>
+              <w:t>Images, CVs and public documents</w:t>
+            </w:r>
+          </w:p>
+        </w:tc>
+        <w:tc>
+          <w:tcPr>
+            <w:tcW w:type="dxa" w:w="3293"/>
+            <w:vAlign w:val="center"/>
+          </w:tcPr>
+          <w:p>
+            <w:r>
+              <w:rPr>
+                <w:rFonts w:ascii="Aptos" w:hAnsi="Aptos"/>
+                <w:sz w:val="18"/>
+              </w:rPr>
+              <w:t>repository image/document folders</w:t>
+            </w:r>
+          </w:p>
+        </w:tc>
+        <w:tc>
+          <w:tcPr>
+            <w:tcW w:type="dxa" w:w="3293"/>
+            <w:vAlign w:val="center"/>
+          </w:tcPr>
+          <w:p>
+            <w:r>
+              <w:rPr>
+                <w:rFonts w:ascii="Aptos" w:hAnsi="Aptos"/>
+                <w:sz w:val="18"/>
+              </w:rPr>
+              <w:t>Use exact filenames and update the corresponding links in App.tsx.</w:t>
             </w:r>
           </w:p>
         </w:tc>
       </w:tr>
     </w:tbl>
-    <w:p/>
     <w:p>
       <w:pPr>
         <w:pStyle w:val="Heading1"/>
-        <w:keepNext/>
       </w:pPr>
       <w:r>
-        <w:t>3. How publishing works</w:t>
+        <w:t>7. Updating the Website in GitHub</w:t>
       </w:r>
     </w:p>
     <w:p>
       <w:pPr>
-        <w:spacing w:after="120" w:line="269" w:lineRule="auto"/>
+        <w:pStyle w:val="ListNumber"/>
       </w:pPr>
       <w:r>
-        <w:rPr>
-          <w:rFonts w:ascii="Aptos" w:hAnsi="Aptos"/>
-          <w:color w:val="1D2924"/>
-          <w:sz w:val="18"/>
-        </w:rPr>
-        <w:t>This repository uses React, TypeScript and Vite. The GitHub Actions workflow builds the site and publishes the generated dist directory to GitHub Pages.</w:t>
+        <w:t>Open github.com/Edward-Wonder-Mordey/portfolio and select the main branch.</w:t>
       </w:r>
     </w:p>
     <w:p>
       <w:pPr>
-        <w:spacing w:after="80"/>
-        <w:ind w:left="312" w:hanging="312"/>
+        <w:pStyle w:val="ListNumber"/>
       </w:pPr>
       <w:r>
-        <w:t>1. A visitor opens the published portfolio URL.</w:t>
+        <w:t>Open the exact file named in Section 6. Use the pencil editor for a small text change or upload a correctly named asset into the appropriate folder.</w:t>
       </w:r>
     </w:p>
     <w:p>
       <w:pPr>
-        <w:spacing w:after="80"/>
-        <w:ind w:left="312" w:hanging="312"/>
+        <w:pStyle w:val="ListNumber"/>
       </w:pPr>
       <w:r>
-        <w:t>2. index.html loads the built React application.</w:t>
+        <w:t>Preview the changed text or asset reference before committing. Use a clear commit message such as “Update current focus areas” or “Add a portfolio case study”.</w:t>
       </w:r>
     </w:p>
     <w:p>
       <w:pPr>
-        <w:spacing w:after="80"/>
-        <w:ind w:left="312" w:hanging="312"/>
+        <w:pStyle w:val="ListNumber"/>
       </w:pPr>
       <w:r>
-        <w:t>3. src/App.tsx renders the page and references public assets.</w:t>
+        <w:t>Open Actions and wait for Deploy to GitHub Pages to complete successfully.</w:t>
       </w:r>
     </w:p>
     <w:p>
       <w:pPr>
-        <w:spacing w:after="80"/>
-        <w:ind w:left="312" w:hanging="312"/>
+        <w:pStyle w:val="ListNumber"/>
       </w:pPr>
       <w:r>
-        <w:t>4. A change pushed to main starts .github/workflows/deploy.yml.</w:t>
+        <w:t>Visit the live URL, hard-refresh, and test the changed section and any related links on desktop and mobile.</w:t>
       </w:r>
     </w:p>
     <w:p>
       <w:pPr>
-        <w:spacing w:after="80"/>
-        <w:ind w:left="312" w:hanging="312"/>
+        <w:pStyle w:val="Heading1"/>
       </w:pPr>
       <w:r>
-        <w:t>5. After a successful deployment, GitHub Pages serves the new build.</w:t>
+        <w:t>8. Analytics and Maintenance</w:t>
+      </w:r>
+    </w:p>
+    <w:p>
+      <w:r>
+        <w:t>The portfolio includes the Google Analytics 4 tag G-KC48HE35N7 in index.html. Page-view tracking runs on initial load and when the page hash changes. Check the matching Analytics property’s Realtime report after visiting the site. Reports may take time to populate; analytics does not guarantee search ranking.</w:t>
+      </w:r>
+    </w:p>
+    <w:p>
+      <w:r>
+        <w:t>Review contact details, CV links, project visibility, academic records and mobile layout monthly. Review analytics and metadata quarterly. Keep published personal and client information limited to what is appropriate for a public portfolio.</w:t>
+      </w:r>
+    </w:p>
+    <w:p>
+      <w:pPr>
+        <w:pStyle w:val="Heading1"/>
+      </w:pPr>
+      <w:r>
+        <w:t>9. Troubleshooting and Recovery</w:t>
+      </w:r>
+    </w:p>
+    <w:p>
+      <w:pPr>
+        <w:pStyle w:val="ListBullet"/>
+      </w:pPr>
+      <w:r>
+        <w:t>If the change is not visible, confirm the latest Actions run succeeded and hard-refresh the browser.</w:t>
+      </w:r>
+    </w:p>
+    <w:p>
+      <w:pPr>
+        <w:pStyle w:val="ListBullet"/>
+      </w:pPr>
+      <w:r>
+        <w:t>If a project image is broken, check its filename, extension, path and capitalization.</w:t>
+      </w:r>
+    </w:p>
+    <w:p>
+      <w:pPr>
+        <w:pStyle w:val="ListBullet"/>
+      </w:pPr>
+      <w:r>
+        <w:t>If a section link no longer works, check that the matching id still exists in src/App.tsx.</w:t>
+      </w:r>
+    </w:p>
+    <w:p>
+      <w:pPr>
+        <w:pStyle w:val="ListBullet"/>
+      </w:pPr>
+      <w:r>
+        <w:t>If the build fails, read the Actions error and restore the last working file from GitHub history before adding more edits.</w:t>
+      </w:r>
+    </w:p>
+    <w:p>
+      <w:pPr>
+        <w:pStyle w:val="ListBullet"/>
+      </w:pPr>
+      <w:r>
+        <w:t>Do not force-push or delete repository branches to fix a normal content mistake.</w:t>
+      </w:r>
+    </w:p>
+    <w:p>
+      <w:pPr>
+        <w:pStyle w:val="Heading1"/>
+      </w:pPr>
+      <w:r>
+        <w:t>10. Handbook Change Log</w:t>
       </w:r>
     </w:p>
     <w:tbl>
       <w:tblPr>
+        <w:tblStyle w:val="LightShading-Accent1"/>
         <w:tblW w:type="auto" w:w="0"/>
         <w:jc w:val="center"/>
         <w:tblLook w:firstColumn="1" w:firstRow="1" w:lastColumn="0" w:lastRow="0" w:noHBand="0" w:noVBand="1" w:val="04A0"/>
       </w:tblPr>
       <w:tblGrid>
-        <w:gridCol w:w="5100"/>
-        <w:gridCol w:w="5100"/>
+        <w:gridCol w:w="2469"/>
+        <w:gridCol w:w="2469"/>
+        <w:gridCol w:w="2469"/>
+        <w:gridCol w:w="2469"/>
       </w:tblGrid>
       <w:tr>
-        <w:trPr>
-          <w:cantSplit/>
-          <w:tblHeader w:val="true"/>
-        </w:trPr>
         <w:tc>
           <w:tcPr>
-            <w:tcW w:type="dxa" w:w="5100"/>
-            <w:shd w:fill="263C32"/>
-            <w:tcBorders>
-              <w:top w:val="single" w:sz="4" w:color="D6DED8"/>
-              <w:left w:val="single" w:sz="4" w:color="D6DED8"/>
-              <w:bottom w:val="single" w:sz="4" w:color="D6DED8"/>
-              <w:right w:val="single" w:sz="4" w:color="D6DED8"/>
-              <w:insideH w:val="single" w:sz="4" w:color="D6DED8"/>
-              <w:insideV w:val="single" w:sz="4" w:color="D6DED8"/>
-            </w:tcBorders>
+            <w:tcW w:type="dxa" w:w="2469"/>
             <w:vAlign w:val="center"/>
+            <w:shd w:fill="142335"/>
           </w:tcPr>
           <w:p>
             <w:r>
@@ -1492,25 +2101,17 @@
                 <w:rFonts w:ascii="Aptos" w:hAnsi="Aptos"/>
                 <w:b/>
                 <w:color w:val="FFFFFF"/>
-                <w:sz w:val="16"/>
+                <w:sz w:val="18"/>
               </w:rPr>
-              <w:t>Item</w:t>
+              <w:t>Date</w:t>
             </w:r>
           </w:p>
         </w:tc>
         <w:tc>
           <w:tcPr>
-            <w:tcW w:type="dxa" w:w="5100"/>
-            <w:shd w:fill="263C32"/>
-            <w:tcBorders>
-              <w:top w:val="single" w:sz="4" w:color="D6DED8"/>
-              <w:left w:val="single" w:sz="4" w:color="D6DED8"/>
-              <w:bottom w:val="single" w:sz="4" w:color="D6DED8"/>
-              <w:right w:val="single" w:sz="4" w:color="D6DED8"/>
-              <w:insideH w:val="single" w:sz="4" w:color="D6DED8"/>
-              <w:insideV w:val="single" w:sz="4" w:color="D6DED8"/>
-            </w:tcBorders>
+            <w:tcW w:type="dxa" w:w="2469"/>
             <w:vAlign w:val="center"/>
+            <w:shd w:fill="142335"/>
           </w:tcPr>
           <w:p>
             <w:r>
@@ -1518,328 +2119,17 @@
                 <w:rFonts w:ascii="Aptos" w:hAnsi="Aptos"/>
                 <w:b/>
                 <w:color w:val="FFFFFF"/>
-                <w:sz w:val="16"/>
+                <w:sz w:val="18"/>
               </w:rPr>
-              <w:t>Current value</w:t>
-            </w:r>
-          </w:p>
-        </w:tc>
-      </w:tr>
-      <w:tr>
-        <w:trPr>
-          <w:cantSplit/>
-        </w:trPr>
-        <w:tc>
-          <w:tcPr>
-            <w:tcW w:type="dxa" w:w="5100"/>
-            <w:shd w:fill="FFFFFF"/>
-            <w:tcBorders>
-              <w:top w:val="single" w:sz="4" w:color="D6DED8"/>
-              <w:left w:val="single" w:sz="4" w:color="D6DED8"/>
-              <w:bottom w:val="single" w:sz="4" w:color="D6DED8"/>
-              <w:right w:val="single" w:sz="4" w:color="D6DED8"/>
-              <w:insideH w:val="single" w:sz="4" w:color="D6DED8"/>
-              <w:insideV w:val="single" w:sz="4" w:color="D6DED8"/>
-            </w:tcBorders>
-            <w:vAlign w:val="center"/>
-          </w:tcPr>
-          <w:p>
-            <w:r>
-              <w:rPr>
-                <w:rFonts w:ascii="Aptos" w:hAnsi="Aptos"/>
-                <w:color w:val="1D2924"/>
-                <w:sz w:val="16"/>
-              </w:rPr>
-              <w:t>Repository</w:t>
+              <w:t>Version</w:t>
             </w:r>
           </w:p>
         </w:tc>
         <w:tc>
           <w:tcPr>
-            <w:tcW w:type="dxa" w:w="5100"/>
-            <w:shd w:fill="FFFFFF"/>
-            <w:tcBorders>
-              <w:top w:val="single" w:sz="4" w:color="D6DED8"/>
-              <w:left w:val="single" w:sz="4" w:color="D6DED8"/>
-              <w:bottom w:val="single" w:sz="4" w:color="D6DED8"/>
-              <w:right w:val="single" w:sz="4" w:color="D6DED8"/>
-              <w:insideH w:val="single" w:sz="4" w:color="D6DED8"/>
-              <w:insideV w:val="single" w:sz="4" w:color="D6DED8"/>
-            </w:tcBorders>
+            <w:tcW w:type="dxa" w:w="2469"/>
             <w:vAlign w:val="center"/>
-          </w:tcPr>
-          <w:p>
-            <w:r>
-              <w:rPr>
-                <w:rFonts w:ascii="Aptos" w:hAnsi="Aptos"/>
-                <w:color w:val="1D2924"/>
-                <w:sz w:val="16"/>
-              </w:rPr>
-              <w:t>github.com/Edward-Wonder-Mordey/portfolio</w:t>
-            </w:r>
-          </w:p>
-        </w:tc>
-      </w:tr>
-      <w:tr>
-        <w:trPr>
-          <w:cantSplit/>
-        </w:trPr>
-        <w:tc>
-          <w:tcPr>
-            <w:tcW w:type="dxa" w:w="5100"/>
-            <w:shd w:fill="F2F5F2"/>
-            <w:tcBorders>
-              <w:top w:val="single" w:sz="4" w:color="D6DED8"/>
-              <w:left w:val="single" w:sz="4" w:color="D6DED8"/>
-              <w:bottom w:val="single" w:sz="4" w:color="D6DED8"/>
-              <w:right w:val="single" w:sz="4" w:color="D6DED8"/>
-              <w:insideH w:val="single" w:sz="4" w:color="D6DED8"/>
-              <w:insideV w:val="single" w:sz="4" w:color="D6DED8"/>
-            </w:tcBorders>
-            <w:vAlign w:val="center"/>
-          </w:tcPr>
-          <w:p>
-            <w:r>
-              <w:rPr>
-                <w:rFonts w:ascii="Aptos" w:hAnsi="Aptos"/>
-                <w:color w:val="1D2924"/>
-                <w:sz w:val="16"/>
-              </w:rPr>
-              <w:t>Live site</w:t>
-            </w:r>
-          </w:p>
-        </w:tc>
-        <w:tc>
-          <w:tcPr>
-            <w:tcW w:type="dxa" w:w="5100"/>
-            <w:shd w:fill="F2F5F2"/>
-            <w:tcBorders>
-              <w:top w:val="single" w:sz="4" w:color="D6DED8"/>
-              <w:left w:val="single" w:sz="4" w:color="D6DED8"/>
-              <w:bottom w:val="single" w:sz="4" w:color="D6DED8"/>
-              <w:right w:val="single" w:sz="4" w:color="D6DED8"/>
-              <w:insideH w:val="single" w:sz="4" w:color="D6DED8"/>
-              <w:insideV w:val="single" w:sz="4" w:color="D6DED8"/>
-            </w:tcBorders>
-            <w:vAlign w:val="center"/>
-          </w:tcPr>
-          <w:p>
-            <w:r>
-              <w:rPr>
-                <w:rFonts w:ascii="Aptos" w:hAnsi="Aptos"/>
-                <w:color w:val="1D2924"/>
-                <w:sz w:val="16"/>
-              </w:rPr>
-              <w:t>https://edward-wonder-mordey.github.io/portfolio/</w:t>
-            </w:r>
-          </w:p>
-        </w:tc>
-      </w:tr>
-      <w:tr>
-        <w:trPr>
-          <w:cantSplit/>
-        </w:trPr>
-        <w:tc>
-          <w:tcPr>
-            <w:tcW w:type="dxa" w:w="5100"/>
-            <w:shd w:fill="FFFFFF"/>
-            <w:tcBorders>
-              <w:top w:val="single" w:sz="4" w:color="D6DED8"/>
-              <w:left w:val="single" w:sz="4" w:color="D6DED8"/>
-              <w:bottom w:val="single" w:sz="4" w:color="D6DED8"/>
-              <w:right w:val="single" w:sz="4" w:color="D6DED8"/>
-              <w:insideH w:val="single" w:sz="4" w:color="D6DED8"/>
-              <w:insideV w:val="single" w:sz="4" w:color="D6DED8"/>
-            </w:tcBorders>
-            <w:vAlign w:val="center"/>
-          </w:tcPr>
-          <w:p>
-            <w:r>
-              <w:rPr>
-                <w:rFonts w:ascii="Aptos" w:hAnsi="Aptos"/>
-                <w:color w:val="1D2924"/>
-                <w:sz w:val="16"/>
-              </w:rPr>
-              <w:t>Source branch</w:t>
-            </w:r>
-          </w:p>
-        </w:tc>
-        <w:tc>
-          <w:tcPr>
-            <w:tcW w:type="dxa" w:w="5100"/>
-            <w:shd w:fill="FFFFFF"/>
-            <w:tcBorders>
-              <w:top w:val="single" w:sz="4" w:color="D6DED8"/>
-              <w:left w:val="single" w:sz="4" w:color="D6DED8"/>
-              <w:bottom w:val="single" w:sz="4" w:color="D6DED8"/>
-              <w:right w:val="single" w:sz="4" w:color="D6DED8"/>
-              <w:insideH w:val="single" w:sz="4" w:color="D6DED8"/>
-              <w:insideV w:val="single" w:sz="4" w:color="D6DED8"/>
-            </w:tcBorders>
-            <w:vAlign w:val="center"/>
-          </w:tcPr>
-          <w:p>
-            <w:r>
-              <w:rPr>
-                <w:rFonts w:ascii="Aptos" w:hAnsi="Aptos"/>
-                <w:color w:val="1D2924"/>
-                <w:sz w:val="16"/>
-              </w:rPr>
-              <w:t>main</w:t>
-            </w:r>
-          </w:p>
-        </w:tc>
-      </w:tr>
-      <w:tr>
-        <w:trPr>
-          <w:cantSplit/>
-        </w:trPr>
-        <w:tc>
-          <w:tcPr>
-            <w:tcW w:type="dxa" w:w="5100"/>
-            <w:shd w:fill="F2F5F2"/>
-            <w:tcBorders>
-              <w:top w:val="single" w:sz="4" w:color="D6DED8"/>
-              <w:left w:val="single" w:sz="4" w:color="D6DED8"/>
-              <w:bottom w:val="single" w:sz="4" w:color="D6DED8"/>
-              <w:right w:val="single" w:sz="4" w:color="D6DED8"/>
-              <w:insideH w:val="single" w:sz="4" w:color="D6DED8"/>
-              <w:insideV w:val="single" w:sz="4" w:color="D6DED8"/>
-            </w:tcBorders>
-            <w:vAlign w:val="center"/>
-          </w:tcPr>
-          <w:p>
-            <w:r>
-              <w:rPr>
-                <w:rFonts w:ascii="Aptos" w:hAnsi="Aptos"/>
-                <w:color w:val="1D2924"/>
-                <w:sz w:val="16"/>
-              </w:rPr>
-              <w:t>Local development</w:t>
-            </w:r>
-          </w:p>
-        </w:tc>
-        <w:tc>
-          <w:tcPr>
-            <w:tcW w:type="dxa" w:w="5100"/>
-            <w:shd w:fill="F2F5F2"/>
-            <w:tcBorders>
-              <w:top w:val="single" w:sz="4" w:color="D6DED8"/>
-              <w:left w:val="single" w:sz="4" w:color="D6DED8"/>
-              <w:bottom w:val="single" w:sz="4" w:color="D6DED8"/>
-              <w:right w:val="single" w:sz="4" w:color="D6DED8"/>
-              <w:insideH w:val="single" w:sz="4" w:color="D6DED8"/>
-              <w:insideV w:val="single" w:sz="4" w:color="D6DED8"/>
-            </w:tcBorders>
-            <w:vAlign w:val="center"/>
-          </w:tcPr>
-          <w:p>
-            <w:r>
-              <w:rPr>
-                <w:rFonts w:ascii="Aptos" w:hAnsi="Aptos"/>
-                <w:color w:val="1D2924"/>
-                <w:sz w:val="16"/>
-              </w:rPr>
-              <w:t>npm run dev</w:t>
-            </w:r>
-          </w:p>
-        </w:tc>
-      </w:tr>
-      <w:tr>
-        <w:trPr>
-          <w:cantSplit/>
-        </w:trPr>
-        <w:tc>
-          <w:tcPr>
-            <w:tcW w:type="dxa" w:w="5100"/>
-            <w:shd w:fill="FFFFFF"/>
-            <w:tcBorders>
-              <w:top w:val="single" w:sz="4" w:color="D6DED8"/>
-              <w:left w:val="single" w:sz="4" w:color="D6DED8"/>
-              <w:bottom w:val="single" w:sz="4" w:color="D6DED8"/>
-              <w:right w:val="single" w:sz="4" w:color="D6DED8"/>
-              <w:insideH w:val="single" w:sz="4" w:color="D6DED8"/>
-              <w:insideV w:val="single" w:sz="4" w:color="D6DED8"/>
-            </w:tcBorders>
-            <w:vAlign w:val="center"/>
-          </w:tcPr>
-          <w:p>
-            <w:r>
-              <w:rPr>
-                <w:rFonts w:ascii="Aptos" w:hAnsi="Aptos"/>
-                <w:color w:val="1D2924"/>
-                <w:sz w:val="16"/>
-              </w:rPr>
-              <w:t>Production build</w:t>
-            </w:r>
-          </w:p>
-        </w:tc>
-        <w:tc>
-          <w:tcPr>
-            <w:tcW w:type="dxa" w:w="5100"/>
-            <w:shd w:fill="FFFFFF"/>
-            <w:tcBorders>
-              <w:top w:val="single" w:sz="4" w:color="D6DED8"/>
-              <w:left w:val="single" w:sz="4" w:color="D6DED8"/>
-              <w:bottom w:val="single" w:sz="4" w:color="D6DED8"/>
-              <w:right w:val="single" w:sz="4" w:color="D6DED8"/>
-              <w:insideH w:val="single" w:sz="4" w:color="D6DED8"/>
-              <w:insideV w:val="single" w:sz="4" w:color="D6DED8"/>
-            </w:tcBorders>
-            <w:vAlign w:val="center"/>
-          </w:tcPr>
-          <w:p>
-            <w:r>
-              <w:rPr>
-                <w:rFonts w:ascii="Aptos" w:hAnsi="Aptos"/>
-                <w:color w:val="1D2924"/>
-                <w:sz w:val="16"/>
-              </w:rPr>
-              <w:t>npm run build</w:t>
-            </w:r>
-          </w:p>
-        </w:tc>
-      </w:tr>
-    </w:tbl>
-    <w:p/>
-    <w:p>
-      <w:pPr>
-        <w:pStyle w:val="Heading1"/>
-        <w:keepNext/>
-      </w:pPr>
-      <w:r>
-        <w:t>4. Sections and content</w:t>
-      </w:r>
-    </w:p>
-    <w:tbl>
-      <w:tblPr>
-        <w:tblW w:type="auto" w:w="0"/>
-        <w:jc w:val="center"/>
-        <w:tblLook w:firstColumn="1" w:firstRow="1" w:lastColumn="0" w:lastRow="0" w:noHBand="0" w:noVBand="1" w:val="04A0"/>
-      </w:tblPr>
-      <w:tblGrid>
-        <w:gridCol w:w="3400"/>
-        <w:gridCol w:w="3400"/>
-        <w:gridCol w:w="3400"/>
-      </w:tblGrid>
-      <w:tr>
-        <w:trPr>
-          <w:cantSplit/>
-          <w:tblHeader w:val="true"/>
-        </w:trPr>
-        <w:tc>
-          <w:tcPr>
-            <w:tcW w:type="dxa" w:w="3400"/>
-            <w:shd w:fill="263C32"/>
-            <w:tcBorders>
-              <w:top w:val="single" w:sz="4" w:color="D6DED8"/>
-              <w:left w:val="single" w:sz="4" w:color="D6DED8"/>
-              <w:bottom w:val="single" w:sz="4" w:color="D6DED8"/>
-              <w:right w:val="single" w:sz="4" w:color="D6DED8"/>
-              <w:insideH w:val="single" w:sz="4" w:color="D6DED8"/>
-              <w:insideV w:val="single" w:sz="4" w:color="D6DED8"/>
-            </w:tcBorders>
-            <w:vAlign w:val="center"/>
+            <w:shd w:fill="142335"/>
           </w:tcPr>
           <w:p>
             <w:r>
@@ -1847,25 +2137,17 @@
                 <w:rFonts w:ascii="Aptos" w:hAnsi="Aptos"/>
                 <w:b/>
                 <w:color w:val="FFFFFF"/>
-                <w:sz w:val="16"/>
+                <w:sz w:val="18"/>
               </w:rPr>
-              <w:t>Section</w:t>
+              <w:t>Change made</w:t>
             </w:r>
           </w:p>
         </w:tc>
         <w:tc>
           <w:tcPr>
-            <w:tcW w:type="dxa" w:w="3400"/>
-            <w:shd w:fill="263C32"/>
-            <w:tcBorders>
-              <w:top w:val="single" w:sz="4" w:color="D6DED8"/>
-              <w:left w:val="single" w:sz="4" w:color="D6DED8"/>
-              <w:bottom w:val="single" w:sz="4" w:color="D6DED8"/>
-              <w:right w:val="single" w:sz="4" w:color="D6DED8"/>
-              <w:insideH w:val="single" w:sz="4" w:color="D6DED8"/>
-              <w:insideV w:val="single" w:sz="4" w:color="D6DED8"/>
-            </w:tcBorders>
+            <w:tcW w:type="dxa" w:w="2469"/>
             <w:vAlign w:val="center"/>
+            <w:shd w:fill="142335"/>
           </w:tcPr>
           <w:p>
             <w:r>
@@ -1873,2929 +2155,81 @@
                 <w:rFonts w:ascii="Aptos" w:hAnsi="Aptos"/>
                 <w:b/>
                 <w:color w:val="FFFFFF"/>
-                <w:sz w:val="16"/>
+                <w:sz w:val="18"/>
               </w:rPr>
-              <w:t>Purpose</w:t>
+              <w:t>Updated by</w:t>
             </w:r>
           </w:p>
         </w:tc>
+      </w:tr>
+      <w:tr>
         <w:tc>
           <w:tcPr>
-            <w:tcW w:type="dxa" w:w="3400"/>
-            <w:shd w:fill="263C32"/>
-            <w:tcBorders>
-              <w:top w:val="single" w:sz="4" w:color="D6DED8"/>
-              <w:left w:val="single" w:sz="4" w:color="D6DED8"/>
-              <w:bottom w:val="single" w:sz="4" w:color="D6DED8"/>
-              <w:right w:val="single" w:sz="4" w:color="D6DED8"/>
-              <w:insideH w:val="single" w:sz="4" w:color="D6DED8"/>
-              <w:insideV w:val="single" w:sz="4" w:color="D6DED8"/>
-            </w:tcBorders>
+            <w:tcW w:type="dxa" w:w="2469"/>
             <w:vAlign w:val="center"/>
           </w:tcPr>
           <w:p>
             <w:r>
               <w:rPr>
                 <w:rFonts w:ascii="Aptos" w:hAnsi="Aptos"/>
-                <w:b/>
-                <w:color w:val="FFFFFF"/>
-                <w:sz w:val="16"/>
+                <w:sz w:val="18"/>
               </w:rPr>
-              <w:t>Update guidance</w:t>
+              <w:t>21 Oct 2026</w:t>
             </w:r>
           </w:p>
         </w:tc>
-      </w:tr>
-      <w:tr>
-        <w:trPr>
-          <w:cantSplit/>
-        </w:trPr>
         <w:tc>
           <w:tcPr>
-            <w:tcW w:type="dxa" w:w="3400"/>
-            <w:shd w:fill="FFFFFF"/>
-            <w:tcBorders>
-              <w:top w:val="single" w:sz="4" w:color="D6DED8"/>
-              <w:left w:val="single" w:sz="4" w:color="D6DED8"/>
-              <w:bottom w:val="single" w:sz="4" w:color="D6DED8"/>
-              <w:right w:val="single" w:sz="4" w:color="D6DED8"/>
-              <w:insideH w:val="single" w:sz="4" w:color="D6DED8"/>
-              <w:insideV w:val="single" w:sz="4" w:color="D6DED8"/>
-            </w:tcBorders>
+            <w:tcW w:type="dxa" w:w="2469"/>
             <w:vAlign w:val="center"/>
           </w:tcPr>
           <w:p>
             <w:r>
               <w:rPr>
                 <w:rFonts w:ascii="Aptos" w:hAnsi="Aptos"/>
-                <w:color w:val="1D2924"/>
-                <w:sz w:val="16"/>
+                <w:sz w:val="18"/>
               </w:rPr>
-              <w:t>Hero</w:t>
+              <w:t>1.1</w:t>
             </w:r>
           </w:p>
         </w:tc>
         <w:tc>
           <w:tcPr>
-            <w:tcW w:type="dxa" w:w="3400"/>
-            <w:shd w:fill="FFFFFF"/>
-            <w:tcBorders>
-              <w:top w:val="single" w:sz="4" w:color="D6DED8"/>
-              <w:left w:val="single" w:sz="4" w:color="D6DED8"/>
-              <w:bottom w:val="single" w:sz="4" w:color="D6DED8"/>
-              <w:right w:val="single" w:sz="4" w:color="D6DED8"/>
-              <w:insideH w:val="single" w:sz="4" w:color="D6DED8"/>
-              <w:insideV w:val="single" w:sz="4" w:color="D6DED8"/>
-            </w:tcBorders>
+            <w:tcW w:type="dxa" w:w="2469"/>
             <w:vAlign w:val="center"/>
           </w:tcPr>
           <w:p>
             <w:r>
               <w:rPr>
                 <w:rFonts w:ascii="Aptos" w:hAnsi="Aptos"/>
-                <w:color w:val="1D2924"/>
-                <w:sz w:val="16"/>
+                <w:sz w:val="18"/>
               </w:rPr>
-              <w:t>Name and professional positioning.</w:t>
+              <w:t>Documented Current Focus, the reordered Academic Profile, current analytics setup and website maintenance steps.</w:t>
             </w:r>
           </w:p>
         </w:tc>
         <w:tc>
           <w:tcPr>
-            <w:tcW w:type="dxa" w:w="3400"/>
-            <w:shd w:fill="FFFFFF"/>
-            <w:tcBorders>
-              <w:top w:val="single" w:sz="4" w:color="D6DED8"/>
-              <w:left w:val="single" w:sz="4" w:color="D6DED8"/>
-              <w:bottom w:val="single" w:sz="4" w:color="D6DED8"/>
-              <w:right w:val="single" w:sz="4" w:color="D6DED8"/>
-              <w:insideH w:val="single" w:sz="4" w:color="D6DED8"/>
-              <w:insideV w:val="single" w:sz="4" w:color="D6DED8"/>
-            </w:tcBorders>
+            <w:tcW w:type="dxa" w:w="2469"/>
             <w:vAlign w:val="center"/>
           </w:tcPr>
           <w:p>
             <w:r>
               <w:rPr>
                 <w:rFonts w:ascii="Aptos" w:hAnsi="Aptos"/>
-                <w:color w:val="1D2924"/>
-                <w:sz w:val="16"/>
+                <w:sz w:val="18"/>
               </w:rPr>
-              <w:t>Preserve “IT · Engineering · Service” and the headline unless the personal brand changes.</w:t>
-            </w:r>
-          </w:p>
-        </w:tc>
-      </w:tr>
-      <w:tr>
-        <w:trPr>
-          <w:cantSplit/>
-        </w:trPr>
-        <w:tc>
-          <w:tcPr>
-            <w:tcW w:type="dxa" w:w="3400"/>
-            <w:shd w:fill="F2F5F2"/>
-            <w:tcBorders>
-              <w:top w:val="single" w:sz="4" w:color="D6DED8"/>
-              <w:left w:val="single" w:sz="4" w:color="D6DED8"/>
-              <w:bottom w:val="single" w:sz="4" w:color="D6DED8"/>
-              <w:right w:val="single" w:sz="4" w:color="D6DED8"/>
-              <w:insideH w:val="single" w:sz="4" w:color="D6DED8"/>
-              <w:insideV w:val="single" w:sz="4" w:color="D6DED8"/>
-            </w:tcBorders>
-            <w:vAlign w:val="center"/>
-          </w:tcPr>
-          <w:p>
-            <w:r>
-              <w:rPr>
-                <w:rFonts w:ascii="Aptos" w:hAnsi="Aptos"/>
-                <w:color w:val="1D2924"/>
-                <w:sz w:val="16"/>
-              </w:rPr>
-              <w:t>About me</w:t>
-            </w:r>
-          </w:p>
-        </w:tc>
-        <w:tc>
-          <w:tcPr>
-            <w:tcW w:type="dxa" w:w="3400"/>
-            <w:shd w:fill="F2F5F2"/>
-            <w:tcBorders>
-              <w:top w:val="single" w:sz="4" w:color="D6DED8"/>
-              <w:left w:val="single" w:sz="4" w:color="D6DED8"/>
-              <w:bottom w:val="single" w:sz="4" w:color="D6DED8"/>
-              <w:right w:val="single" w:sz="4" w:color="D6DED8"/>
-              <w:insideH w:val="single" w:sz="4" w:color="D6DED8"/>
-              <w:insideV w:val="single" w:sz="4" w:color="D6DED8"/>
-            </w:tcBorders>
-            <w:vAlign w:val="center"/>
-          </w:tcPr>
-          <w:p>
-            <w:r>
-              <w:rPr>
-                <w:rFonts w:ascii="Aptos" w:hAnsi="Aptos"/>
-                <w:color w:val="1D2924"/>
-                <w:sz w:val="16"/>
-              </w:rPr>
-              <w:t>Technical focus and working approach.</w:t>
-            </w:r>
-          </w:p>
-        </w:tc>
-        <w:tc>
-          <w:tcPr>
-            <w:tcW w:type="dxa" w:w="3400"/>
-            <w:shd w:fill="F2F5F2"/>
-            <w:tcBorders>
-              <w:top w:val="single" w:sz="4" w:color="D6DED8"/>
-              <w:left w:val="single" w:sz="4" w:color="D6DED8"/>
-              <w:bottom w:val="single" w:sz="4" w:color="D6DED8"/>
-              <w:right w:val="single" w:sz="4" w:color="D6DED8"/>
-              <w:insideH w:val="single" w:sz="4" w:color="D6DED8"/>
-              <w:insideV w:val="single" w:sz="4" w:color="D6DED8"/>
-            </w:tcBorders>
-            <w:vAlign w:val="center"/>
-          </w:tcPr>
-          <w:p>
-            <w:r>
-              <w:rPr>
-                <w:rFonts w:ascii="Aptos" w:hAnsi="Aptos"/>
-                <w:color w:val="1D2924"/>
-                <w:sz w:val="16"/>
-              </w:rPr>
-              <w:t>Describe current strengths plainly; avoid unsupported claims.</w:t>
-            </w:r>
-          </w:p>
-        </w:tc>
-      </w:tr>
-      <w:tr>
-        <w:trPr>
-          <w:cantSplit/>
-        </w:trPr>
-        <w:tc>
-          <w:tcPr>
-            <w:tcW w:type="dxa" w:w="3400"/>
-            <w:shd w:fill="FFFFFF"/>
-            <w:tcBorders>
-              <w:top w:val="single" w:sz="4" w:color="D6DED8"/>
-              <w:left w:val="single" w:sz="4" w:color="D6DED8"/>
-              <w:bottom w:val="single" w:sz="4" w:color="D6DED8"/>
-              <w:right w:val="single" w:sz="4" w:color="D6DED8"/>
-              <w:insideH w:val="single" w:sz="4" w:color="D6DED8"/>
-              <w:insideV w:val="single" w:sz="4" w:color="D6DED8"/>
-            </w:tcBorders>
-            <w:vAlign w:val="center"/>
-          </w:tcPr>
-          <w:p>
-            <w:r>
-              <w:rPr>
-                <w:rFonts w:ascii="Aptos" w:hAnsi="Aptos"/>
-                <w:color w:val="1D2924"/>
-                <w:sz w:val="16"/>
-              </w:rPr>
-              <w:t>Selected Work</w:t>
-            </w:r>
-          </w:p>
-        </w:tc>
-        <w:tc>
-          <w:tcPr>
-            <w:tcW w:type="dxa" w:w="3400"/>
-            <w:shd w:fill="FFFFFF"/>
-            <w:tcBorders>
-              <w:top w:val="single" w:sz="4" w:color="D6DED8"/>
-              <w:left w:val="single" w:sz="4" w:color="D6DED8"/>
-              <w:bottom w:val="single" w:sz="4" w:color="D6DED8"/>
-              <w:right w:val="single" w:sz="4" w:color="D6DED8"/>
-              <w:insideH w:val="single" w:sz="4" w:color="D6DED8"/>
-              <w:insideV w:val="single" w:sz="4" w:color="D6DED8"/>
-            </w:tcBorders>
-            <w:vAlign w:val="center"/>
-          </w:tcPr>
-          <w:p>
-            <w:r>
-              <w:rPr>
-                <w:rFonts w:ascii="Aptos" w:hAnsi="Aptos"/>
-                <w:color w:val="1D2924"/>
-                <w:sz w:val="16"/>
-              </w:rPr>
-              <w:t>Project cards, tags and case study links.</w:t>
-            </w:r>
-          </w:p>
-        </w:tc>
-        <w:tc>
-          <w:tcPr>
-            <w:tcW w:type="dxa" w:w="3400"/>
-            <w:shd w:fill="FFFFFF"/>
-            <w:tcBorders>
-              <w:top w:val="single" w:sz="4" w:color="D6DED8"/>
-              <w:left w:val="single" w:sz="4" w:color="D6DED8"/>
-              <w:bottom w:val="single" w:sz="4" w:color="D6DED8"/>
-              <w:right w:val="single" w:sz="4" w:color="D6DED8"/>
-              <w:insideH w:val="single" w:sz="4" w:color="D6DED8"/>
-              <w:insideV w:val="single" w:sz="4" w:color="D6DED8"/>
-            </w:tcBorders>
-            <w:vAlign w:val="center"/>
-          </w:tcPr>
-          <w:p>
-            <w:r>
-              <w:rPr>
-                <w:rFonts w:ascii="Aptos" w:hAnsi="Aptos"/>
-                <w:color w:val="1D2924"/>
-                <w:sz w:val="16"/>
-              </w:rPr>
-              <w:t>Use genuine work and distinguish coursework, paid work, personal projects and service.</w:t>
-            </w:r>
-          </w:p>
-        </w:tc>
-      </w:tr>
-      <w:tr>
-        <w:trPr>
-          <w:cantSplit/>
-        </w:trPr>
-        <w:tc>
-          <w:tcPr>
-            <w:tcW w:type="dxa" w:w="3400"/>
-            <w:shd w:fill="F2F5F2"/>
-            <w:tcBorders>
-              <w:top w:val="single" w:sz="4" w:color="D6DED8"/>
-              <w:left w:val="single" w:sz="4" w:color="D6DED8"/>
-              <w:bottom w:val="single" w:sz="4" w:color="D6DED8"/>
-              <w:right w:val="single" w:sz="4" w:color="D6DED8"/>
-              <w:insideH w:val="single" w:sz="4" w:color="D6DED8"/>
-              <w:insideV w:val="single" w:sz="4" w:color="D6DED8"/>
-            </w:tcBorders>
-            <w:vAlign w:val="center"/>
-          </w:tcPr>
-          <w:p>
-            <w:r>
-              <w:rPr>
-                <w:rFonts w:ascii="Aptos" w:hAnsi="Aptos"/>
-                <w:color w:val="1D2924"/>
-                <w:sz w:val="16"/>
-              </w:rPr>
-              <w:t>Journey</w:t>
-            </w:r>
-          </w:p>
-        </w:tc>
-        <w:tc>
-          <w:tcPr>
-            <w:tcW w:type="dxa" w:w="3400"/>
-            <w:shd w:fill="F2F5F2"/>
-            <w:tcBorders>
-              <w:top w:val="single" w:sz="4" w:color="D6DED8"/>
-              <w:left w:val="single" w:sz="4" w:color="D6DED8"/>
-              <w:bottom w:val="single" w:sz="4" w:color="D6DED8"/>
-              <w:right w:val="single" w:sz="4" w:color="D6DED8"/>
-              <w:insideH w:val="single" w:sz="4" w:color="D6DED8"/>
-              <w:insideV w:val="single" w:sz="4" w:color="D6DED8"/>
-            </w:tcBorders>
-            <w:vAlign w:val="center"/>
-          </w:tcPr>
-          <w:p>
-            <w:r>
-              <w:rPr>
-                <w:rFonts w:ascii="Aptos" w:hAnsi="Aptos"/>
-                <w:color w:val="1D2924"/>
-                <w:sz w:val="16"/>
-              </w:rPr>
-              <w:t>Experience and service timeline.</w:t>
-            </w:r>
-          </w:p>
-        </w:tc>
-        <w:tc>
-          <w:tcPr>
-            <w:tcW w:type="dxa" w:w="3400"/>
-            <w:shd w:fill="F2F5F2"/>
-            <w:tcBorders>
-              <w:top w:val="single" w:sz="4" w:color="D6DED8"/>
-              <w:left w:val="single" w:sz="4" w:color="D6DED8"/>
-              <w:bottom w:val="single" w:sz="4" w:color="D6DED8"/>
-              <w:right w:val="single" w:sz="4" w:color="D6DED8"/>
-              <w:insideH w:val="single" w:sz="4" w:color="D6DED8"/>
-              <w:insideV w:val="single" w:sz="4" w:color="D6DED8"/>
-            </w:tcBorders>
-            <w:vAlign w:val="center"/>
-          </w:tcPr>
-          <w:p>
-            <w:r>
-              <w:rPr>
-                <w:rFonts w:ascii="Aptos" w:hAnsi="Aptos"/>
-                <w:color w:val="1D2924"/>
-                <w:sz w:val="16"/>
-              </w:rPr>
-              <w:t>Keep dates, role titles and organization names correct.</w:t>
-            </w:r>
-          </w:p>
-        </w:tc>
-      </w:tr>
-      <w:tr>
-        <w:trPr>
-          <w:cantSplit/>
-        </w:trPr>
-        <w:tc>
-          <w:tcPr>
-            <w:tcW w:type="dxa" w:w="3400"/>
-            <w:shd w:fill="FFFFFF"/>
-            <w:tcBorders>
-              <w:top w:val="single" w:sz="4" w:color="D6DED8"/>
-              <w:left w:val="single" w:sz="4" w:color="D6DED8"/>
-              <w:bottom w:val="single" w:sz="4" w:color="D6DED8"/>
-              <w:right w:val="single" w:sz="4" w:color="D6DED8"/>
-              <w:insideH w:val="single" w:sz="4" w:color="D6DED8"/>
-              <w:insideV w:val="single" w:sz="4" w:color="D6DED8"/>
-            </w:tcBorders>
-            <w:vAlign w:val="center"/>
-          </w:tcPr>
-          <w:p>
-            <w:r>
-              <w:rPr>
-                <w:rFonts w:ascii="Aptos" w:hAnsi="Aptos"/>
-                <w:color w:val="1D2924"/>
-                <w:sz w:val="16"/>
-              </w:rPr>
-              <w:t>Academic profile</w:t>
-            </w:r>
-          </w:p>
-        </w:tc>
-        <w:tc>
-          <w:tcPr>
-            <w:tcW w:type="dxa" w:w="3400"/>
-            <w:shd w:fill="FFFFFF"/>
-            <w:tcBorders>
-              <w:top w:val="single" w:sz="4" w:color="D6DED8"/>
-              <w:left w:val="single" w:sz="4" w:color="D6DED8"/>
-              <w:bottom w:val="single" w:sz="4" w:color="D6DED8"/>
-              <w:right w:val="single" w:sz="4" w:color="D6DED8"/>
-              <w:insideH w:val="single" w:sz="4" w:color="D6DED8"/>
-              <w:insideV w:val="single" w:sz="4" w:color="D6DED8"/>
-            </w:tcBorders>
-            <w:vAlign w:val="center"/>
-          </w:tcPr>
-          <w:p>
-            <w:r>
-              <w:rPr>
-                <w:rFonts w:ascii="Aptos" w:hAnsi="Aptos"/>
-                <w:color w:val="1D2924"/>
-                <w:sz w:val="16"/>
-              </w:rPr>
-              <w:t>Programs, records, credentials and learning.</w:t>
-            </w:r>
-          </w:p>
-        </w:tc>
-        <w:tc>
-          <w:tcPr>
-            <w:tcW w:type="dxa" w:w="3400"/>
-            <w:shd w:fill="FFFFFF"/>
-            <w:tcBorders>
-              <w:top w:val="single" w:sz="4" w:color="D6DED8"/>
-              <w:left w:val="single" w:sz="4" w:color="D6DED8"/>
-              <w:bottom w:val="single" w:sz="4" w:color="D6DED8"/>
-              <w:right w:val="single" w:sz="4" w:color="D6DED8"/>
-              <w:insideH w:val="single" w:sz="4" w:color="D6DED8"/>
-              <w:insideV w:val="single" w:sz="4" w:color="D6DED8"/>
-            </w:tcBorders>
-            <w:vAlign w:val="center"/>
-          </w:tcPr>
-          <w:p>
-            <w:r>
-              <w:rPr>
-                <w:rFonts w:ascii="Aptos" w:hAnsi="Aptos"/>
-                <w:color w:val="1D2924"/>
-                <w:sz w:val="16"/>
-              </w:rPr>
-              <w:t>Check source records; label active study accurately.</w:t>
-            </w:r>
-          </w:p>
-        </w:tc>
-      </w:tr>
-      <w:tr>
-        <w:trPr>
-          <w:cantSplit/>
-        </w:trPr>
-        <w:tc>
-          <w:tcPr>
-            <w:tcW w:type="dxa" w:w="3400"/>
-            <w:shd w:fill="F2F5F2"/>
-            <w:tcBorders>
-              <w:top w:val="single" w:sz="4" w:color="D6DED8"/>
-              <w:left w:val="single" w:sz="4" w:color="D6DED8"/>
-              <w:bottom w:val="single" w:sz="4" w:color="D6DED8"/>
-              <w:right w:val="single" w:sz="4" w:color="D6DED8"/>
-              <w:insideH w:val="single" w:sz="4" w:color="D6DED8"/>
-              <w:insideV w:val="single" w:sz="4" w:color="D6DED8"/>
-            </w:tcBorders>
-            <w:vAlign w:val="center"/>
-          </w:tcPr>
-          <w:p>
-            <w:r>
-              <w:rPr>
-                <w:rFonts w:ascii="Aptos" w:hAnsi="Aptos"/>
-                <w:color w:val="1D2924"/>
-                <w:sz w:val="16"/>
-              </w:rPr>
-              <w:t>Faith &amp; Growth</w:t>
-            </w:r>
-          </w:p>
-        </w:tc>
-        <w:tc>
-          <w:tcPr>
-            <w:tcW w:type="dxa" w:w="3400"/>
-            <w:shd w:fill="F2F5F2"/>
-            <w:tcBorders>
-              <w:top w:val="single" w:sz="4" w:color="D6DED8"/>
-              <w:left w:val="single" w:sz="4" w:color="D6DED8"/>
-              <w:bottom w:val="single" w:sz="4" w:color="D6DED8"/>
-              <w:right w:val="single" w:sz="4" w:color="D6DED8"/>
-              <w:insideH w:val="single" w:sz="4" w:color="D6DED8"/>
-              <w:insideV w:val="single" w:sz="4" w:color="D6DED8"/>
-            </w:tcBorders>
-            <w:vAlign w:val="center"/>
-          </w:tcPr>
-          <w:p>
-            <w:r>
-              <w:rPr>
-                <w:rFonts w:ascii="Aptos" w:hAnsi="Aptos"/>
-                <w:color w:val="1D2924"/>
-                <w:sz w:val="16"/>
-              </w:rPr>
-              <w:t>Personal reflection and professional development.</w:t>
-            </w:r>
-          </w:p>
-        </w:tc>
-        <w:tc>
-          <w:tcPr>
-            <w:tcW w:type="dxa" w:w="3400"/>
-            <w:shd w:fill="F2F5F2"/>
-            <w:tcBorders>
-              <w:top w:val="single" w:sz="4" w:color="D6DED8"/>
-              <w:left w:val="single" w:sz="4" w:color="D6DED8"/>
-              <w:bottom w:val="single" w:sz="4" w:color="D6DED8"/>
-              <w:right w:val="single" w:sz="4" w:color="D6DED8"/>
-              <w:insideH w:val="single" w:sz="4" w:color="D6DED8"/>
-              <w:insideV w:val="single" w:sz="4" w:color="D6DED8"/>
-            </w:tcBorders>
-            <w:vAlign w:val="center"/>
-          </w:tcPr>
-          <w:p>
-            <w:r>
-              <w:rPr>
-                <w:rFonts w:ascii="Aptos" w:hAnsi="Aptos"/>
-                <w:color w:val="1D2924"/>
-                <w:sz w:val="16"/>
-              </w:rPr>
-              <w:t>Review what personal details should remain public.</w:t>
-            </w:r>
-          </w:p>
-        </w:tc>
-      </w:tr>
-      <w:tr>
-        <w:trPr>
-          <w:cantSplit/>
-        </w:trPr>
-        <w:tc>
-          <w:tcPr>
-            <w:tcW w:type="dxa" w:w="3400"/>
-            <w:shd w:fill="FFFFFF"/>
-            <w:tcBorders>
-              <w:top w:val="single" w:sz="4" w:color="D6DED8"/>
-              <w:left w:val="single" w:sz="4" w:color="D6DED8"/>
-              <w:bottom w:val="single" w:sz="4" w:color="D6DED8"/>
-              <w:right w:val="single" w:sz="4" w:color="D6DED8"/>
-              <w:insideH w:val="single" w:sz="4" w:color="D6DED8"/>
-              <w:insideV w:val="single" w:sz="4" w:color="D6DED8"/>
-            </w:tcBorders>
-            <w:vAlign w:val="center"/>
-          </w:tcPr>
-          <w:p>
-            <w:r>
-              <w:rPr>
-                <w:rFonts w:ascii="Aptos" w:hAnsi="Aptos"/>
-                <w:color w:val="1D2924"/>
-                <w:sz w:val="16"/>
-              </w:rPr>
-              <w:t>Contact</w:t>
-            </w:r>
-          </w:p>
-        </w:tc>
-        <w:tc>
-          <w:tcPr>
-            <w:tcW w:type="dxa" w:w="3400"/>
-            <w:shd w:fill="FFFFFF"/>
-            <w:tcBorders>
-              <w:top w:val="single" w:sz="4" w:color="D6DED8"/>
-              <w:left w:val="single" w:sz="4" w:color="D6DED8"/>
-              <w:bottom w:val="single" w:sz="4" w:color="D6DED8"/>
-              <w:right w:val="single" w:sz="4" w:color="D6DED8"/>
-              <w:insideH w:val="single" w:sz="4" w:color="D6DED8"/>
-              <w:insideV w:val="single" w:sz="4" w:color="D6DED8"/>
-            </w:tcBorders>
-            <w:vAlign w:val="center"/>
-          </w:tcPr>
-          <w:p>
-            <w:r>
-              <w:rPr>
-                <w:rFonts w:ascii="Aptos" w:hAnsi="Aptos"/>
-                <w:color w:val="1D2924"/>
-                <w:sz w:val="16"/>
-              </w:rPr>
-              <w:t>Email and public profiles.</w:t>
-            </w:r>
-          </w:p>
-        </w:tc>
-        <w:tc>
-          <w:tcPr>
-            <w:tcW w:type="dxa" w:w="3400"/>
-            <w:shd w:fill="FFFFFF"/>
-            <w:tcBorders>
-              <w:top w:val="single" w:sz="4" w:color="D6DED8"/>
-              <w:left w:val="single" w:sz="4" w:color="D6DED8"/>
-              <w:bottom w:val="single" w:sz="4" w:color="D6DED8"/>
-              <w:right w:val="single" w:sz="4" w:color="D6DED8"/>
-              <w:insideH w:val="single" w:sz="4" w:color="D6DED8"/>
-              <w:insideV w:val="single" w:sz="4" w:color="D6DED8"/>
-            </w:tcBorders>
-            <w:vAlign w:val="center"/>
-          </w:tcPr>
-          <w:p>
-            <w:r>
-              <w:rPr>
-                <w:rFonts w:ascii="Aptos" w:hAnsi="Aptos"/>
-                <w:color w:val="1D2924"/>
-                <w:sz w:val="16"/>
-              </w:rPr>
-              <w:t>Test each link and update the README if public details change.</w:t>
+              <w:t>Website team</w:t>
             </w:r>
           </w:p>
         </w:tc>
       </w:tr>
     </w:tbl>
-    <w:p/>
-    <w:p>
-      <w:pPr>
-        <w:spacing w:after="120" w:line="269" w:lineRule="auto"/>
-      </w:pPr>
-      <w:r>
-        <w:rPr>
-          <w:rFonts w:ascii="Aptos" w:hAnsi="Aptos"/>
-          <w:color w:val="1D2924"/>
-          <w:sz w:val="18"/>
-        </w:rPr>
-        <w:t>Most visible copy and project entries are in src/App.tsx. Search for the exact title or section id before editing so the correct component is changed.</w:t>
-      </w:r>
-    </w:p>
-    <w:p>
-      <w:pPr>
-        <w:pStyle w:val="Heading1"/>
-        <w:keepNext/>
-      </w:pPr>
-      <w:r>
-        <w:t>5. Add or revise a project</w:t>
-      </w:r>
-    </w:p>
-    <w:p>
-      <w:pPr>
-        <w:spacing w:after="80"/>
-        <w:ind w:left="312" w:hanging="312"/>
-      </w:pPr>
-      <w:r>
-        <w:t>1. In src/App.tsx, find the Selected Work section or the project title. Follow the structure of a neighboring entry.</w:t>
-      </w:r>
-    </w:p>
-    <w:p>
-      <w:pPr>
-        <w:spacing w:after="80"/>
-        <w:ind w:left="312" w:hanging="312"/>
-      </w:pPr>
-      <w:r>
-        <w:t>2. State the context, your role, the work performed and the real output. Identify coursework or volunteer work as such.</w:t>
-      </w:r>
-    </w:p>
-    <w:p>
-      <w:pPr>
-        <w:spacing w:after="80"/>
-        <w:ind w:left="312" w:hanging="312"/>
-      </w:pPr>
-      <w:r>
-        <w:t>3. Place an image in the appropriate public/images folder. Use a clear filename and update the referenced path.</w:t>
-      </w:r>
-    </w:p>
-    <w:p>
-      <w:pPr>
-        <w:spacing w:after="80"/>
-        <w:ind w:left="312" w:hanging="312"/>
-      </w:pPr>
-      <w:r>
-        <w:t>4. If the card links to a detailed case study, update public/case-studies.html and keep its anchor/link consistent.</w:t>
-      </w:r>
-    </w:p>
-    <w:p>
-      <w:pPr>
-        <w:spacing w:after="80"/>
-        <w:ind w:left="312" w:hanging="312"/>
-      </w:pPr>
-      <w:r>
-        <w:t>5. Write useful alt text, check the layout on mobile, and test the link after deployment.</w:t>
-      </w:r>
-    </w:p>
-    <w:tbl>
-      <w:tblPr>
-        <w:tblW w:type="auto" w:w="0"/>
-        <w:jc w:val="center"/>
-        <w:tblLook w:firstColumn="1" w:firstRow="1" w:lastColumn="0" w:lastRow="0" w:noHBand="0" w:noVBand="1" w:val="04A0"/>
-      </w:tblPr>
-      <w:tblGrid>
-        <w:gridCol w:w="5100"/>
-        <w:gridCol w:w="5100"/>
-      </w:tblGrid>
-      <w:tr>
-        <w:trPr>
-          <w:cantSplit/>
-          <w:tblHeader w:val="true"/>
-        </w:trPr>
-        <w:tc>
-          <w:tcPr>
-            <w:tcW w:type="dxa" w:w="5100"/>
-            <w:shd w:fill="263C32"/>
-            <w:tcBorders>
-              <w:top w:val="single" w:sz="4" w:color="D6DED8"/>
-              <w:left w:val="single" w:sz="4" w:color="D6DED8"/>
-              <w:bottom w:val="single" w:sz="4" w:color="D6DED8"/>
-              <w:right w:val="single" w:sz="4" w:color="D6DED8"/>
-              <w:insideH w:val="single" w:sz="4" w:color="D6DED8"/>
-              <w:insideV w:val="single" w:sz="4" w:color="D6DED8"/>
-            </w:tcBorders>
-            <w:vAlign w:val="center"/>
-          </w:tcPr>
-          <w:p>
-            <w:r>
-              <w:rPr>
-                <w:rFonts w:ascii="Aptos" w:hAnsi="Aptos"/>
-                <w:b/>
-                <w:color w:val="FFFFFF"/>
-                <w:sz w:val="16"/>
-              </w:rPr>
-              <w:t>Current portfolio work themes</w:t>
-            </w:r>
-          </w:p>
-        </w:tc>
-        <w:tc>
-          <w:tcPr>
-            <w:tcW w:type="dxa" w:w="5100"/>
-            <w:shd w:fill="263C32"/>
-            <w:tcBorders>
-              <w:top w:val="single" w:sz="4" w:color="D6DED8"/>
-              <w:left w:val="single" w:sz="4" w:color="D6DED8"/>
-              <w:bottom w:val="single" w:sz="4" w:color="D6DED8"/>
-              <w:right w:val="single" w:sz="4" w:color="D6DED8"/>
-              <w:insideH w:val="single" w:sz="4" w:color="D6DED8"/>
-              <w:insideV w:val="single" w:sz="4" w:color="D6DED8"/>
-            </w:tcBorders>
-            <w:vAlign w:val="center"/>
-          </w:tcPr>
-          <w:p>
-            <w:r>
-              <w:rPr>
-                <w:rFonts w:ascii="Aptos" w:hAnsi="Aptos"/>
-                <w:b/>
-                <w:color w:val="FFFFFF"/>
-                <w:sz w:val="16"/>
-              </w:rPr>
-              <w:t>Evidence focus</w:t>
-            </w:r>
-          </w:p>
-        </w:tc>
-      </w:tr>
-      <w:tr>
-        <w:trPr>
-          <w:cantSplit/>
-        </w:trPr>
-        <w:tc>
-          <w:tcPr>
-            <w:tcW w:type="dxa" w:w="5100"/>
-            <w:shd w:fill="FFFFFF"/>
-            <w:tcBorders>
-              <w:top w:val="single" w:sz="4" w:color="D6DED8"/>
-              <w:left w:val="single" w:sz="4" w:color="D6DED8"/>
-              <w:bottom w:val="single" w:sz="4" w:color="D6DED8"/>
-              <w:right w:val="single" w:sz="4" w:color="D6DED8"/>
-              <w:insideH w:val="single" w:sz="4" w:color="D6DED8"/>
-              <w:insideV w:val="single" w:sz="4" w:color="D6DED8"/>
-            </w:tcBorders>
-            <w:vAlign w:val="center"/>
-          </w:tcPr>
-          <w:p>
-            <w:r>
-              <w:rPr>
-                <w:rFonts w:ascii="Aptos" w:hAnsi="Aptos"/>
-                <w:color w:val="1D2924"/>
-                <w:sz w:val="16"/>
-              </w:rPr>
-              <w:t>PromisedLand Data Center</w:t>
-            </w:r>
-          </w:p>
-        </w:tc>
-        <w:tc>
-          <w:tcPr>
-            <w:tcW w:type="dxa" w:w="5100"/>
-            <w:shd w:fill="FFFFFF"/>
-            <w:tcBorders>
-              <w:top w:val="single" w:sz="4" w:color="D6DED8"/>
-              <w:left w:val="single" w:sz="4" w:color="D6DED8"/>
-              <w:bottom w:val="single" w:sz="4" w:color="D6DED8"/>
-              <w:right w:val="single" w:sz="4" w:color="D6DED8"/>
-              <w:insideH w:val="single" w:sz="4" w:color="D6DED8"/>
-              <w:insideV w:val="single" w:sz="4" w:color="D6DED8"/>
-            </w:tcBorders>
-            <w:vAlign w:val="center"/>
-          </w:tcPr>
-          <w:p>
-            <w:r>
-              <w:rPr>
-                <w:rFonts w:ascii="Aptos" w:hAnsi="Aptos"/>
-                <w:color w:val="1D2924"/>
-                <w:sz w:val="16"/>
-              </w:rPr>
-              <w:t>Hybrid cloud architecture and infrastructure proposal.</w:t>
-            </w:r>
-          </w:p>
-        </w:tc>
-      </w:tr>
-      <w:tr>
-        <w:trPr>
-          <w:cantSplit/>
-        </w:trPr>
-        <w:tc>
-          <w:tcPr>
-            <w:tcW w:type="dxa" w:w="5100"/>
-            <w:shd w:fill="F2F5F2"/>
-            <w:tcBorders>
-              <w:top w:val="single" w:sz="4" w:color="D6DED8"/>
-              <w:left w:val="single" w:sz="4" w:color="D6DED8"/>
-              <w:bottom w:val="single" w:sz="4" w:color="D6DED8"/>
-              <w:right w:val="single" w:sz="4" w:color="D6DED8"/>
-              <w:insideH w:val="single" w:sz="4" w:color="D6DED8"/>
-              <w:insideV w:val="single" w:sz="4" w:color="D6DED8"/>
-            </w:tcBorders>
-            <w:vAlign w:val="center"/>
-          </w:tcPr>
-          <w:p>
-            <w:r>
-              <w:rPr>
-                <w:rFonts w:ascii="Aptos" w:hAnsi="Aptos"/>
-                <w:color w:val="1D2924"/>
-                <w:sz w:val="16"/>
-              </w:rPr>
-              <w:t>Eragonova Enterprise</w:t>
-            </w:r>
-          </w:p>
-        </w:tc>
-        <w:tc>
-          <w:tcPr>
-            <w:tcW w:type="dxa" w:w="5100"/>
-            <w:shd w:fill="F2F5F2"/>
-            <w:tcBorders>
-              <w:top w:val="single" w:sz="4" w:color="D6DED8"/>
-              <w:left w:val="single" w:sz="4" w:color="D6DED8"/>
-              <w:bottom w:val="single" w:sz="4" w:color="D6DED8"/>
-              <w:right w:val="single" w:sz="4" w:color="D6DED8"/>
-              <w:insideH w:val="single" w:sz="4" w:color="D6DED8"/>
-              <w:insideV w:val="single" w:sz="4" w:color="D6DED8"/>
-            </w:tcBorders>
-            <w:vAlign w:val="center"/>
-          </w:tcPr>
-          <w:p>
-            <w:r>
-              <w:rPr>
-                <w:rFonts w:ascii="Aptos" w:hAnsi="Aptos"/>
-                <w:color w:val="1D2924"/>
-                <w:sz w:val="16"/>
-              </w:rPr>
-              <w:t>Digital enterprise, systems, website and service work.</w:t>
-            </w:r>
-          </w:p>
-        </w:tc>
-      </w:tr>
-      <w:tr>
-        <w:trPr>
-          <w:cantSplit/>
-        </w:trPr>
-        <w:tc>
-          <w:tcPr>
-            <w:tcW w:type="dxa" w:w="5100"/>
-            <w:shd w:fill="FFFFFF"/>
-            <w:tcBorders>
-              <w:top w:val="single" w:sz="4" w:color="D6DED8"/>
-              <w:left w:val="single" w:sz="4" w:color="D6DED8"/>
-              <w:bottom w:val="single" w:sz="4" w:color="D6DED8"/>
-              <w:right w:val="single" w:sz="4" w:color="D6DED8"/>
-              <w:insideH w:val="single" w:sz="4" w:color="D6DED8"/>
-              <w:insideV w:val="single" w:sz="4" w:color="D6DED8"/>
-            </w:tcBorders>
-            <w:vAlign w:val="center"/>
-          </w:tcPr>
-          <w:p>
-            <w:r>
-              <w:rPr>
-                <w:rFonts w:ascii="Aptos" w:hAnsi="Aptos"/>
-                <w:color w:val="1D2924"/>
-                <w:sz w:val="16"/>
-              </w:rPr>
-              <w:t>Linux Deployment Proposal</w:t>
-            </w:r>
-          </w:p>
-        </w:tc>
-        <w:tc>
-          <w:tcPr>
-            <w:tcW w:type="dxa" w:w="5100"/>
-            <w:shd w:fill="FFFFFF"/>
-            <w:tcBorders>
-              <w:top w:val="single" w:sz="4" w:color="D6DED8"/>
-              <w:left w:val="single" w:sz="4" w:color="D6DED8"/>
-              <w:bottom w:val="single" w:sz="4" w:color="D6DED8"/>
-              <w:right w:val="single" w:sz="4" w:color="D6DED8"/>
-              <w:insideH w:val="single" w:sz="4" w:color="D6DED8"/>
-              <w:insideV w:val="single" w:sz="4" w:color="D6DED8"/>
-            </w:tcBorders>
-            <w:vAlign w:val="center"/>
-          </w:tcPr>
-          <w:p>
-            <w:r>
-              <w:rPr>
-                <w:rFonts w:ascii="Aptos" w:hAnsi="Aptos"/>
-                <w:color w:val="1D2924"/>
-                <w:sz w:val="16"/>
-              </w:rPr>
-              <w:t>Linux, storage and security planning.</w:t>
-            </w:r>
-          </w:p>
-        </w:tc>
-      </w:tr>
-      <w:tr>
-        <w:trPr>
-          <w:cantSplit/>
-        </w:trPr>
-        <w:tc>
-          <w:tcPr>
-            <w:tcW w:type="dxa" w:w="5100"/>
-            <w:shd w:fill="F2F5F2"/>
-            <w:tcBorders>
-              <w:top w:val="single" w:sz="4" w:color="D6DED8"/>
-              <w:left w:val="single" w:sz="4" w:color="D6DED8"/>
-              <w:bottom w:val="single" w:sz="4" w:color="D6DED8"/>
-              <w:right w:val="single" w:sz="4" w:color="D6DED8"/>
-              <w:insideH w:val="single" w:sz="4" w:color="D6DED8"/>
-              <w:insideV w:val="single" w:sz="4" w:color="D6DED8"/>
-            </w:tcBorders>
-            <w:vAlign w:val="center"/>
-          </w:tcPr>
-          <w:p>
-            <w:r>
-              <w:rPr>
-                <w:rFonts w:ascii="Aptos" w:hAnsi="Aptos"/>
-                <w:color w:val="1D2924"/>
-                <w:sz w:val="16"/>
-              </w:rPr>
-              <w:t>Data Analytics &amp; Reporting</w:t>
-            </w:r>
-          </w:p>
-        </w:tc>
-        <w:tc>
-          <w:tcPr>
-            <w:tcW w:type="dxa" w:w="5100"/>
-            <w:shd w:fill="F2F5F2"/>
-            <w:tcBorders>
-              <w:top w:val="single" w:sz="4" w:color="D6DED8"/>
-              <w:left w:val="single" w:sz="4" w:color="D6DED8"/>
-              <w:bottom w:val="single" w:sz="4" w:color="D6DED8"/>
-              <w:right w:val="single" w:sz="4" w:color="D6DED8"/>
-              <w:insideH w:val="single" w:sz="4" w:color="D6DED8"/>
-              <w:insideV w:val="single" w:sz="4" w:color="D6DED8"/>
-            </w:tcBorders>
-            <w:vAlign w:val="center"/>
-          </w:tcPr>
-          <w:p>
-            <w:r>
-              <w:rPr>
-                <w:rFonts w:ascii="Aptos" w:hAnsi="Aptos"/>
-                <w:color w:val="1D2924"/>
-                <w:sz w:val="16"/>
-              </w:rPr>
-              <w:t>Power BI, Tableau, SQL, PostgreSQL and Excel.</w:t>
-            </w:r>
-          </w:p>
-        </w:tc>
-      </w:tr>
-      <w:tr>
-        <w:trPr>
-          <w:cantSplit/>
-        </w:trPr>
-        <w:tc>
-          <w:tcPr>
-            <w:tcW w:type="dxa" w:w="5100"/>
-            <w:shd w:fill="FFFFFF"/>
-            <w:tcBorders>
-              <w:top w:val="single" w:sz="4" w:color="D6DED8"/>
-              <w:left w:val="single" w:sz="4" w:color="D6DED8"/>
-              <w:bottom w:val="single" w:sz="4" w:color="D6DED8"/>
-              <w:right w:val="single" w:sz="4" w:color="D6DED8"/>
-              <w:insideH w:val="single" w:sz="4" w:color="D6DED8"/>
-              <w:insideV w:val="single" w:sz="4" w:color="D6DED8"/>
-            </w:tcBorders>
-            <w:vAlign w:val="center"/>
-          </w:tcPr>
-          <w:p>
-            <w:r>
-              <w:rPr>
-                <w:rFonts w:ascii="Aptos" w:hAnsi="Aptos"/>
-                <w:color w:val="1D2924"/>
-                <w:sz w:val="16"/>
-              </w:rPr>
-              <w:t>Networking &amp; Security Labs</w:t>
-            </w:r>
-          </w:p>
-        </w:tc>
-        <w:tc>
-          <w:tcPr>
-            <w:tcW w:type="dxa" w:w="5100"/>
-            <w:shd w:fill="FFFFFF"/>
-            <w:tcBorders>
-              <w:top w:val="single" w:sz="4" w:color="D6DED8"/>
-              <w:left w:val="single" w:sz="4" w:color="D6DED8"/>
-              <w:bottom w:val="single" w:sz="4" w:color="D6DED8"/>
-              <w:right w:val="single" w:sz="4" w:color="D6DED8"/>
-              <w:insideH w:val="single" w:sz="4" w:color="D6DED8"/>
-              <w:insideV w:val="single" w:sz="4" w:color="D6DED8"/>
-            </w:tcBorders>
-            <w:vAlign w:val="center"/>
-          </w:tcPr>
-          <w:p>
-            <w:r>
-              <w:rPr>
-                <w:rFonts w:ascii="Aptos" w:hAnsi="Aptos"/>
-                <w:color w:val="1D2924"/>
-                <w:sz w:val="16"/>
-              </w:rPr>
-              <w:t>Packet Tracer, Nmap, Wireshark and Linux exercises.</w:t>
-            </w:r>
-          </w:p>
-        </w:tc>
-      </w:tr>
-      <w:tr>
-        <w:trPr>
-          <w:cantSplit/>
-        </w:trPr>
-        <w:tc>
-          <w:tcPr>
-            <w:tcW w:type="dxa" w:w="5100"/>
-            <w:shd w:fill="F2F5F2"/>
-            <w:tcBorders>
-              <w:top w:val="single" w:sz="4" w:color="D6DED8"/>
-              <w:left w:val="single" w:sz="4" w:color="D6DED8"/>
-              <w:bottom w:val="single" w:sz="4" w:color="D6DED8"/>
-              <w:right w:val="single" w:sz="4" w:color="D6DED8"/>
-              <w:insideH w:val="single" w:sz="4" w:color="D6DED8"/>
-              <w:insideV w:val="single" w:sz="4" w:color="D6DED8"/>
-            </w:tcBorders>
-            <w:vAlign w:val="center"/>
-          </w:tcPr>
-          <w:p>
-            <w:r>
-              <w:rPr>
-                <w:rFonts w:ascii="Aptos" w:hAnsi="Aptos"/>
-                <w:color w:val="1D2924"/>
-                <w:sz w:val="16"/>
-              </w:rPr>
-              <w:t>Stake Welfare &amp; Self-Reliance Plan · 2026</w:t>
-            </w:r>
-          </w:p>
-        </w:tc>
-        <w:tc>
-          <w:tcPr>
-            <w:tcW w:type="dxa" w:w="5100"/>
-            <w:shd w:fill="F2F5F2"/>
-            <w:tcBorders>
-              <w:top w:val="single" w:sz="4" w:color="D6DED8"/>
-              <w:left w:val="single" w:sz="4" w:color="D6DED8"/>
-              <w:bottom w:val="single" w:sz="4" w:color="D6DED8"/>
-              <w:right w:val="single" w:sz="4" w:color="D6DED8"/>
-              <w:insideH w:val="single" w:sz="4" w:color="D6DED8"/>
-              <w:insideV w:val="single" w:sz="4" w:color="D6DED8"/>
-            </w:tcBorders>
-            <w:vAlign w:val="center"/>
-          </w:tcPr>
-          <w:p>
-            <w:r>
-              <w:rPr>
-                <w:rFonts w:ascii="Aptos" w:hAnsi="Aptos"/>
-                <w:color w:val="1D2924"/>
-                <w:sz w:val="16"/>
-              </w:rPr>
-              <w:t>Planning, coordination and reporting.</w:t>
-            </w:r>
-          </w:p>
-        </w:tc>
-      </w:tr>
-      <w:tr>
-        <w:trPr>
-          <w:cantSplit/>
-        </w:trPr>
-        <w:tc>
-          <w:tcPr>
-            <w:tcW w:type="dxa" w:w="5100"/>
-            <w:shd w:fill="FFFFFF"/>
-            <w:tcBorders>
-              <w:top w:val="single" w:sz="4" w:color="D6DED8"/>
-              <w:left w:val="single" w:sz="4" w:color="D6DED8"/>
-              <w:bottom w:val="single" w:sz="4" w:color="D6DED8"/>
-              <w:right w:val="single" w:sz="4" w:color="D6DED8"/>
-              <w:insideH w:val="single" w:sz="4" w:color="D6DED8"/>
-              <w:insideV w:val="single" w:sz="4" w:color="D6DED8"/>
-            </w:tcBorders>
-            <w:vAlign w:val="center"/>
-          </w:tcPr>
-          <w:p>
-            <w:r>
-              <w:rPr>
-                <w:rFonts w:ascii="Aptos" w:hAnsi="Aptos"/>
-                <w:color w:val="1D2924"/>
-                <w:sz w:val="16"/>
-              </w:rPr>
-              <w:t>Graphic Design &amp; Visual Identity</w:t>
-            </w:r>
-          </w:p>
-        </w:tc>
-        <w:tc>
-          <w:tcPr>
-            <w:tcW w:type="dxa" w:w="5100"/>
-            <w:shd w:fill="FFFFFF"/>
-            <w:tcBorders>
-              <w:top w:val="single" w:sz="4" w:color="D6DED8"/>
-              <w:left w:val="single" w:sz="4" w:color="D6DED8"/>
-              <w:bottom w:val="single" w:sz="4" w:color="D6DED8"/>
-              <w:right w:val="single" w:sz="4" w:color="D6DED8"/>
-              <w:insideH w:val="single" w:sz="4" w:color="D6DED8"/>
-              <w:insideV w:val="single" w:sz="4" w:color="D6DED8"/>
-            </w:tcBorders>
-            <w:vAlign w:val="center"/>
-          </w:tcPr>
-          <w:p>
-            <w:r>
-              <w:rPr>
-                <w:rFonts w:ascii="Aptos" w:hAnsi="Aptos"/>
-                <w:color w:val="1D2924"/>
-                <w:sz w:val="16"/>
-              </w:rPr>
-              <w:t>Branding, layout and visual communication.</w:t>
-            </w:r>
-          </w:p>
-        </w:tc>
-      </w:tr>
-      <w:tr>
-        <w:trPr>
-          <w:cantSplit/>
-        </w:trPr>
-        <w:tc>
-          <w:tcPr>
-            <w:tcW w:type="dxa" w:w="5100"/>
-            <w:shd w:fill="F2F5F2"/>
-            <w:tcBorders>
-              <w:top w:val="single" w:sz="4" w:color="D6DED8"/>
-              <w:left w:val="single" w:sz="4" w:color="D6DED8"/>
-              <w:bottom w:val="single" w:sz="4" w:color="D6DED8"/>
-              <w:right w:val="single" w:sz="4" w:color="D6DED8"/>
-              <w:insideH w:val="single" w:sz="4" w:color="D6DED8"/>
-              <w:insideV w:val="single" w:sz="4" w:color="D6DED8"/>
-            </w:tcBorders>
-            <w:vAlign w:val="center"/>
-          </w:tcPr>
-          <w:p>
-            <w:r>
-              <w:rPr>
-                <w:rFonts w:ascii="Aptos" w:hAnsi="Aptos"/>
-                <w:color w:val="1D2924"/>
-                <w:sz w:val="16"/>
-              </w:rPr>
-              <w:t>Data Detective Research Presentation</w:t>
-            </w:r>
-          </w:p>
-        </w:tc>
-        <w:tc>
-          <w:tcPr>
-            <w:tcW w:type="dxa" w:w="5100"/>
-            <w:shd w:fill="F2F5F2"/>
-            <w:tcBorders>
-              <w:top w:val="single" w:sz="4" w:color="D6DED8"/>
-              <w:left w:val="single" w:sz="4" w:color="D6DED8"/>
-              <w:bottom w:val="single" w:sz="4" w:color="D6DED8"/>
-              <w:right w:val="single" w:sz="4" w:color="D6DED8"/>
-              <w:insideH w:val="single" w:sz="4" w:color="D6DED8"/>
-              <w:insideV w:val="single" w:sz="4" w:color="D6DED8"/>
-            </w:tcBorders>
-            <w:vAlign w:val="center"/>
-          </w:tcPr>
-          <w:p>
-            <w:r>
-              <w:rPr>
-                <w:rFonts w:ascii="Aptos" w:hAnsi="Aptos"/>
-                <w:color w:val="1D2924"/>
-                <w:sz w:val="16"/>
-              </w:rPr>
-              <w:t>Research analysis and presentation design.</w:t>
-            </w:r>
-          </w:p>
-        </w:tc>
-      </w:tr>
-      <w:tr>
-        <w:trPr>
-          <w:cantSplit/>
-        </w:trPr>
-        <w:tc>
-          <w:tcPr>
-            <w:tcW w:type="dxa" w:w="5100"/>
-            <w:shd w:fill="FFFFFF"/>
-            <w:tcBorders>
-              <w:top w:val="single" w:sz="4" w:color="D6DED8"/>
-              <w:left w:val="single" w:sz="4" w:color="D6DED8"/>
-              <w:bottom w:val="single" w:sz="4" w:color="D6DED8"/>
-              <w:right w:val="single" w:sz="4" w:color="D6DED8"/>
-              <w:insideH w:val="single" w:sz="4" w:color="D6DED8"/>
-              <w:insideV w:val="single" w:sz="4" w:color="D6DED8"/>
-            </w:tcBorders>
-            <w:vAlign w:val="center"/>
-          </w:tcPr>
-          <w:p>
-            <w:r>
-              <w:rPr>
-                <w:rFonts w:ascii="Aptos" w:hAnsi="Aptos"/>
-                <w:color w:val="1D2924"/>
-                <w:sz w:val="16"/>
-              </w:rPr>
-              <w:t>Kumasi YSA Quick Start Guide</w:t>
-            </w:r>
-          </w:p>
-        </w:tc>
-        <w:tc>
-          <w:tcPr>
-            <w:tcW w:type="dxa" w:w="5100"/>
-            <w:shd w:fill="FFFFFF"/>
-            <w:tcBorders>
-              <w:top w:val="single" w:sz="4" w:color="D6DED8"/>
-              <w:left w:val="single" w:sz="4" w:color="D6DED8"/>
-              <w:bottom w:val="single" w:sz="4" w:color="D6DED8"/>
-              <w:right w:val="single" w:sz="4" w:color="D6DED8"/>
-              <w:insideH w:val="single" w:sz="4" w:color="D6DED8"/>
-              <w:insideV w:val="single" w:sz="4" w:color="D6DED8"/>
-            </w:tcBorders>
-            <w:vAlign w:val="center"/>
-          </w:tcPr>
-          <w:p>
-            <w:r>
-              <w:rPr>
-                <w:rFonts w:ascii="Aptos" w:hAnsi="Aptos"/>
-                <w:color w:val="1D2924"/>
-                <w:sz w:val="16"/>
-              </w:rPr>
-              <w:t>Technical writing and onboarding.</w:t>
-            </w:r>
-          </w:p>
-        </w:tc>
-      </w:tr>
-      <w:tr>
-        <w:trPr>
-          <w:cantSplit/>
-        </w:trPr>
-        <w:tc>
-          <w:tcPr>
-            <w:tcW w:type="dxa" w:w="5100"/>
-            <w:shd w:fill="F2F5F2"/>
-            <w:tcBorders>
-              <w:top w:val="single" w:sz="4" w:color="D6DED8"/>
-              <w:left w:val="single" w:sz="4" w:color="D6DED8"/>
-              <w:bottom w:val="single" w:sz="4" w:color="D6DED8"/>
-              <w:right w:val="single" w:sz="4" w:color="D6DED8"/>
-              <w:insideH w:val="single" w:sz="4" w:color="D6DED8"/>
-              <w:insideV w:val="single" w:sz="4" w:color="D6DED8"/>
-            </w:tcBorders>
-            <w:vAlign w:val="center"/>
-          </w:tcPr>
-          <w:p>
-            <w:r>
-              <w:rPr>
-                <w:rFonts w:ascii="Aptos" w:hAnsi="Aptos"/>
-                <w:color w:val="1D2924"/>
-                <w:sz w:val="16"/>
-              </w:rPr>
-              <w:t>Communication Development Plan</w:t>
-            </w:r>
-          </w:p>
-        </w:tc>
-        <w:tc>
-          <w:tcPr>
-            <w:tcW w:type="dxa" w:w="5100"/>
-            <w:shd w:fill="F2F5F2"/>
-            <w:tcBorders>
-              <w:top w:val="single" w:sz="4" w:color="D6DED8"/>
-              <w:left w:val="single" w:sz="4" w:color="D6DED8"/>
-              <w:bottom w:val="single" w:sz="4" w:color="D6DED8"/>
-              <w:right w:val="single" w:sz="4" w:color="D6DED8"/>
-              <w:insideH w:val="single" w:sz="4" w:color="D6DED8"/>
-              <w:insideV w:val="single" w:sz="4" w:color="D6DED8"/>
-            </w:tcBorders>
-            <w:vAlign w:val="center"/>
-          </w:tcPr>
-          <w:p>
-            <w:r>
-              <w:rPr>
-                <w:rFonts w:ascii="Aptos" w:hAnsi="Aptos"/>
-                <w:color w:val="1D2924"/>
-                <w:sz w:val="16"/>
-              </w:rPr>
-              <w:t>Listening, reflection and professional growth.</w:t>
-            </w:r>
-          </w:p>
-        </w:tc>
-      </w:tr>
-    </w:tbl>
-    <w:p/>
-    <w:p>
-      <w:pPr>
-        <w:pStyle w:val="Heading1"/>
-        <w:keepNext/>
-      </w:pPr>
-      <w:r>
-        <w:t>6. Academic records and public evidence</w:t>
-      </w:r>
-    </w:p>
-    <w:p>
-      <w:pPr>
-        <w:spacing w:after="120" w:line="269" w:lineRule="auto"/>
-      </w:pPr>
-      <w:r>
-        <w:rPr>
-          <w:rFonts w:ascii="Aptos" w:hAnsi="Aptos"/>
-          <w:color w:val="1D2924"/>
-          <w:sz w:val="18"/>
-        </w:rPr>
-        <w:t>Academic qualifications, dates, grades and credential names are sensitive to error. Check the underlying record before publishing or changing them.</w:t>
-      </w:r>
-    </w:p>
-    <w:p>
-      <w:pPr>
-        <w:pStyle w:val="ListBullet"/>
-        <w:spacing w:after="60"/>
-      </w:pPr>
-      <w:r>
-        <w:t>Add a downloadable credential to public/certificates/ and update its exact link in src/App.tsx.</w:t>
-      </w:r>
-    </w:p>
-    <w:p>
-      <w:pPr>
-        <w:pStyle w:val="ListBullet"/>
-        <w:spacing w:after="60"/>
-      </w:pPr>
-      <w:r>
-        <w:t>The repository also holds selected documents at public/ and subject examples under public/images/data-analytics/ and public/images/presentations/.</w:t>
-      </w:r>
-    </w:p>
-    <w:p>
-      <w:pPr>
-        <w:pStyle w:val="ListBullet"/>
-        <w:spacing w:after="60"/>
-      </w:pPr>
-      <w:r>
-        <w:t>Do not publish student IDs, addresses, account details or private transcript information.</w:t>
-      </w:r>
-    </w:p>
-    <w:p>
-      <w:pPr>
-        <w:pStyle w:val="ListBullet"/>
-        <w:spacing w:after="60"/>
-      </w:pPr>
-      <w:r>
-        <w:t>Show courses in progress as in progress, not completed credentials.</w:t>
-      </w:r>
-    </w:p>
-    <w:p>
-      <w:pPr>
-        <w:pStyle w:val="ListBullet"/>
-        <w:spacing w:after="60"/>
-      </w:pPr>
-      <w:r>
-        <w:t>Test every download path after changing a filename.</w:t>
-      </w:r>
-    </w:p>
-    <w:p>
-      <w:pPr>
-        <w:spacing w:after="120" w:line="269" w:lineRule="auto"/>
-      </w:pPr>
-      <w:r>
-        <w:rPr>
-          <w:rFonts w:ascii="Aptos" w:hAnsi="Aptos"/>
-          <w:color w:val="1D2924"/>
-          <w:sz w:val="18"/>
-        </w:rPr>
-        <w:t>Anything under public/ can be accessed directly by visitors. Do not store private drafts, client material, passwords, API keys or confidential records there.</w:t>
-      </w:r>
-    </w:p>
-    <w:p>
-      <w:pPr>
-        <w:pStyle w:val="Heading1"/>
-        <w:keepNext/>
-      </w:pPr>
-      <w:r>
-        <w:t>7. Brand and writing</w:t>
-      </w:r>
-    </w:p>
-    <w:tbl>
-      <w:tblPr>
-        <w:tblW w:type="auto" w:w="0"/>
-        <w:jc w:val="center"/>
-        <w:tblLook w:firstColumn="1" w:firstRow="1" w:lastColumn="0" w:lastRow="0" w:noHBand="0" w:noVBand="1" w:val="04A0"/>
-      </w:tblPr>
-      <w:tblGrid>
-        <w:gridCol w:w="5100"/>
-        <w:gridCol w:w="5100"/>
-      </w:tblGrid>
-      <w:tr>
-        <w:trPr>
-          <w:cantSplit/>
-          <w:tblHeader w:val="true"/>
-        </w:trPr>
-        <w:tc>
-          <w:tcPr>
-            <w:tcW w:type="dxa" w:w="5100"/>
-            <w:shd w:fill="263C32"/>
-            <w:tcBorders>
-              <w:top w:val="single" w:sz="4" w:color="D6DED8"/>
-              <w:left w:val="single" w:sz="4" w:color="D6DED8"/>
-              <w:bottom w:val="single" w:sz="4" w:color="D6DED8"/>
-              <w:right w:val="single" w:sz="4" w:color="D6DED8"/>
-              <w:insideH w:val="single" w:sz="4" w:color="D6DED8"/>
-              <w:insideV w:val="single" w:sz="4" w:color="D6DED8"/>
-            </w:tcBorders>
-            <w:vAlign w:val="center"/>
-          </w:tcPr>
-          <w:p>
-            <w:r>
-              <w:rPr>
-                <w:rFonts w:ascii="Aptos" w:hAnsi="Aptos"/>
-                <w:b/>
-                <w:color w:val="FFFFFF"/>
-                <w:sz w:val="16"/>
-              </w:rPr>
-              <w:t>Element</w:t>
-            </w:r>
-          </w:p>
-        </w:tc>
-        <w:tc>
-          <w:tcPr>
-            <w:tcW w:type="dxa" w:w="5100"/>
-            <w:shd w:fill="263C32"/>
-            <w:tcBorders>
-              <w:top w:val="single" w:sz="4" w:color="D6DED8"/>
-              <w:left w:val="single" w:sz="4" w:color="D6DED8"/>
-              <w:bottom w:val="single" w:sz="4" w:color="D6DED8"/>
-              <w:right w:val="single" w:sz="4" w:color="D6DED8"/>
-              <w:insideH w:val="single" w:sz="4" w:color="D6DED8"/>
-              <w:insideV w:val="single" w:sz="4" w:color="D6DED8"/>
-            </w:tcBorders>
-            <w:vAlign w:val="center"/>
-          </w:tcPr>
-          <w:p>
-            <w:r>
-              <w:rPr>
-                <w:rFonts w:ascii="Aptos" w:hAnsi="Aptos"/>
-                <w:b/>
-                <w:color w:val="FFFFFF"/>
-                <w:sz w:val="16"/>
-              </w:rPr>
-              <w:t>Current standard</w:t>
-            </w:r>
-          </w:p>
-        </w:tc>
-      </w:tr>
-      <w:tr>
-        <w:trPr>
-          <w:cantSplit/>
-        </w:trPr>
-        <w:tc>
-          <w:tcPr>
-            <w:tcW w:type="dxa" w:w="5100"/>
-            <w:shd w:fill="FFFFFF"/>
-            <w:tcBorders>
-              <w:top w:val="single" w:sz="4" w:color="D6DED8"/>
-              <w:left w:val="single" w:sz="4" w:color="D6DED8"/>
-              <w:bottom w:val="single" w:sz="4" w:color="D6DED8"/>
-              <w:right w:val="single" w:sz="4" w:color="D6DED8"/>
-              <w:insideH w:val="single" w:sz="4" w:color="D6DED8"/>
-              <w:insideV w:val="single" w:sz="4" w:color="D6DED8"/>
-            </w:tcBorders>
-            <w:vAlign w:val="center"/>
-          </w:tcPr>
-          <w:p>
-            <w:r>
-              <w:rPr>
-                <w:rFonts w:ascii="Aptos" w:hAnsi="Aptos"/>
-                <w:color w:val="1D2924"/>
-                <w:sz w:val="16"/>
-              </w:rPr>
-              <w:t>Name</w:t>
-            </w:r>
-          </w:p>
-        </w:tc>
-        <w:tc>
-          <w:tcPr>
-            <w:tcW w:type="dxa" w:w="5100"/>
-            <w:shd w:fill="FFFFFF"/>
-            <w:tcBorders>
-              <w:top w:val="single" w:sz="4" w:color="D6DED8"/>
-              <w:left w:val="single" w:sz="4" w:color="D6DED8"/>
-              <w:bottom w:val="single" w:sz="4" w:color="D6DED8"/>
-              <w:right w:val="single" w:sz="4" w:color="D6DED8"/>
-              <w:insideH w:val="single" w:sz="4" w:color="D6DED8"/>
-              <w:insideV w:val="single" w:sz="4" w:color="D6DED8"/>
-            </w:tcBorders>
-            <w:vAlign w:val="center"/>
-          </w:tcPr>
-          <w:p>
-            <w:r>
-              <w:rPr>
-                <w:rFonts w:ascii="Aptos" w:hAnsi="Aptos"/>
-                <w:color w:val="1D2924"/>
-                <w:sz w:val="16"/>
-              </w:rPr>
-              <w:t>Edward Wonder Mordey.</w:t>
-            </w:r>
-          </w:p>
-        </w:tc>
-      </w:tr>
-      <w:tr>
-        <w:trPr>
-          <w:cantSplit/>
-        </w:trPr>
-        <w:tc>
-          <w:tcPr>
-            <w:tcW w:type="dxa" w:w="5100"/>
-            <w:shd w:fill="F2F5F2"/>
-            <w:tcBorders>
-              <w:top w:val="single" w:sz="4" w:color="D6DED8"/>
-              <w:left w:val="single" w:sz="4" w:color="D6DED8"/>
-              <w:bottom w:val="single" w:sz="4" w:color="D6DED8"/>
-              <w:right w:val="single" w:sz="4" w:color="D6DED8"/>
-              <w:insideH w:val="single" w:sz="4" w:color="D6DED8"/>
-              <w:insideV w:val="single" w:sz="4" w:color="D6DED8"/>
-            </w:tcBorders>
-            <w:vAlign w:val="center"/>
-          </w:tcPr>
-          <w:p>
-            <w:r>
-              <w:rPr>
-                <w:rFonts w:ascii="Aptos" w:hAnsi="Aptos"/>
-                <w:color w:val="1D2924"/>
-                <w:sz w:val="16"/>
-              </w:rPr>
-              <w:t>Positioning</w:t>
-            </w:r>
-          </w:p>
-        </w:tc>
-        <w:tc>
-          <w:tcPr>
-            <w:tcW w:type="dxa" w:w="5100"/>
-            <w:shd w:fill="F2F5F2"/>
-            <w:tcBorders>
-              <w:top w:val="single" w:sz="4" w:color="D6DED8"/>
-              <w:left w:val="single" w:sz="4" w:color="D6DED8"/>
-              <w:bottom w:val="single" w:sz="4" w:color="D6DED8"/>
-              <w:right w:val="single" w:sz="4" w:color="D6DED8"/>
-              <w:insideH w:val="single" w:sz="4" w:color="D6DED8"/>
-              <w:insideV w:val="single" w:sz="4" w:color="D6DED8"/>
-            </w:tcBorders>
-            <w:vAlign w:val="center"/>
-          </w:tcPr>
-          <w:p>
-            <w:r>
-              <w:rPr>
-                <w:rFonts w:ascii="Aptos" w:hAnsi="Aptos"/>
-                <w:color w:val="1D2924"/>
-                <w:sz w:val="16"/>
-              </w:rPr>
-              <w:t>IT · Engineering · Service.</w:t>
-            </w:r>
-          </w:p>
-        </w:tc>
-      </w:tr>
-      <w:tr>
-        <w:trPr>
-          <w:cantSplit/>
-        </w:trPr>
-        <w:tc>
-          <w:tcPr>
-            <w:tcW w:type="dxa" w:w="5100"/>
-            <w:shd w:fill="FFFFFF"/>
-            <w:tcBorders>
-              <w:top w:val="single" w:sz="4" w:color="D6DED8"/>
-              <w:left w:val="single" w:sz="4" w:color="D6DED8"/>
-              <w:bottom w:val="single" w:sz="4" w:color="D6DED8"/>
-              <w:right w:val="single" w:sz="4" w:color="D6DED8"/>
-              <w:insideH w:val="single" w:sz="4" w:color="D6DED8"/>
-              <w:insideV w:val="single" w:sz="4" w:color="D6DED8"/>
-            </w:tcBorders>
-            <w:vAlign w:val="center"/>
-          </w:tcPr>
-          <w:p>
-            <w:r>
-              <w:rPr>
-                <w:rFonts w:ascii="Aptos" w:hAnsi="Aptos"/>
-                <w:color w:val="1D2924"/>
-                <w:sz w:val="16"/>
-              </w:rPr>
-              <w:t>Headline</w:t>
-            </w:r>
-          </w:p>
-        </w:tc>
-        <w:tc>
-          <w:tcPr>
-            <w:tcW w:type="dxa" w:w="5100"/>
-            <w:shd w:fill="FFFFFF"/>
-            <w:tcBorders>
-              <w:top w:val="single" w:sz="4" w:color="D6DED8"/>
-              <w:left w:val="single" w:sz="4" w:color="D6DED8"/>
-              <w:bottom w:val="single" w:sz="4" w:color="D6DED8"/>
-              <w:right w:val="single" w:sz="4" w:color="D6DED8"/>
-              <w:insideH w:val="single" w:sz="4" w:color="D6DED8"/>
-              <w:insideV w:val="single" w:sz="4" w:color="D6DED8"/>
-            </w:tcBorders>
-            <w:vAlign w:val="center"/>
-          </w:tcPr>
-          <w:p>
-            <w:r>
-              <w:rPr>
-                <w:rFonts w:ascii="Aptos" w:hAnsi="Aptos"/>
-                <w:color w:val="1D2924"/>
-                <w:sz w:val="16"/>
-              </w:rPr>
-              <w:t>Building systems with purpose.</w:t>
-            </w:r>
-          </w:p>
-        </w:tc>
-      </w:tr>
-      <w:tr>
-        <w:trPr>
-          <w:cantSplit/>
-        </w:trPr>
-        <w:tc>
-          <w:tcPr>
-            <w:tcW w:type="dxa" w:w="5100"/>
-            <w:shd w:fill="F2F5F2"/>
-            <w:tcBorders>
-              <w:top w:val="single" w:sz="4" w:color="D6DED8"/>
-              <w:left w:val="single" w:sz="4" w:color="D6DED8"/>
-              <w:bottom w:val="single" w:sz="4" w:color="D6DED8"/>
-              <w:right w:val="single" w:sz="4" w:color="D6DED8"/>
-              <w:insideH w:val="single" w:sz="4" w:color="D6DED8"/>
-              <w:insideV w:val="single" w:sz="4" w:color="D6DED8"/>
-            </w:tcBorders>
-            <w:vAlign w:val="center"/>
-          </w:tcPr>
-          <w:p>
-            <w:r>
-              <w:rPr>
-                <w:rFonts w:ascii="Aptos" w:hAnsi="Aptos"/>
-                <w:color w:val="1D2924"/>
-                <w:sz w:val="16"/>
-              </w:rPr>
-              <w:t>Voice</w:t>
-            </w:r>
-          </w:p>
-        </w:tc>
-        <w:tc>
-          <w:tcPr>
-            <w:tcW w:type="dxa" w:w="5100"/>
-            <w:shd w:fill="F2F5F2"/>
-            <w:tcBorders>
-              <w:top w:val="single" w:sz="4" w:color="D6DED8"/>
-              <w:left w:val="single" w:sz="4" w:color="D6DED8"/>
-              <w:bottom w:val="single" w:sz="4" w:color="D6DED8"/>
-              <w:right w:val="single" w:sz="4" w:color="D6DED8"/>
-              <w:insideH w:val="single" w:sz="4" w:color="D6DED8"/>
-              <w:insideV w:val="single" w:sz="4" w:color="D6DED8"/>
-            </w:tcBorders>
-            <w:vAlign w:val="center"/>
-          </w:tcPr>
-          <w:p>
-            <w:r>
-              <w:rPr>
-                <w:rFonts w:ascii="Aptos" w:hAnsi="Aptos"/>
-                <w:color w:val="1D2924"/>
-                <w:sz w:val="16"/>
-              </w:rPr>
-              <w:t>Clear, grounded, accurate and service-oriented.</w:t>
-            </w:r>
-          </w:p>
-        </w:tc>
-      </w:tr>
-      <w:tr>
-        <w:trPr>
-          <w:cantSplit/>
-        </w:trPr>
-        <w:tc>
-          <w:tcPr>
-            <w:tcW w:type="dxa" w:w="5100"/>
-            <w:shd w:fill="FFFFFF"/>
-            <w:tcBorders>
-              <w:top w:val="single" w:sz="4" w:color="D6DED8"/>
-              <w:left w:val="single" w:sz="4" w:color="D6DED8"/>
-              <w:bottom w:val="single" w:sz="4" w:color="D6DED8"/>
-              <w:right w:val="single" w:sz="4" w:color="D6DED8"/>
-              <w:insideH w:val="single" w:sz="4" w:color="D6DED8"/>
-              <w:insideV w:val="single" w:sz="4" w:color="D6DED8"/>
-            </w:tcBorders>
-            <w:vAlign w:val="center"/>
-          </w:tcPr>
-          <w:p>
-            <w:r>
-              <w:rPr>
-                <w:rFonts w:ascii="Aptos" w:hAnsi="Aptos"/>
-                <w:color w:val="1D2924"/>
-                <w:sz w:val="16"/>
-              </w:rPr>
-              <w:t>Approach</w:t>
-            </w:r>
-          </w:p>
-        </w:tc>
-        <w:tc>
-          <w:tcPr>
-            <w:tcW w:type="dxa" w:w="5100"/>
-            <w:shd w:fill="FFFFFF"/>
-            <w:tcBorders>
-              <w:top w:val="single" w:sz="4" w:color="D6DED8"/>
-              <w:left w:val="single" w:sz="4" w:color="D6DED8"/>
-              <w:bottom w:val="single" w:sz="4" w:color="D6DED8"/>
-              <w:right w:val="single" w:sz="4" w:color="D6DED8"/>
-              <w:insideH w:val="single" w:sz="4" w:color="D6DED8"/>
-              <w:insideV w:val="single" w:sz="4" w:color="D6DED8"/>
-            </w:tcBorders>
-            <w:vAlign w:val="center"/>
-          </w:tcPr>
-          <w:p>
-            <w:r>
-              <w:rPr>
-                <w:rFonts w:ascii="Aptos" w:hAnsi="Aptos"/>
-                <w:color w:val="1D2924"/>
-                <w:sz w:val="16"/>
-              </w:rPr>
-              <w:t>Explain what work demonstrates without overstating results.</w:t>
-            </w:r>
-          </w:p>
-        </w:tc>
-      </w:tr>
-    </w:tbl>
-    <w:p/>
-    <w:p>
-      <w:pPr>
-        <w:pStyle w:val="Heading1"/>
-        <w:keepNext/>
-      </w:pPr>
-      <w:r>
-        <w:t>8. Privacy and contact</w:t>
-      </w:r>
-    </w:p>
-    <w:p>
-      <w:pPr>
-        <w:pStyle w:val="ListBullet"/>
-        <w:spacing w:after="60"/>
-      </w:pPr>
-      <w:r>
-        <w:t>Publish only information you intend to make public.</w:t>
-      </w:r>
-    </w:p>
-    <w:p>
-      <w:pPr>
-        <w:pStyle w:val="ListBullet"/>
-        <w:spacing w:after="60"/>
-      </w:pPr>
-      <w:r>
-        <w:t>Remove client names, private screenshots, signatures and identifying data unless you have permission.</w:t>
-      </w:r>
-    </w:p>
-    <w:p>
-      <w:pPr>
-        <w:pStyle w:val="ListBullet"/>
-        <w:spacing w:after="60"/>
-      </w:pPr>
-      <w:r>
-        <w:t>Never commit passwords, access tokens, API keys or private configuration.</w:t>
-      </w:r>
-    </w:p>
-    <w:p>
-      <w:pPr>
-        <w:pStyle w:val="ListBullet"/>
-        <w:spacing w:after="60"/>
-      </w:pPr>
-      <w:r>
-        <w:t>Keep the website contact details and README consistent when a public link changes.</w:t>
-      </w:r>
-    </w:p>
-    <w:p>
-      <w:pPr>
-        <w:pStyle w:val="Heading1"/>
-        <w:keepNext/>
-      </w:pPr>
-      <w:r>
-        <w:t>9. Publish with GitHub</w:t>
-      </w:r>
-    </w:p>
-    <w:p>
-      <w:pPr>
-        <w:pStyle w:val="Heading2"/>
-        <w:keepNext/>
-      </w:pPr>
-      <w:r>
-        <w:t>Small change from GitHub</w:t>
-      </w:r>
-    </w:p>
-    <w:p>
-      <w:pPr>
-        <w:spacing w:after="80"/>
-        <w:ind w:left="312" w:hanging="312"/>
-      </w:pPr>
-      <w:r>
-        <w:t>1. Open the portfolio repository and navigate to the exact file.</w:t>
-      </w:r>
-    </w:p>
-    <w:p>
-      <w:pPr>
-        <w:spacing w:after="80"/>
-        <w:ind w:left="312" w:hanging="312"/>
-      </w:pPr>
-      <w:r>
-        <w:t>2. Use the editor for a small text correction, or upload an asset into the correct public folder.</w:t>
-      </w:r>
-    </w:p>
-    <w:p>
-      <w:pPr>
-        <w:spacing w:after="80"/>
-        <w:ind w:left="312" w:hanging="312"/>
-      </w:pPr>
-      <w:r>
-        <w:t>3. Review the diff and commit the change to main.</w:t>
-      </w:r>
-    </w:p>
-    <w:p>
-      <w:pPr>
-        <w:spacing w:after="80"/>
-        <w:ind w:left="312" w:hanging="312"/>
-      </w:pPr>
-      <w:r>
-        <w:t>4. Open Actions and wait for the deployment workflow to succeed.</w:t>
-      </w:r>
-    </w:p>
-    <w:p>
-      <w:pPr>
-        <w:spacing w:after="80"/>
-        <w:ind w:left="312" w:hanging="312"/>
-      </w:pPr>
-      <w:r>
-        <w:t>5. Visit the live URL and test the changed section, downloads, links and mobile layout.</w:t>
-      </w:r>
-    </w:p>
-    <w:p>
-      <w:pPr>
-        <w:pStyle w:val="Heading2"/>
-        <w:keepNext/>
-      </w:pPr>
-      <w:r>
-        <w:t>Local development</w:t>
-      </w:r>
-    </w:p>
-    <w:p>
-      <w:pPr>
-        <w:spacing w:after="120" w:line="269" w:lineRule="auto"/>
-      </w:pPr>
-      <w:r>
-        <w:rPr>
-          <w:rFonts w:ascii="Aptos" w:hAnsi="Aptos"/>
-          <w:color w:val="1D2924"/>
-          <w:sz w:val="18"/>
-        </w:rPr>
-        <w:t>Use Node.js 20 or newer and npm. In a local clone, run npm install, then npm run dev. Before deployment, run npm run build and review the generated site with npm run preview. Do not edit dist as the source of truth.</w:t>
-      </w:r>
-    </w:p>
-    <w:p>
-      <w:pPr>
-        <w:pStyle w:val="Heading1"/>
-        <w:keepNext/>
-      </w:pPr>
-      <w:r>
-        <w:t>10. Troubleshooting</w:t>
-      </w:r>
-    </w:p>
-    <w:tbl>
-      <w:tblPr>
-        <w:tblW w:type="auto" w:w="0"/>
-        <w:jc w:val="center"/>
-        <w:tblLook w:firstColumn="1" w:firstRow="1" w:lastColumn="0" w:lastRow="0" w:noHBand="0" w:noVBand="1" w:val="04A0"/>
-      </w:tblPr>
-      <w:tblGrid>
-        <w:gridCol w:w="3400"/>
-        <w:gridCol w:w="3400"/>
-        <w:gridCol w:w="3400"/>
-      </w:tblGrid>
-      <w:tr>
-        <w:trPr>
-          <w:cantSplit/>
-          <w:tblHeader w:val="true"/>
-        </w:trPr>
-        <w:tc>
-          <w:tcPr>
-            <w:tcW w:type="dxa" w:w="3400"/>
-            <w:shd w:fill="263C32"/>
-            <w:tcBorders>
-              <w:top w:val="single" w:sz="4" w:color="D6DED8"/>
-              <w:left w:val="single" w:sz="4" w:color="D6DED8"/>
-              <w:bottom w:val="single" w:sz="4" w:color="D6DED8"/>
-              <w:right w:val="single" w:sz="4" w:color="D6DED8"/>
-              <w:insideH w:val="single" w:sz="4" w:color="D6DED8"/>
-              <w:insideV w:val="single" w:sz="4" w:color="D6DED8"/>
-            </w:tcBorders>
-            <w:vAlign w:val="center"/>
-          </w:tcPr>
-          <w:p>
-            <w:r>
-              <w:rPr>
-                <w:rFonts w:ascii="Aptos" w:hAnsi="Aptos"/>
-                <w:b/>
-                <w:color w:val="FFFFFF"/>
-                <w:sz w:val="16"/>
-              </w:rPr>
-              <w:t>Problem</w:t>
-            </w:r>
-          </w:p>
-        </w:tc>
-        <w:tc>
-          <w:tcPr>
-            <w:tcW w:type="dxa" w:w="3400"/>
-            <w:shd w:fill="263C32"/>
-            <w:tcBorders>
-              <w:top w:val="single" w:sz="4" w:color="D6DED8"/>
-              <w:left w:val="single" w:sz="4" w:color="D6DED8"/>
-              <w:bottom w:val="single" w:sz="4" w:color="D6DED8"/>
-              <w:right w:val="single" w:sz="4" w:color="D6DED8"/>
-              <w:insideH w:val="single" w:sz="4" w:color="D6DED8"/>
-              <w:insideV w:val="single" w:sz="4" w:color="D6DED8"/>
-            </w:tcBorders>
-            <w:vAlign w:val="center"/>
-          </w:tcPr>
-          <w:p>
-            <w:r>
-              <w:rPr>
-                <w:rFonts w:ascii="Aptos" w:hAnsi="Aptos"/>
-                <w:b/>
-                <w:color w:val="FFFFFF"/>
-                <w:sz w:val="16"/>
-              </w:rPr>
-              <w:t>Likely cause</w:t>
-            </w:r>
-          </w:p>
-        </w:tc>
-        <w:tc>
-          <w:tcPr>
-            <w:tcW w:type="dxa" w:w="3400"/>
-            <w:shd w:fill="263C32"/>
-            <w:tcBorders>
-              <w:top w:val="single" w:sz="4" w:color="D6DED8"/>
-              <w:left w:val="single" w:sz="4" w:color="D6DED8"/>
-              <w:bottom w:val="single" w:sz="4" w:color="D6DED8"/>
-              <w:right w:val="single" w:sz="4" w:color="D6DED8"/>
-              <w:insideH w:val="single" w:sz="4" w:color="D6DED8"/>
-              <w:insideV w:val="single" w:sz="4" w:color="D6DED8"/>
-            </w:tcBorders>
-            <w:vAlign w:val="center"/>
-          </w:tcPr>
-          <w:p>
-            <w:r>
-              <w:rPr>
-                <w:rFonts w:ascii="Aptos" w:hAnsi="Aptos"/>
-                <w:b/>
-                <w:color w:val="FFFFFF"/>
-                <w:sz w:val="16"/>
-              </w:rPr>
-              <w:t>What to check</w:t>
-            </w:r>
-          </w:p>
-        </w:tc>
-      </w:tr>
-      <w:tr>
-        <w:trPr>
-          <w:cantSplit/>
-        </w:trPr>
-        <w:tc>
-          <w:tcPr>
-            <w:tcW w:type="dxa" w:w="3400"/>
-            <w:shd w:fill="FFFFFF"/>
-            <w:tcBorders>
-              <w:top w:val="single" w:sz="4" w:color="D6DED8"/>
-              <w:left w:val="single" w:sz="4" w:color="D6DED8"/>
-              <w:bottom w:val="single" w:sz="4" w:color="D6DED8"/>
-              <w:right w:val="single" w:sz="4" w:color="D6DED8"/>
-              <w:insideH w:val="single" w:sz="4" w:color="D6DED8"/>
-              <w:insideV w:val="single" w:sz="4" w:color="D6DED8"/>
-            </w:tcBorders>
-            <w:vAlign w:val="center"/>
-          </w:tcPr>
-          <w:p>
-            <w:r>
-              <w:rPr>
-                <w:rFonts w:ascii="Aptos" w:hAnsi="Aptos"/>
-                <w:color w:val="1D2924"/>
-                <w:sz w:val="16"/>
-              </w:rPr>
-              <w:t>Update is not visible</w:t>
-            </w:r>
-          </w:p>
-        </w:tc>
-        <w:tc>
-          <w:tcPr>
-            <w:tcW w:type="dxa" w:w="3400"/>
-            <w:shd w:fill="FFFFFF"/>
-            <w:tcBorders>
-              <w:top w:val="single" w:sz="4" w:color="D6DED8"/>
-              <w:left w:val="single" w:sz="4" w:color="D6DED8"/>
-              <w:bottom w:val="single" w:sz="4" w:color="D6DED8"/>
-              <w:right w:val="single" w:sz="4" w:color="D6DED8"/>
-              <w:insideH w:val="single" w:sz="4" w:color="D6DED8"/>
-              <w:insideV w:val="single" w:sz="4" w:color="D6DED8"/>
-            </w:tcBorders>
-            <w:vAlign w:val="center"/>
-          </w:tcPr>
-          <w:p>
-            <w:r>
-              <w:rPr>
-                <w:rFonts w:ascii="Aptos" w:hAnsi="Aptos"/>
-                <w:color w:val="1D2924"/>
-                <w:sz w:val="16"/>
-              </w:rPr>
-              <w:t>Deployment has not finished or the wrong file was edited.</w:t>
-            </w:r>
-          </w:p>
-        </w:tc>
-        <w:tc>
-          <w:tcPr>
-            <w:tcW w:type="dxa" w:w="3400"/>
-            <w:shd w:fill="FFFFFF"/>
-            <w:tcBorders>
-              <w:top w:val="single" w:sz="4" w:color="D6DED8"/>
-              <w:left w:val="single" w:sz="4" w:color="D6DED8"/>
-              <w:bottom w:val="single" w:sz="4" w:color="D6DED8"/>
-              <w:right w:val="single" w:sz="4" w:color="D6DED8"/>
-              <w:insideH w:val="single" w:sz="4" w:color="D6DED8"/>
-              <w:insideV w:val="single" w:sz="4" w:color="D6DED8"/>
-            </w:tcBorders>
-            <w:vAlign w:val="center"/>
-          </w:tcPr>
-          <w:p>
-            <w:r>
-              <w:rPr>
-                <w:rFonts w:ascii="Aptos" w:hAnsi="Aptos"/>
-                <w:color w:val="1D2924"/>
-                <w:sz w:val="16"/>
-              </w:rPr>
-              <w:t>Check Actions on main, then refresh the public URL.</w:t>
-            </w:r>
-          </w:p>
-        </w:tc>
-      </w:tr>
-      <w:tr>
-        <w:trPr>
-          <w:cantSplit/>
-        </w:trPr>
-        <w:tc>
-          <w:tcPr>
-            <w:tcW w:type="dxa" w:w="3400"/>
-            <w:shd w:fill="F2F5F2"/>
-            <w:tcBorders>
-              <w:top w:val="single" w:sz="4" w:color="D6DED8"/>
-              <w:left w:val="single" w:sz="4" w:color="D6DED8"/>
-              <w:bottom w:val="single" w:sz="4" w:color="D6DED8"/>
-              <w:right w:val="single" w:sz="4" w:color="D6DED8"/>
-              <w:insideH w:val="single" w:sz="4" w:color="D6DED8"/>
-              <w:insideV w:val="single" w:sz="4" w:color="D6DED8"/>
-            </w:tcBorders>
-            <w:vAlign w:val="center"/>
-          </w:tcPr>
-          <w:p>
-            <w:r>
-              <w:rPr>
-                <w:rFonts w:ascii="Aptos" w:hAnsi="Aptos"/>
-                <w:color w:val="1D2924"/>
-                <w:sz w:val="16"/>
-              </w:rPr>
-              <w:t>Broken image/download</w:t>
-            </w:r>
-          </w:p>
-        </w:tc>
-        <w:tc>
-          <w:tcPr>
-            <w:tcW w:type="dxa" w:w="3400"/>
-            <w:shd w:fill="F2F5F2"/>
-            <w:tcBorders>
-              <w:top w:val="single" w:sz="4" w:color="D6DED8"/>
-              <w:left w:val="single" w:sz="4" w:color="D6DED8"/>
-              <w:bottom w:val="single" w:sz="4" w:color="D6DED8"/>
-              <w:right w:val="single" w:sz="4" w:color="D6DED8"/>
-              <w:insideH w:val="single" w:sz="4" w:color="D6DED8"/>
-              <w:insideV w:val="single" w:sz="4" w:color="D6DED8"/>
-            </w:tcBorders>
-            <w:vAlign w:val="center"/>
-          </w:tcPr>
-          <w:p>
-            <w:r>
-              <w:rPr>
-                <w:rFonts w:ascii="Aptos" w:hAnsi="Aptos"/>
-                <w:color w:val="1D2924"/>
-                <w:sz w:val="16"/>
-              </w:rPr>
-              <w:t>Path or filename does not match exactly.</w:t>
-            </w:r>
-          </w:p>
-        </w:tc>
-        <w:tc>
-          <w:tcPr>
-            <w:tcW w:type="dxa" w:w="3400"/>
-            <w:shd w:fill="F2F5F2"/>
-            <w:tcBorders>
-              <w:top w:val="single" w:sz="4" w:color="D6DED8"/>
-              <w:left w:val="single" w:sz="4" w:color="D6DED8"/>
-              <w:bottom w:val="single" w:sz="4" w:color="D6DED8"/>
-              <w:right w:val="single" w:sz="4" w:color="D6DED8"/>
-              <w:insideH w:val="single" w:sz="4" w:color="D6DED8"/>
-              <w:insideV w:val="single" w:sz="4" w:color="D6DED8"/>
-            </w:tcBorders>
-            <w:vAlign w:val="center"/>
-          </w:tcPr>
-          <w:p>
-            <w:r>
-              <w:rPr>
-                <w:rFonts w:ascii="Aptos" w:hAnsi="Aptos"/>
-                <w:color w:val="1D2924"/>
-                <w:sz w:val="16"/>
-              </w:rPr>
-              <w:t>Compare capitalization, spaces and punctuation in the public path.</w:t>
-            </w:r>
-          </w:p>
-        </w:tc>
-      </w:tr>
-      <w:tr>
-        <w:trPr>
-          <w:cantSplit/>
-        </w:trPr>
-        <w:tc>
-          <w:tcPr>
-            <w:tcW w:type="dxa" w:w="3400"/>
-            <w:shd w:fill="FFFFFF"/>
-            <w:tcBorders>
-              <w:top w:val="single" w:sz="4" w:color="D6DED8"/>
-              <w:left w:val="single" w:sz="4" w:color="D6DED8"/>
-              <w:bottom w:val="single" w:sz="4" w:color="D6DED8"/>
-              <w:right w:val="single" w:sz="4" w:color="D6DED8"/>
-              <w:insideH w:val="single" w:sz="4" w:color="D6DED8"/>
-              <w:insideV w:val="single" w:sz="4" w:color="D6DED8"/>
-            </w:tcBorders>
-            <w:vAlign w:val="center"/>
-          </w:tcPr>
-          <w:p>
-            <w:r>
-              <w:rPr>
-                <w:rFonts w:ascii="Aptos" w:hAnsi="Aptos"/>
-                <w:color w:val="1D2924"/>
-                <w:sz w:val="16"/>
-              </w:rPr>
-              <w:t>Build failed</w:t>
-            </w:r>
-          </w:p>
-        </w:tc>
-        <w:tc>
-          <w:tcPr>
-            <w:tcW w:type="dxa" w:w="3400"/>
-            <w:shd w:fill="FFFFFF"/>
-            <w:tcBorders>
-              <w:top w:val="single" w:sz="4" w:color="D6DED8"/>
-              <w:left w:val="single" w:sz="4" w:color="D6DED8"/>
-              <w:bottom w:val="single" w:sz="4" w:color="D6DED8"/>
-              <w:right w:val="single" w:sz="4" w:color="D6DED8"/>
-              <w:insideH w:val="single" w:sz="4" w:color="D6DED8"/>
-              <w:insideV w:val="single" w:sz="4" w:color="D6DED8"/>
-            </w:tcBorders>
-            <w:vAlign w:val="center"/>
-          </w:tcPr>
-          <w:p>
-            <w:r>
-              <w:rPr>
-                <w:rFonts w:ascii="Aptos" w:hAnsi="Aptos"/>
-                <w:color w:val="1D2924"/>
-                <w:sz w:val="16"/>
-              </w:rPr>
-              <w:t>Invalid JSX/TypeScript or import.</w:t>
-            </w:r>
-          </w:p>
-        </w:tc>
-        <w:tc>
-          <w:tcPr>
-            <w:tcW w:type="dxa" w:w="3400"/>
-            <w:shd w:fill="FFFFFF"/>
-            <w:tcBorders>
-              <w:top w:val="single" w:sz="4" w:color="D6DED8"/>
-              <w:left w:val="single" w:sz="4" w:color="D6DED8"/>
-              <w:bottom w:val="single" w:sz="4" w:color="D6DED8"/>
-              <w:right w:val="single" w:sz="4" w:color="D6DED8"/>
-              <w:insideH w:val="single" w:sz="4" w:color="D6DED8"/>
-              <w:insideV w:val="single" w:sz="4" w:color="D6DED8"/>
-            </w:tcBorders>
-            <w:vAlign w:val="center"/>
-          </w:tcPr>
-          <w:p>
-            <w:r>
-              <w:rPr>
-                <w:rFonts w:ascii="Aptos" w:hAnsi="Aptos"/>
-                <w:color w:val="1D2924"/>
-                <w:sz w:val="16"/>
-              </w:rPr>
-              <w:t>Review the Actions log or run npm run build.</w:t>
-            </w:r>
-          </w:p>
-        </w:tc>
-      </w:tr>
-      <w:tr>
-        <w:trPr>
-          <w:cantSplit/>
-        </w:trPr>
-        <w:tc>
-          <w:tcPr>
-            <w:tcW w:type="dxa" w:w="3400"/>
-            <w:shd w:fill="F2F5F2"/>
-            <w:tcBorders>
-              <w:top w:val="single" w:sz="4" w:color="D6DED8"/>
-              <w:left w:val="single" w:sz="4" w:color="D6DED8"/>
-              <w:bottom w:val="single" w:sz="4" w:color="D6DED8"/>
-              <w:right w:val="single" w:sz="4" w:color="D6DED8"/>
-              <w:insideH w:val="single" w:sz="4" w:color="D6DED8"/>
-              <w:insideV w:val="single" w:sz="4" w:color="D6DED8"/>
-            </w:tcBorders>
-            <w:vAlign w:val="center"/>
-          </w:tcPr>
-          <w:p>
-            <w:r>
-              <w:rPr>
-                <w:rFonts w:ascii="Aptos" w:hAnsi="Aptos"/>
-                <w:color w:val="1D2924"/>
-                <w:sz w:val="16"/>
-              </w:rPr>
-              <w:t>Layout breaks on phone</w:t>
-            </w:r>
-          </w:p>
-        </w:tc>
-        <w:tc>
-          <w:tcPr>
-            <w:tcW w:type="dxa" w:w="3400"/>
-            <w:shd w:fill="F2F5F2"/>
-            <w:tcBorders>
-              <w:top w:val="single" w:sz="4" w:color="D6DED8"/>
-              <w:left w:val="single" w:sz="4" w:color="D6DED8"/>
-              <w:bottom w:val="single" w:sz="4" w:color="D6DED8"/>
-              <w:right w:val="single" w:sz="4" w:color="D6DED8"/>
-              <w:insideH w:val="single" w:sz="4" w:color="D6DED8"/>
-              <w:insideV w:val="single" w:sz="4" w:color="D6DED8"/>
-            </w:tcBorders>
-            <w:vAlign w:val="center"/>
-          </w:tcPr>
-          <w:p>
-            <w:r>
-              <w:rPr>
-                <w:rFonts w:ascii="Aptos" w:hAnsi="Aptos"/>
-                <w:color w:val="1D2924"/>
-                <w:sz w:val="16"/>
-              </w:rPr>
-              <w:t>A style change was only checked on desktop.</w:t>
-            </w:r>
-          </w:p>
-        </w:tc>
-        <w:tc>
-          <w:tcPr>
-            <w:tcW w:type="dxa" w:w="3400"/>
-            <w:shd w:fill="F2F5F2"/>
-            <w:tcBorders>
-              <w:top w:val="single" w:sz="4" w:color="D6DED8"/>
-              <w:left w:val="single" w:sz="4" w:color="D6DED8"/>
-              <w:bottom w:val="single" w:sz="4" w:color="D6DED8"/>
-              <w:right w:val="single" w:sz="4" w:color="D6DED8"/>
-              <w:insideH w:val="single" w:sz="4" w:color="D6DED8"/>
-              <w:insideV w:val="single" w:sz="4" w:color="D6DED8"/>
-            </w:tcBorders>
-            <w:vAlign w:val="center"/>
-          </w:tcPr>
-          <w:p>
-            <w:r>
-              <w:rPr>
-                <w:rFonts w:ascii="Aptos" w:hAnsi="Aptos"/>
-                <w:color w:val="1D2924"/>
-                <w:sz w:val="16"/>
-              </w:rPr>
-              <w:t>Review responsive rules in src/index.css and test at phone width.</w:t>
-            </w:r>
-          </w:p>
-        </w:tc>
-      </w:tr>
-      <w:tr>
-        <w:trPr>
-          <w:cantSplit/>
-        </w:trPr>
-        <w:tc>
-          <w:tcPr>
-            <w:tcW w:type="dxa" w:w="3400"/>
-            <w:shd w:fill="FFFFFF"/>
-            <w:tcBorders>
-              <w:top w:val="single" w:sz="4" w:color="D6DED8"/>
-              <w:left w:val="single" w:sz="4" w:color="D6DED8"/>
-              <w:bottom w:val="single" w:sz="4" w:color="D6DED8"/>
-              <w:right w:val="single" w:sz="4" w:color="D6DED8"/>
-              <w:insideH w:val="single" w:sz="4" w:color="D6DED8"/>
-              <w:insideV w:val="single" w:sz="4" w:color="D6DED8"/>
-            </w:tcBorders>
-            <w:vAlign w:val="center"/>
-          </w:tcPr>
-          <w:p>
-            <w:r>
-              <w:rPr>
-                <w:rFonts w:ascii="Aptos" w:hAnsi="Aptos"/>
-                <w:color w:val="1D2924"/>
-                <w:sz w:val="16"/>
-              </w:rPr>
-              <w:t>Case study link fails</w:t>
-            </w:r>
-          </w:p>
-        </w:tc>
-        <w:tc>
-          <w:tcPr>
-            <w:tcW w:type="dxa" w:w="3400"/>
-            <w:shd w:fill="FFFFFF"/>
-            <w:tcBorders>
-              <w:top w:val="single" w:sz="4" w:color="D6DED8"/>
-              <w:left w:val="single" w:sz="4" w:color="D6DED8"/>
-              <w:bottom w:val="single" w:sz="4" w:color="D6DED8"/>
-              <w:right w:val="single" w:sz="4" w:color="D6DED8"/>
-              <w:insideH w:val="single" w:sz="4" w:color="D6DED8"/>
-              <w:insideV w:val="single" w:sz="4" w:color="D6DED8"/>
-            </w:tcBorders>
-            <w:vAlign w:val="center"/>
-          </w:tcPr>
-          <w:p>
-            <w:r>
-              <w:rPr>
-                <w:rFonts w:ascii="Aptos" w:hAnsi="Aptos"/>
-                <w:color w:val="1D2924"/>
-                <w:sz w:val="16"/>
-              </w:rPr>
-              <w:t>Card URL and case-study anchor differ.</w:t>
-            </w:r>
-          </w:p>
-        </w:tc>
-        <w:tc>
-          <w:tcPr>
-            <w:tcW w:type="dxa" w:w="3400"/>
-            <w:shd w:fill="FFFFFF"/>
-            <w:tcBorders>
-              <w:top w:val="single" w:sz="4" w:color="D6DED8"/>
-              <w:left w:val="single" w:sz="4" w:color="D6DED8"/>
-              <w:bottom w:val="single" w:sz="4" w:color="D6DED8"/>
-              <w:right w:val="single" w:sz="4" w:color="D6DED8"/>
-              <w:insideH w:val="single" w:sz="4" w:color="D6DED8"/>
-              <w:insideV w:val="single" w:sz="4" w:color="D6DED8"/>
-            </w:tcBorders>
-            <w:vAlign w:val="center"/>
-          </w:tcPr>
-          <w:p>
-            <w:r>
-              <w:rPr>
-                <w:rFonts w:ascii="Aptos" w:hAnsi="Aptos"/>
-                <w:color w:val="1D2924"/>
-                <w:sz w:val="16"/>
-              </w:rPr>
-              <w:t>Check the href and matching section in public/case-studies.html.</w:t>
-            </w:r>
-          </w:p>
-        </w:tc>
-      </w:tr>
-      <w:tr>
-        <w:trPr>
-          <w:cantSplit/>
-        </w:trPr>
-        <w:tc>
-          <w:tcPr>
-            <w:tcW w:type="dxa" w:w="3400"/>
-            <w:shd w:fill="F2F5F2"/>
-            <w:tcBorders>
-              <w:top w:val="single" w:sz="4" w:color="D6DED8"/>
-              <w:left w:val="single" w:sz="4" w:color="D6DED8"/>
-              <w:bottom w:val="single" w:sz="4" w:color="D6DED8"/>
-              <w:right w:val="single" w:sz="4" w:color="D6DED8"/>
-              <w:insideH w:val="single" w:sz="4" w:color="D6DED8"/>
-              <w:insideV w:val="single" w:sz="4" w:color="D6DED8"/>
-            </w:tcBorders>
-            <w:vAlign w:val="center"/>
-          </w:tcPr>
-          <w:p>
-            <w:r>
-              <w:rPr>
-                <w:rFonts w:ascii="Aptos" w:hAnsi="Aptos"/>
-                <w:color w:val="1D2924"/>
-                <w:sz w:val="16"/>
-              </w:rPr>
-              <w:t>Private file is public</w:t>
-            </w:r>
-          </w:p>
-        </w:tc>
-        <w:tc>
-          <w:tcPr>
-            <w:tcW w:type="dxa" w:w="3400"/>
-            <w:shd w:fill="F2F5F2"/>
-            <w:tcBorders>
-              <w:top w:val="single" w:sz="4" w:color="D6DED8"/>
-              <w:left w:val="single" w:sz="4" w:color="D6DED8"/>
-              <w:bottom w:val="single" w:sz="4" w:color="D6DED8"/>
-              <w:right w:val="single" w:sz="4" w:color="D6DED8"/>
-              <w:insideH w:val="single" w:sz="4" w:color="D6DED8"/>
-              <w:insideV w:val="single" w:sz="4" w:color="D6DED8"/>
-            </w:tcBorders>
-            <w:vAlign w:val="center"/>
-          </w:tcPr>
-          <w:p>
-            <w:r>
-              <w:rPr>
-                <w:rFonts w:ascii="Aptos" w:hAnsi="Aptos"/>
-                <w:color w:val="1D2924"/>
-                <w:sz w:val="16"/>
-              </w:rPr>
-              <w:t>File was added under public/.</w:t>
-            </w:r>
-          </w:p>
-        </w:tc>
-        <w:tc>
-          <w:tcPr>
-            <w:tcW w:type="dxa" w:w="3400"/>
-            <w:shd w:fill="F2F5F2"/>
-            <w:tcBorders>
-              <w:top w:val="single" w:sz="4" w:color="D6DED8"/>
-              <w:left w:val="single" w:sz="4" w:color="D6DED8"/>
-              <w:bottom w:val="single" w:sz="4" w:color="D6DED8"/>
-              <w:right w:val="single" w:sz="4" w:color="D6DED8"/>
-              <w:insideH w:val="single" w:sz="4" w:color="D6DED8"/>
-              <w:insideV w:val="single" w:sz="4" w:color="D6DED8"/>
-            </w:tcBorders>
-            <w:vAlign w:val="center"/>
-          </w:tcPr>
-          <w:p>
-            <w:r>
-              <w:rPr>
-                <w:rFonts w:ascii="Aptos" w:hAnsi="Aptos"/>
-                <w:color w:val="1D2924"/>
-                <w:sz w:val="16"/>
-              </w:rPr>
-              <w:t>Remove it and assess whether repository history also needs cleanup.</w:t>
-            </w:r>
-          </w:p>
-        </w:tc>
-      </w:tr>
-    </w:tbl>
-    <w:p/>
-    <w:p>
-      <w:pPr>
-        <w:pStyle w:val="Heading1"/>
-        <w:keepNext/>
-      </w:pPr>
-      <w:r>
-        <w:t>11. Routine maintenance</w:t>
-      </w:r>
-    </w:p>
-    <w:p>
-      <w:pPr>
-        <w:pStyle w:val="ListBullet"/>
-        <w:spacing w:after="60"/>
-      </w:pPr>
-      <w:r>
-        <w:t>Check the live navigation and contact links after significant edits.</w:t>
-      </w:r>
-    </w:p>
-    <w:p>
-      <w:pPr>
-        <w:pStyle w:val="ListBullet"/>
-        <w:spacing w:after="60"/>
-      </w:pPr>
-      <w:r>
-        <w:t>Keep experience dates, academic details and credential labels current.</w:t>
-      </w:r>
-    </w:p>
-    <w:p>
-      <w:pPr>
-        <w:pStyle w:val="ListBullet"/>
-        <w:spacing w:after="60"/>
-      </w:pPr>
-      <w:r>
-        <w:t>Check file access and permissions for every new piece of evidence.</w:t>
-      </w:r>
-    </w:p>
-    <w:p>
-      <w:pPr>
-        <w:pStyle w:val="ListBullet"/>
-        <w:spacing w:after="60"/>
-      </w:pPr>
-      <w:r>
-        <w:t>Check GitHub Actions after publishing.</w:t>
-      </w:r>
-    </w:p>
-    <w:p>
-      <w:pPr>
-        <w:pStyle w:val="ListBullet"/>
-        <w:spacing w:after="60"/>
-      </w:pPr>
-      <w:r>
-        <w:t>Update this handbook and README when site structure or deployment changes.</w:t>
-      </w:r>
-    </w:p>
-    <w:p>
-      <w:pPr>
-        <w:pStyle w:val="ListBullet"/>
-        <w:spacing w:after="60"/>
-      </w:pPr>
-      <w:r>
-        <w:t>Remove outdated or misleading material.</w:t>
-      </w:r>
-    </w:p>
-    <w:p>
-      <w:pPr>
-        <w:pStyle w:val="Heading1"/>
-        <w:keepNext/>
-      </w:pPr>
-      <w:r>
-        <w:t>12. Repository reference</w:t>
-      </w:r>
-    </w:p>
-    <w:tbl>
-      <w:tblPr>
-        <w:tblW w:type="auto" w:w="0"/>
-        <w:jc w:val="center"/>
-        <w:tblLook w:firstColumn="1" w:firstRow="1" w:lastColumn="0" w:lastRow="0" w:noHBand="0" w:noVBand="1" w:val="04A0"/>
-      </w:tblPr>
-      <w:tblGrid>
-        <w:gridCol w:w="5100"/>
-        <w:gridCol w:w="5100"/>
-      </w:tblGrid>
-      <w:tr>
-        <w:trPr>
-          <w:cantSplit/>
-          <w:tblHeader w:val="true"/>
-        </w:trPr>
-        <w:tc>
-          <w:tcPr>
-            <w:tcW w:type="dxa" w:w="5100"/>
-            <w:shd w:fill="263C32"/>
-            <w:tcBorders>
-              <w:top w:val="single" w:sz="4" w:color="D6DED8"/>
-              <w:left w:val="single" w:sz="4" w:color="D6DED8"/>
-              <w:bottom w:val="single" w:sz="4" w:color="D6DED8"/>
-              <w:right w:val="single" w:sz="4" w:color="D6DED8"/>
-              <w:insideH w:val="single" w:sz="4" w:color="D6DED8"/>
-              <w:insideV w:val="single" w:sz="4" w:color="D6DED8"/>
-            </w:tcBorders>
-            <w:vAlign w:val="center"/>
-          </w:tcPr>
-          <w:p>
-            <w:r>
-              <w:rPr>
-                <w:rFonts w:ascii="Aptos" w:hAnsi="Aptos"/>
-                <w:b/>
-                <w:color w:val="FFFFFF"/>
-                <w:sz w:val="16"/>
-              </w:rPr>
-              <w:t>Purpose</w:t>
-            </w:r>
-          </w:p>
-        </w:tc>
-        <w:tc>
-          <w:tcPr>
-            <w:tcW w:type="dxa" w:w="5100"/>
-            <w:shd w:fill="263C32"/>
-            <w:tcBorders>
-              <w:top w:val="single" w:sz="4" w:color="D6DED8"/>
-              <w:left w:val="single" w:sz="4" w:color="D6DED8"/>
-              <w:bottom w:val="single" w:sz="4" w:color="D6DED8"/>
-              <w:right w:val="single" w:sz="4" w:color="D6DED8"/>
-              <w:insideH w:val="single" w:sz="4" w:color="D6DED8"/>
-              <w:insideV w:val="single" w:sz="4" w:color="D6DED8"/>
-            </w:tcBorders>
-            <w:vAlign w:val="center"/>
-          </w:tcPr>
-          <w:p>
-            <w:r>
-              <w:rPr>
-                <w:rFonts w:ascii="Aptos" w:hAnsi="Aptos"/>
-                <w:b/>
-                <w:color w:val="FFFFFF"/>
-                <w:sz w:val="16"/>
-              </w:rPr>
-              <w:t>Location</w:t>
-            </w:r>
-          </w:p>
-        </w:tc>
-      </w:tr>
-      <w:tr>
-        <w:trPr>
-          <w:cantSplit/>
-        </w:trPr>
-        <w:tc>
-          <w:tcPr>
-            <w:tcW w:type="dxa" w:w="5100"/>
-            <w:shd w:fill="FFFFFF"/>
-            <w:tcBorders>
-              <w:top w:val="single" w:sz="4" w:color="D6DED8"/>
-              <w:left w:val="single" w:sz="4" w:color="D6DED8"/>
-              <w:bottom w:val="single" w:sz="4" w:color="D6DED8"/>
-              <w:right w:val="single" w:sz="4" w:color="D6DED8"/>
-              <w:insideH w:val="single" w:sz="4" w:color="D6DED8"/>
-              <w:insideV w:val="single" w:sz="4" w:color="D6DED8"/>
-            </w:tcBorders>
-            <w:vAlign w:val="center"/>
-          </w:tcPr>
-          <w:p>
-            <w:r>
-              <w:rPr>
-                <w:rFonts w:ascii="Aptos" w:hAnsi="Aptos"/>
-                <w:color w:val="1D2924"/>
-                <w:sz w:val="16"/>
-              </w:rPr>
-              <w:t>Main page</w:t>
-            </w:r>
-          </w:p>
-        </w:tc>
-        <w:tc>
-          <w:tcPr>
-            <w:tcW w:type="dxa" w:w="5100"/>
-            <w:shd w:fill="FFFFFF"/>
-            <w:tcBorders>
-              <w:top w:val="single" w:sz="4" w:color="D6DED8"/>
-              <w:left w:val="single" w:sz="4" w:color="D6DED8"/>
-              <w:bottom w:val="single" w:sz="4" w:color="D6DED8"/>
-              <w:right w:val="single" w:sz="4" w:color="D6DED8"/>
-              <w:insideH w:val="single" w:sz="4" w:color="D6DED8"/>
-              <w:insideV w:val="single" w:sz="4" w:color="D6DED8"/>
-            </w:tcBorders>
-            <w:vAlign w:val="center"/>
-          </w:tcPr>
-          <w:p>
-            <w:r>
-              <w:rPr>
-                <w:rFonts w:ascii="Aptos" w:hAnsi="Aptos"/>
-                <w:color w:val="1D2924"/>
-                <w:sz w:val="16"/>
-              </w:rPr>
-              <w:t>src/App.tsx</w:t>
-            </w:r>
-          </w:p>
-        </w:tc>
-      </w:tr>
-      <w:tr>
-        <w:trPr>
-          <w:cantSplit/>
-        </w:trPr>
-        <w:tc>
-          <w:tcPr>
-            <w:tcW w:type="dxa" w:w="5100"/>
-            <w:shd w:fill="F2F5F2"/>
-            <w:tcBorders>
-              <w:top w:val="single" w:sz="4" w:color="D6DED8"/>
-              <w:left w:val="single" w:sz="4" w:color="D6DED8"/>
-              <w:bottom w:val="single" w:sz="4" w:color="D6DED8"/>
-              <w:right w:val="single" w:sz="4" w:color="D6DED8"/>
-              <w:insideH w:val="single" w:sz="4" w:color="D6DED8"/>
-              <w:insideV w:val="single" w:sz="4" w:color="D6DED8"/>
-            </w:tcBorders>
-            <w:vAlign w:val="center"/>
-          </w:tcPr>
-          <w:p>
-            <w:r>
-              <w:rPr>
-                <w:rFonts w:ascii="Aptos" w:hAnsi="Aptos"/>
-                <w:color w:val="1D2924"/>
-                <w:sz w:val="16"/>
-              </w:rPr>
-              <w:t>Case studies</w:t>
-            </w:r>
-          </w:p>
-        </w:tc>
-        <w:tc>
-          <w:tcPr>
-            <w:tcW w:type="dxa" w:w="5100"/>
-            <w:shd w:fill="F2F5F2"/>
-            <w:tcBorders>
-              <w:top w:val="single" w:sz="4" w:color="D6DED8"/>
-              <w:left w:val="single" w:sz="4" w:color="D6DED8"/>
-              <w:bottom w:val="single" w:sz="4" w:color="D6DED8"/>
-              <w:right w:val="single" w:sz="4" w:color="D6DED8"/>
-              <w:insideH w:val="single" w:sz="4" w:color="D6DED8"/>
-              <w:insideV w:val="single" w:sz="4" w:color="D6DED8"/>
-            </w:tcBorders>
-            <w:vAlign w:val="center"/>
-          </w:tcPr>
-          <w:p>
-            <w:r>
-              <w:rPr>
-                <w:rFonts w:ascii="Aptos" w:hAnsi="Aptos"/>
-                <w:color w:val="1D2924"/>
-                <w:sz w:val="16"/>
-              </w:rPr>
-              <w:t>public/case-studies.html</w:t>
-            </w:r>
-          </w:p>
-        </w:tc>
-      </w:tr>
-      <w:tr>
-        <w:trPr>
-          <w:cantSplit/>
-        </w:trPr>
-        <w:tc>
-          <w:tcPr>
-            <w:tcW w:type="dxa" w:w="5100"/>
-            <w:shd w:fill="FFFFFF"/>
-            <w:tcBorders>
-              <w:top w:val="single" w:sz="4" w:color="D6DED8"/>
-              <w:left w:val="single" w:sz="4" w:color="D6DED8"/>
-              <w:bottom w:val="single" w:sz="4" w:color="D6DED8"/>
-              <w:right w:val="single" w:sz="4" w:color="D6DED8"/>
-              <w:insideH w:val="single" w:sz="4" w:color="D6DED8"/>
-              <w:insideV w:val="single" w:sz="4" w:color="D6DED8"/>
-            </w:tcBorders>
-            <w:vAlign w:val="center"/>
-          </w:tcPr>
-          <w:p>
-            <w:r>
-              <w:rPr>
-                <w:rFonts w:ascii="Aptos" w:hAnsi="Aptos"/>
-                <w:color w:val="1D2924"/>
-                <w:sz w:val="16"/>
-              </w:rPr>
-              <w:t>Styles</w:t>
-            </w:r>
-          </w:p>
-        </w:tc>
-        <w:tc>
-          <w:tcPr>
-            <w:tcW w:type="dxa" w:w="5100"/>
-            <w:shd w:fill="FFFFFF"/>
-            <w:tcBorders>
-              <w:top w:val="single" w:sz="4" w:color="D6DED8"/>
-              <w:left w:val="single" w:sz="4" w:color="D6DED8"/>
-              <w:bottom w:val="single" w:sz="4" w:color="D6DED8"/>
-              <w:right w:val="single" w:sz="4" w:color="D6DED8"/>
-              <w:insideH w:val="single" w:sz="4" w:color="D6DED8"/>
-              <w:insideV w:val="single" w:sz="4" w:color="D6DED8"/>
-            </w:tcBorders>
-            <w:vAlign w:val="center"/>
-          </w:tcPr>
-          <w:p>
-            <w:r>
-              <w:rPr>
-                <w:rFonts w:ascii="Aptos" w:hAnsi="Aptos"/>
-                <w:color w:val="1D2924"/>
-                <w:sz w:val="16"/>
-              </w:rPr>
-              <w:t>src/index.css, src/academic.css, src/editorial-growth.css</w:t>
-            </w:r>
-          </w:p>
-        </w:tc>
-      </w:tr>
-      <w:tr>
-        <w:trPr>
-          <w:cantSplit/>
-        </w:trPr>
-        <w:tc>
-          <w:tcPr>
-            <w:tcW w:type="dxa" w:w="5100"/>
-            <w:shd w:fill="F2F5F2"/>
-            <w:tcBorders>
-              <w:top w:val="single" w:sz="4" w:color="D6DED8"/>
-              <w:left w:val="single" w:sz="4" w:color="D6DED8"/>
-              <w:bottom w:val="single" w:sz="4" w:color="D6DED8"/>
-              <w:right w:val="single" w:sz="4" w:color="D6DED8"/>
-              <w:insideH w:val="single" w:sz="4" w:color="D6DED8"/>
-              <w:insideV w:val="single" w:sz="4" w:color="D6DED8"/>
-            </w:tcBorders>
-            <w:vAlign w:val="center"/>
-          </w:tcPr>
-          <w:p>
-            <w:r>
-              <w:rPr>
-                <w:rFonts w:ascii="Aptos" w:hAnsi="Aptos"/>
-                <w:color w:val="1D2924"/>
-                <w:sz w:val="16"/>
-              </w:rPr>
-              <w:t>Deployment</w:t>
-            </w:r>
-          </w:p>
-        </w:tc>
-        <w:tc>
-          <w:tcPr>
-            <w:tcW w:type="dxa" w:w="5100"/>
-            <w:shd w:fill="F2F5F2"/>
-            <w:tcBorders>
-              <w:top w:val="single" w:sz="4" w:color="D6DED8"/>
-              <w:left w:val="single" w:sz="4" w:color="D6DED8"/>
-              <w:bottom w:val="single" w:sz="4" w:color="D6DED8"/>
-              <w:right w:val="single" w:sz="4" w:color="D6DED8"/>
-              <w:insideH w:val="single" w:sz="4" w:color="D6DED8"/>
-              <w:insideV w:val="single" w:sz="4" w:color="D6DED8"/>
-            </w:tcBorders>
-            <w:vAlign w:val="center"/>
-          </w:tcPr>
-          <w:p>
-            <w:r>
-              <w:rPr>
-                <w:rFonts w:ascii="Aptos" w:hAnsi="Aptos"/>
-                <w:color w:val="1D2924"/>
-                <w:sz w:val="16"/>
-              </w:rPr>
-              <w:t>GitHub Actions: .github/workflows/deploy.yml</w:t>
-            </w:r>
-          </w:p>
-        </w:tc>
-      </w:tr>
-      <w:tr>
-        <w:trPr>
-          <w:cantSplit/>
-        </w:trPr>
-        <w:tc>
-          <w:tcPr>
-            <w:tcW w:type="dxa" w:w="5100"/>
-            <w:shd w:fill="FFFFFF"/>
-            <w:tcBorders>
-              <w:top w:val="single" w:sz="4" w:color="D6DED8"/>
-              <w:left w:val="single" w:sz="4" w:color="D6DED8"/>
-              <w:bottom w:val="single" w:sz="4" w:color="D6DED8"/>
-              <w:right w:val="single" w:sz="4" w:color="D6DED8"/>
-              <w:insideH w:val="single" w:sz="4" w:color="D6DED8"/>
-              <w:insideV w:val="single" w:sz="4" w:color="D6DED8"/>
-            </w:tcBorders>
-            <w:vAlign w:val="center"/>
-          </w:tcPr>
-          <w:p>
-            <w:r>
-              <w:rPr>
-                <w:rFonts w:ascii="Aptos" w:hAnsi="Aptos"/>
-                <w:color w:val="1D2924"/>
-                <w:sz w:val="16"/>
-              </w:rPr>
-              <w:t>Source branch</w:t>
-            </w:r>
-          </w:p>
-        </w:tc>
-        <w:tc>
-          <w:tcPr>
-            <w:tcW w:type="dxa" w:w="5100"/>
-            <w:shd w:fill="FFFFFF"/>
-            <w:tcBorders>
-              <w:top w:val="single" w:sz="4" w:color="D6DED8"/>
-              <w:left w:val="single" w:sz="4" w:color="D6DED8"/>
-              <w:bottom w:val="single" w:sz="4" w:color="D6DED8"/>
-              <w:right w:val="single" w:sz="4" w:color="D6DED8"/>
-              <w:insideH w:val="single" w:sz="4" w:color="D6DED8"/>
-              <w:insideV w:val="single" w:sz="4" w:color="D6DED8"/>
-            </w:tcBorders>
-            <w:vAlign w:val="center"/>
-          </w:tcPr>
-          <w:p>
-            <w:r>
-              <w:rPr>
-                <w:rFonts w:ascii="Aptos" w:hAnsi="Aptos"/>
-                <w:color w:val="1D2924"/>
-                <w:sz w:val="16"/>
-              </w:rPr>
-              <w:t>main</w:t>
-            </w:r>
-          </w:p>
-        </w:tc>
-      </w:tr>
-      <w:tr>
-        <w:trPr>
-          <w:cantSplit/>
-        </w:trPr>
-        <w:tc>
-          <w:tcPr>
-            <w:tcW w:type="dxa" w:w="5100"/>
-            <w:shd w:fill="F2F5F2"/>
-            <w:tcBorders>
-              <w:top w:val="single" w:sz="4" w:color="D6DED8"/>
-              <w:left w:val="single" w:sz="4" w:color="D6DED8"/>
-              <w:bottom w:val="single" w:sz="4" w:color="D6DED8"/>
-              <w:right w:val="single" w:sz="4" w:color="D6DED8"/>
-              <w:insideH w:val="single" w:sz="4" w:color="D6DED8"/>
-              <w:insideV w:val="single" w:sz="4" w:color="D6DED8"/>
-            </w:tcBorders>
-            <w:vAlign w:val="center"/>
-          </w:tcPr>
-          <w:p>
-            <w:r>
-              <w:rPr>
-                <w:rFonts w:ascii="Aptos" w:hAnsi="Aptos"/>
-                <w:color w:val="1D2924"/>
-                <w:sz w:val="16"/>
-              </w:rPr>
-              <w:t>Live address</w:t>
-            </w:r>
-          </w:p>
-        </w:tc>
-        <w:tc>
-          <w:tcPr>
-            <w:tcW w:type="dxa" w:w="5100"/>
-            <w:shd w:fill="F2F5F2"/>
-            <w:tcBorders>
-              <w:top w:val="single" w:sz="4" w:color="D6DED8"/>
-              <w:left w:val="single" w:sz="4" w:color="D6DED8"/>
-              <w:bottom w:val="single" w:sz="4" w:color="D6DED8"/>
-              <w:right w:val="single" w:sz="4" w:color="D6DED8"/>
-              <w:insideH w:val="single" w:sz="4" w:color="D6DED8"/>
-              <w:insideV w:val="single" w:sz="4" w:color="D6DED8"/>
-            </w:tcBorders>
-            <w:vAlign w:val="center"/>
-          </w:tcPr>
-          <w:p>
-            <w:r>
-              <w:rPr>
-                <w:rFonts w:ascii="Aptos" w:hAnsi="Aptos"/>
-                <w:color w:val="1D2924"/>
-                <w:sz w:val="16"/>
-              </w:rPr>
-              <w:t>https://edward-wonder-mordey.github.io/portfolio/</w:t>
-            </w:r>
-          </w:p>
-        </w:tc>
-      </w:tr>
-    </w:tbl>
-    <w:p/>
-    <w:p>
-      <w:pPr>
-        <w:spacing w:after="120" w:line="269" w:lineRule="auto"/>
-      </w:pPr>
-      <w:r>
-        <w:rPr>
-          <w:rFonts w:ascii="Aptos" w:hAnsi="Aptos"/>
-          <w:color w:val="1D2924"/>
-          <w:sz w:val="18"/>
-        </w:rPr>
-        <w:t>Keep a short change record in GitHub commit messages. When a major section, build step or deployment method changes, update this handbook and its generator.</w:t>
-      </w:r>
-    </w:p>
     <w:sectPr>
-      <w:footerReference w:type="default" r:id="rId9"/>
+      <w:footerReference w:type="default" r:id="rId10"/>
       <w:pgSz w:w="12240" w:h="15840"/>
-      <w:pgMar w:top="1020" w:right="1020" w:bottom="964" w:left="1020" w:header="720" w:footer="720" w:gutter="0"/>
+      <w:pgMar w:top="1037" w:right="1181" w:bottom="1037" w:left="1181" w:header="720" w:footer="720" w:gutter="0"/>
       <w:cols w:space="720"/>
-      <w:titlePg/>
       <w:docGrid w:linePitch="360"/>
     </w:sectPr>
   </w:body>
@@ -4807,15 +2241,14 @@
   <w:p>
     <w:pPr>
       <w:pStyle w:val="Footer"/>
-      <w:jc w:val="right"/>
+      <w:jc w:val="center"/>
     </w:pPr>
     <w:r>
       <w:rPr>
-        <w:rFonts w:ascii="Aptos" w:hAnsi="Aptos"/>
-        <w:color w:val="637168"/>
+        <w:color w:val="5E6874"/>
         <w:sz w:val="16"/>
       </w:rPr>
-      <w:t>Edward Wonder Mordey  |  Portfolio Website Owner’s Handbook</w:t>
+      <w:t>Edward Wonder Mordey Portfolio  |  Owner’s Handbook  |  Version 1.1</w:t>
     </w:r>
   </w:p>
 </w:ftr>
@@ -5186,8 +2619,8 @@
     <w:rsid w:val="00FC693F"/>
     <w:rPr>
       <w:rFonts w:ascii="Aptos" w:hAnsi="Aptos"/>
-      <w:color w:val="1D2924"/>
-      <w:sz w:val="18"/>
+      <w:color w:val="142335"/>
+      <w:sz w:val="20"/>
     </w:rPr>
   </w:style>
   <w:style w:type="paragraph" w:styleId="Header">
@@ -5245,16 +2678,15 @@
     <w:pPr>
       <w:keepNext/>
       <w:keepLines/>
-      <w:pageBreakBefore/>
-      <w:spacing w:before="480" w:after="0"/>
+      <w:spacing w:before="180" w:after="140"/>
       <w:outlineLvl w:val="0"/>
     </w:pPr>
     <w:rPr>
       <w:rFonts w:asciiTheme="majorHAnsi" w:eastAsiaTheme="majorEastAsia" w:hAnsiTheme="majorHAnsi" w:cstheme="majorBidi" w:ascii="Aptos Display" w:hAnsi="Aptos Display"/>
       <w:b/>
       <w:bCs/>
-      <w:color w:val="000000"/>
-      <w:sz w:val="36"/>
+      <w:color w:val="142335"/>
+      <w:sz w:val="40"/>
       <w:szCs w:val="28"/>
     </w:rPr>
   </w:style>
@@ -5270,15 +2702,15 @@
     <w:pPr>
       <w:keepNext/>
       <w:keepLines/>
-      <w:spacing w:before="200" w:after="0"/>
+      <w:spacing w:before="180" w:after="80"/>
       <w:outlineLvl w:val="1"/>
     </w:pPr>
     <w:rPr>
       <w:rFonts w:asciiTheme="majorHAnsi" w:eastAsiaTheme="majorEastAsia" w:hAnsiTheme="majorHAnsi" w:cstheme="majorBidi" w:ascii="Aptos Display" w:hAnsi="Aptos Display"/>
       <w:b/>
       <w:bCs/>
-      <w:color w:val="000000"/>
-      <w:sz w:val="24"/>
+      <w:color w:val="D89934"/>
+      <w:sz w:val="28"/>
       <w:szCs w:val="26"/>
     </w:rPr>
   </w:style>
@@ -5298,11 +2730,11 @@
       <w:outlineLvl w:val="2"/>
     </w:pPr>
     <w:rPr>
-      <w:rFonts w:asciiTheme="majorHAnsi" w:eastAsiaTheme="majorEastAsia" w:hAnsiTheme="majorHAnsi" w:cstheme="majorBidi" w:ascii="Aptos Display" w:hAnsi="Aptos Display"/>
+      <w:rFonts w:asciiTheme="majorHAnsi" w:eastAsiaTheme="majorEastAsia" w:hAnsiTheme="majorHAnsi" w:cstheme="majorBidi" w:ascii="Aptos" w:hAnsi="Aptos"/>
       <w:b/>
       <w:bCs/>
-      <w:color w:val="000000"/>
-      <w:sz w:val="20"/>
+      <w:color w:val="142335"/>
+      <w:sz w:val="22"/>
     </w:rPr>
   </w:style>
   <w:style w:type="paragraph" w:styleId="Heading4">
@@ -5533,13 +2965,16 @@
     <w:qFormat/>
     <w:rsid w:val="00FC693F"/>
     <w:pPr>
-      <w:spacing w:after="300" w:line="240" w:lineRule="auto"/>
+      <w:pBdr>
+        <w:bottom w:val="single" w:sz="8" w:space="4" w:color="4F81BD" w:themeColor="accent1"/>
+      </w:pBdr>
+      <w:spacing w:after="120" w:line="240" w:lineRule="auto"/>
       <w:contextualSpacing/>
     </w:pPr>
     <w:rPr>
       <w:rFonts w:asciiTheme="majorHAnsi" w:eastAsiaTheme="majorEastAsia" w:hAnsiTheme="majorHAnsi" w:cstheme="majorBidi" w:ascii="Aptos Display" w:hAnsi="Aptos Display"/>
       <w:b/>
-      <w:color w:val="000000"/>
+      <w:color w:val="142335"/>
       <w:spacing w:val="5"/>
       <w:kern w:val="28"/>
       <w:sz w:val="58"/>
